--- a/lessons/1-2/downloads/1-2-notes.docx
+++ b/lessons/1-2/downloads/1-2-notes.docx
@@ -349,6 +349,232 @@
           <w:szCs w:val="19"/>
         </w:rPr>
         <w:t xml:space="preserve">12 = 2 × 2 × 3 and 18 = 2 × 3 × 3. Shared primes: 2 × 3 = 6 = GCF</w:t>
+      </w:r>
+    </w:p>
+    <w:p>
+      <w:pPr>
+        <w:pStyle w:val="Heading2"/>
+        <w:pBdr>
+          <w:left w:val="single" w:color="1FA6A2" w:sz="18" w:space="8"/>
+        </w:pBdr>
+        <w:spacing w:after="100" w:before="200"/>
+      </w:pPr>
+      <w:r>
+        <w:rPr>
+          <w:b/>
+          <w:bCs/>
+          <w:color w:val="1FA6A2"/>
+          <w:sz w:val="26"/>
+          <w:szCs w:val="26"/>
+        </w:rPr>
+        <w:t xml:space="preserve">Turn &amp; Talk — Discussion Points  (Level 1 support · Level 2)</w:t>
+      </w:r>
+    </w:p>
+    <w:p>
+      <w:pPr>
+        <w:spacing w:after="60"/>
+      </w:pPr>
+      <w:r>
+        <w:rPr>
+          <w:i/>
+          <w:iCs/>
+          <w:color w:val="5F6F80"/>
+          <w:sz w:val="19"/>
+          <w:szCs w:val="19"/>
+        </w:rPr>
+        <w:t xml:space="preserve">Talk with a partner. Use the Level 1 stems if you need help getting started; try the Level 2 question when you are ready for more.</w:t>
+      </w:r>
+    </w:p>
+    <w:p>
+      <w:pPr>
+        <w:spacing w:after="60"/>
+      </w:pPr>
+      <w:r>
+        <w:rPr>
+          <w:b/>
+          <w:bCs/>
+          <w:color w:val="12355B"/>
+          <w:sz w:val="21"/>
+          <w:szCs w:val="21"/>
+        </w:rPr>
+        <w:t xml:space="preserve">1. [Explore] </w:t>
+      </w:r>
+      <w:r>
+        <w:rPr>
+          <w:b/>
+          <w:bCs/>
+          <w:sz w:val="21"/>
+          <w:szCs w:val="21"/>
+        </w:rPr>
+        <w:t xml:space="preserve">How did you find the factors that two numbers share?</w:t>
+      </w:r>
+    </w:p>
+    <w:p>
+      <w:pPr>
+        <w:spacing w:after="60"/>
+      </w:pPr>
+      <w:r>
+        <w:rPr>
+          <w:sz w:val="21"/>
+          <w:szCs w:val="21"/>
+        </w:rPr>
+        <w:t xml:space="preserve">The common factors are ___.</w:t>
+      </w:r>
+      <w:r>
+        <w:rPr>
+          <w:i/>
+          <w:iCs/>
+          <w:color w:val="5F6F80"/>
+          <w:sz w:val="19"/>
+          <w:szCs w:val="19"/>
+        </w:rPr>
+        <w:br/>
+        <w:t xml:space="preserve">
+Los factores comunes son ___.</w:t>
+      </w:r>
+    </w:p>
+    <w:p>
+      <w:pPr>
+        <w:spacing w:after="60"/>
+      </w:pPr>
+      <w:r>
+        <w:rPr>
+          <w:sz w:val="21"/>
+          <w:szCs w:val="21"/>
+        </w:rPr>
+        <w:t xml:space="preserve">The greatest common factor is ___ because ___.</w:t>
+      </w:r>
+      <w:r>
+        <w:rPr>
+          <w:i/>
+          <w:iCs/>
+          <w:color w:val="5F6F80"/>
+          <w:sz w:val="19"/>
+          <w:szCs w:val="19"/>
+        </w:rPr>
+        <w:br/>
+        <w:t xml:space="preserve">
+El máximo común divisor es ___ porque ___.</w:t>
+      </w:r>
+    </w:p>
+    <w:p>
+      <w:pPr>
+        <w:spacing w:after="60"/>
+      </w:pPr>
+      <w:r>
+        <w:rPr>
+          <w:sz w:val="21"/>
+          <w:szCs w:val="21"/>
+        </w:rPr>
+        <w:t xml:space="preserve">I would use the GCF to ___.</w:t>
+      </w:r>
+      <w:r>
+        <w:rPr>
+          <w:i/>
+          <w:iCs/>
+          <w:color w:val="5F6F80"/>
+          <w:sz w:val="19"/>
+          <w:szCs w:val="19"/>
+        </w:rPr>
+        <w:br/>
+        <w:t xml:space="preserve">
+Usaría el MCD para ___.</w:t>
+      </w:r>
+    </w:p>
+    <w:p>
+      <w:pPr>
+        <w:spacing w:after="60"/>
+      </w:pPr>
+      <w:r>
+        <w:rPr>
+          <w:b/>
+          <w:bCs/>
+          <w:color w:val="12355B"/>
+          <w:sz w:val="21"/>
+          <w:szCs w:val="21"/>
+        </w:rPr>
+        <w:t xml:space="preserve">2. [Connect] </w:t>
+      </w:r>
+      <w:r>
+        <w:rPr>
+          <w:b/>
+          <w:bCs/>
+          <w:sz w:val="21"/>
+          <w:szCs w:val="21"/>
+        </w:rPr>
+        <w:t xml:space="preserve">When would finding the greatest common factor help you in real life?</w:t>
+      </w:r>
+    </w:p>
+    <w:p>
+      <w:pPr>
+        <w:spacing w:after="60"/>
+      </w:pPr>
+      <w:r>
+        <w:rPr>
+          <w:sz w:val="21"/>
+          <w:szCs w:val="21"/>
+        </w:rPr>
+        <w:t xml:space="preserve">The common factors are ___.</w:t>
+      </w:r>
+      <w:r>
+        <w:rPr>
+          <w:i/>
+          <w:iCs/>
+          <w:color w:val="5F6F80"/>
+          <w:sz w:val="19"/>
+          <w:szCs w:val="19"/>
+        </w:rPr>
+        <w:br/>
+        <w:t xml:space="preserve">
+Los factores comunes son ___.</w:t>
+      </w:r>
+    </w:p>
+    <w:p>
+      <w:pPr>
+        <w:spacing w:after="60"/>
+      </w:pPr>
+      <w:r>
+        <w:rPr>
+          <w:sz w:val="21"/>
+          <w:szCs w:val="21"/>
+        </w:rPr>
+        <w:t xml:space="preserve">The greatest common factor is ___ because ___.</w:t>
+      </w:r>
+      <w:r>
+        <w:rPr>
+          <w:i/>
+          <w:iCs/>
+          <w:color w:val="5F6F80"/>
+          <w:sz w:val="19"/>
+          <w:szCs w:val="19"/>
+        </w:rPr>
+        <w:br/>
+        <w:t xml:space="preserve">
+El máximo común divisor es ___ porque ___.</w:t>
+      </w:r>
+    </w:p>
+    <w:p>
+      <w:pPr>
+        <w:spacing w:after="60"/>
+      </w:pPr>
+      <w:r>
+        <w:rPr>
+          <w:sz w:val="21"/>
+          <w:szCs w:val="21"/>
+        </w:rPr>
+        <w:t xml:space="preserve">I would use the GCF to ___.</w:t>
+      </w:r>
+      <w:r>
+        <w:rPr>
+          <w:i/>
+          <w:iCs/>
+          <w:color w:val="5F6F80"/>
+          <w:sz w:val="19"/>
+          <w:szCs w:val="19"/>
+        </w:rPr>
+        <w:br/>
+        <w:t xml:space="preserve">
+Usaría el MCD para ___.</w:t>
       </w:r>
     </w:p>
     <w:p>

--- a/lessons/1-2/downloads/1-2-notes.docx
+++ b/lessons/1-2/downloads/1-2-notes.docx
@@ -397,16 +397,228 @@
           <w:sz w:val="21"/>
           <w:szCs w:val="21"/>
         </w:rPr>
-        <w:t xml:space="preserve">1. [Explore] </w:t>
-      </w:r>
-      <w:r>
-        <w:rPr>
-          <w:b/>
-          <w:bCs/>
-          <w:sz w:val="21"/>
-          <w:szCs w:val="21"/>
-        </w:rPr>
-        <w:t xml:space="preserve">How did you find the factors that two numbers share?</w:t>
+        <w:t xml:space="preserve">1. [Launch] </w:t>
+      </w:r>
+      <w:r>
+        <w:rPr>
+          <w:b/>
+          <w:bCs/>
+          <w:sz w:val="21"/>
+          <w:szCs w:val="21"/>
+        </w:rPr>
+        <w:t xml:space="preserve">Mission Control must split 24 food packs and 36 water containers into equal crew pods, with each pod getting the same of each. Why won't the answer just be 24 or 36?</w:t>
+      </w:r>
+    </w:p>
+    <w:p>
+      <w:pPr>
+        <w:spacing w:after="60"/>
+      </w:pPr>
+      <w:r>
+        <w:rPr>
+          <w:b/>
+          <w:bCs/>
+          <w:color w:val="1FA6A2"/>
+          <w:sz w:val="20"/>
+          <w:szCs w:val="20"/>
+        </w:rPr>
+        <w:t xml:space="preserve">Level 1 — Start here: </w:t>
+      </w:r>
+      <w:r>
+        <w:rPr>
+          <w:sz w:val="20"/>
+          <w:szCs w:val="20"/>
+        </w:rPr>
+        <w:t xml:space="preserve">The number of pods must divide BOTH 24 and 36 evenly.</w:t>
+      </w:r>
+    </w:p>
+    <w:p>
+      <w:pPr>
+        <w:spacing w:after="60"/>
+      </w:pPr>
+      <w:r>
+        <w:rPr>
+          <w:sz w:val="21"/>
+          <w:szCs w:val="21"/>
+        </w:rPr>
+        <w:t xml:space="preserve">The number of pods must be a factor of both ___ and ___.</w:t>
+      </w:r>
+      <w:r>
+        <w:rPr>
+          <w:i/>
+          <w:iCs/>
+          <w:color w:val="5F6F80"/>
+          <w:sz w:val="19"/>
+          <w:szCs w:val="19"/>
+        </w:rPr>
+        <w:br/>
+        <w:t xml:space="preserve">
+El número de cápsulas debe ser un factor de ___ y de ___.</w:t>
+      </w:r>
+    </w:p>
+    <w:p>
+      <w:pPr>
+        <w:spacing w:after="60"/>
+      </w:pPr>
+      <w:r>
+        <w:rPr>
+          <w:sz w:val="21"/>
+          <w:szCs w:val="21"/>
+        </w:rPr>
+        <w:t xml:space="preserve">It cannot be 36 because ___.</w:t>
+      </w:r>
+      <w:r>
+        <w:rPr>
+          <w:i/>
+          <w:iCs/>
+          <w:color w:val="5F6F80"/>
+          <w:sz w:val="19"/>
+          <w:szCs w:val="19"/>
+        </w:rPr>
+        <w:br/>
+        <w:t xml:space="preserve">
+No puede ser 36 porque ___.</w:t>
+      </w:r>
+    </w:p>
+    <w:p>
+      <w:pPr>
+        <w:spacing w:after="60"/>
+      </w:pPr>
+      <w:r>
+        <w:rPr>
+          <w:b/>
+          <w:bCs/>
+          <w:color w:val="12355B"/>
+          <w:sz w:val="20"/>
+          <w:szCs w:val="20"/>
+        </w:rPr>
+        <w:t xml:space="preserve">Word bank: </w:t>
+      </w:r>
+      <w:r>
+        <w:rPr>
+          <w:color w:val="1FA6A2"/>
+          <w:sz w:val="20"/>
+          <w:szCs w:val="20"/>
+        </w:rPr>
+        <w:t xml:space="preserve">factor, common factor, divisible, greatest common factor, equal groups</w:t>
+      </w:r>
+    </w:p>
+    <w:p>
+      <w:pPr>
+        <w:spacing w:after="60"/>
+      </w:pPr>
+      <w:r>
+        <w:rPr>
+          <w:b/>
+          <w:bCs/>
+          <w:color w:val="12355B"/>
+          <w:sz w:val="19"/>
+          <w:szCs w:val="19"/>
+        </w:rPr>
+        <w:t xml:space="preserve">Listen for: </w:t>
+      </w:r>
+      <w:r>
+        <w:rPr>
+          <w:i/>
+          <w:iCs/>
+          <w:color w:val="5F6F80"/>
+          <w:sz w:val="19"/>
+          <w:szCs w:val="19"/>
+        </w:rPr>
+        <w:t xml:space="preserve">Students see the number of pods has to be a common factor of 24 and 36, so it must divide both with nothing left over, ruling out numbers that only divide one of them.</w:t>
+      </w:r>
+    </w:p>
+    <w:p>
+      <w:pPr>
+        <w:spacing w:after="60"/>
+      </w:pPr>
+      <w:r>
+        <w:rPr>
+          <w:b/>
+          <w:bCs/>
+          <w:color w:val="9A6B12"/>
+          <w:sz w:val="20"/>
+          <w:szCs w:val="20"/>
+        </w:rPr>
+        <w:t xml:space="preserve">Level 2: </w:t>
+      </w:r>
+      <w:r>
+        <w:rPr>
+          <w:sz w:val="20"/>
+          <w:szCs w:val="20"/>
+        </w:rPr>
+        <w:t xml:space="preserve">If Mission Control added one more food pack (25 packs and 36 containers), how would that change the greatest number of equal pods? Justify your reasoning.</w:t>
+      </w:r>
+    </w:p>
+    <w:p>
+      <w:pPr>
+        <w:spacing w:after="60"/>
+        <w:ind w:left="360"/>
+      </w:pPr>
+      <w:r>
+        <w:rPr>
+          <w:sz w:val="20"/>
+          <w:szCs w:val="20"/>
+        </w:rPr>
+        <w:t xml:space="preserve">• With 25 and 36 the GCF becomes ___ because ___.</w:t>
+      </w:r>
+    </w:p>
+    <w:p>
+      <w:pPr>
+        <w:spacing w:after="60"/>
+        <w:ind w:left="360"/>
+      </w:pPr>
+      <w:r>
+        <w:rPr>
+          <w:sz w:val="20"/>
+          <w:szCs w:val="20"/>
+        </w:rPr>
+        <w:t xml:space="preserve">• Changing one number changes the shared factors, so ___.</w:t>
+      </w:r>
+    </w:p>
+    <w:p>
+      <w:pPr>
+        <w:spacing w:after="60"/>
+      </w:pPr>
+      <w:r>
+        <w:rPr>
+          <w:b/>
+          <w:bCs/>
+          <w:color w:val="12355B"/>
+          <w:sz w:val="21"/>
+          <w:szCs w:val="21"/>
+        </w:rPr>
+        <w:t xml:space="preserve">2. [Explore] </w:t>
+      </w:r>
+      <w:r>
+        <w:rPr>
+          <w:b/>
+          <w:bCs/>
+          <w:sz w:val="21"/>
+          <w:szCs w:val="21"/>
+        </w:rPr>
+        <w:t xml:space="preserve">How did you find the factors that 24 and 36 share, and how did you decide which one is the GCF?</w:t>
+      </w:r>
+    </w:p>
+    <w:p>
+      <w:pPr>
+        <w:spacing w:after="60"/>
+      </w:pPr>
+      <w:r>
+        <w:rPr>
+          <w:b/>
+          <w:bCs/>
+          <w:color w:val="1FA6A2"/>
+          <w:sz w:val="20"/>
+          <w:szCs w:val="20"/>
+        </w:rPr>
+        <w:t xml:space="preserve">Level 1 — Start here: </w:t>
+      </w:r>
+      <w:r>
+        <w:rPr>
+          <w:sz w:val="20"/>
+          <w:szCs w:val="20"/>
+        </w:rPr>
+        <w:t xml:space="preserve">The GCF is the largest factor that appears in both lists.</w:t>
       </w:r>
     </w:p>
     <w:p>
@@ -463,10 +675,152 @@
       </w:pPr>
       <w:r>
         <w:rPr>
-          <w:sz w:val="21"/>
-          <w:szCs w:val="21"/>
-        </w:rPr>
-        <w:t xml:space="preserve">I would use the GCF to ___.</w:t>
+          <w:b/>
+          <w:bCs/>
+          <w:color w:val="12355B"/>
+          <w:sz w:val="20"/>
+          <w:szCs w:val="20"/>
+        </w:rPr>
+        <w:t xml:space="preserve">Word bank: </w:t>
+      </w:r>
+      <w:r>
+        <w:rPr>
+          <w:color w:val="1FA6A2"/>
+          <w:sz w:val="20"/>
+          <w:szCs w:val="20"/>
+        </w:rPr>
+        <w:t xml:space="preserve">factor, common factor, greatest common factor, divisible, prime factorization</w:t>
+      </w:r>
+    </w:p>
+    <w:p>
+      <w:pPr>
+        <w:spacing w:after="60"/>
+      </w:pPr>
+      <w:r>
+        <w:rPr>
+          <w:b/>
+          <w:bCs/>
+          <w:color w:val="12355B"/>
+          <w:sz w:val="19"/>
+          <w:szCs w:val="19"/>
+        </w:rPr>
+        <w:t xml:space="preserve">Listen for: </w:t>
+      </w:r>
+      <w:r>
+        <w:rPr>
+          <w:i/>
+          <w:iCs/>
+          <w:color w:val="5F6F80"/>
+          <w:sz w:val="19"/>
+          <w:szCs w:val="19"/>
+        </w:rPr>
+        <w:t xml:space="preserve">Students list common factors 1, 2, 3, 4, 6, 12 of 24 and 36 and identify 12 as the GCF because it is the largest factor shared by both.</w:t>
+      </w:r>
+    </w:p>
+    <w:p>
+      <w:pPr>
+        <w:spacing w:after="60"/>
+      </w:pPr>
+      <w:r>
+        <w:rPr>
+          <w:b/>
+          <w:bCs/>
+          <w:color w:val="9A6B12"/>
+          <w:sz w:val="20"/>
+          <w:szCs w:val="20"/>
+        </w:rPr>
+        <w:t xml:space="preserve">Level 2: </w:t>
+      </w:r>
+      <w:r>
+        <w:rPr>
+          <w:sz w:val="20"/>
+          <w:szCs w:val="20"/>
+        </w:rPr>
+        <w:t xml:space="preserve">Could you find the GCF of 24 and 36 with prime factorization instead of listing factors? Show how the shared primes give 12.</w:t>
+      </w:r>
+    </w:p>
+    <w:p>
+      <w:pPr>
+        <w:spacing w:after="60"/>
+        <w:ind w:left="360"/>
+      </w:pPr>
+      <w:r>
+        <w:rPr>
+          <w:sz w:val="20"/>
+          <w:szCs w:val="20"/>
+        </w:rPr>
+        <w:t xml:space="preserve">• Using primes, 24 = ___ and 36 = ___, so the shared primes are ___.</w:t>
+      </w:r>
+    </w:p>
+    <w:p>
+      <w:pPr>
+        <w:spacing w:after="60"/>
+        <w:ind w:left="360"/>
+      </w:pPr>
+      <w:r>
+        <w:rPr>
+          <w:sz w:val="20"/>
+          <w:szCs w:val="20"/>
+        </w:rPr>
+        <w:t xml:space="preserve">• Multiplying the shared primes gives ___, which matches the GCF because ___.</w:t>
+      </w:r>
+    </w:p>
+    <w:p>
+      <w:pPr>
+        <w:spacing w:after="60"/>
+      </w:pPr>
+      <w:r>
+        <w:rPr>
+          <w:b/>
+          <w:bCs/>
+          <w:color w:val="12355B"/>
+          <w:sz w:val="21"/>
+          <w:szCs w:val="21"/>
+        </w:rPr>
+        <w:t xml:space="preserve">3. [Connect] </w:t>
+      </w:r>
+      <w:r>
+        <w:rPr>
+          <w:b/>
+          <w:bCs/>
+          <w:sz w:val="21"/>
+          <w:szCs w:val="21"/>
+        </w:rPr>
+        <w:t xml:space="preserve">The baker has 48 cookies and 32 brownies and wants identical boxes with none left over. How does the GCF tell her the most boxes she can make?</w:t>
+      </w:r>
+    </w:p>
+    <w:p>
+      <w:pPr>
+        <w:spacing w:after="60"/>
+      </w:pPr>
+      <w:r>
+        <w:rPr>
+          <w:b/>
+          <w:bCs/>
+          <w:color w:val="1FA6A2"/>
+          <w:sz w:val="20"/>
+          <w:szCs w:val="20"/>
+        </w:rPr>
+        <w:t xml:space="preserve">Level 1 — Start here: </w:t>
+      </w:r>
+      <w:r>
+        <w:rPr>
+          <w:sz w:val="20"/>
+          <w:szCs w:val="20"/>
+        </w:rPr>
+        <w:t xml:space="preserve">The GCF of 48 and 32 is the greatest number of equal boxes.</w:t>
+      </w:r>
+    </w:p>
+    <w:p>
+      <w:pPr>
+        <w:spacing w:after="60"/>
+      </w:pPr>
+      <w:r>
+        <w:rPr>
+          <w:sz w:val="21"/>
+          <w:szCs w:val="21"/>
+        </w:rPr>
+        <w:t xml:space="preserve">The baker can make ___ boxes because the GCF of 48 and 32 is ___.</w:t>
       </w:r>
       <w:r>
         <w:rPr>
@@ -478,43 +832,19 @@
         </w:rPr>
         <w:br/>
         <w:t xml:space="preserve">
-Usaría el MCD para ___.</w:t>
-      </w:r>
-    </w:p>
-    <w:p>
-      <w:pPr>
-        <w:spacing w:after="60"/>
-      </w:pPr>
-      <w:r>
-        <w:rPr>
-          <w:b/>
-          <w:bCs/>
-          <w:color w:val="12355B"/>
-          <w:sz w:val="21"/>
-          <w:szCs w:val="21"/>
-        </w:rPr>
-        <w:t xml:space="preserve">2. [Connect] </w:t>
-      </w:r>
-      <w:r>
-        <w:rPr>
-          <w:b/>
-          <w:bCs/>
-          <w:sz w:val="21"/>
-          <w:szCs w:val="21"/>
-        </w:rPr>
-        <w:t xml:space="preserve">When would finding the greatest common factor help you in real life?</w:t>
-      </w:r>
-    </w:p>
-    <w:p>
-      <w:pPr>
-        <w:spacing w:after="60"/>
-      </w:pPr>
-      <w:r>
-        <w:rPr>
-          <w:sz w:val="21"/>
-          <w:szCs w:val="21"/>
-        </w:rPr>
-        <w:t xml:space="preserve">The common factors are ___.</w:t>
+La panadera puede hacer ___ cajas porque el MCD de 48 y 32 es ___.</w:t>
+      </w:r>
+    </w:p>
+    <w:p>
+      <w:pPr>
+        <w:spacing w:after="60"/>
+      </w:pPr>
+      <w:r>
+        <w:rPr>
+          <w:sz w:val="21"/>
+          <w:szCs w:val="21"/>
+        </w:rPr>
+        <w:t xml:space="preserve">Each box gets ___ cookies and ___ brownies.</w:t>
       </w:r>
       <w:r>
         <w:rPr>
@@ -526,19 +856,161 @@
         </w:rPr>
         <w:br/>
         <w:t xml:space="preserve">
-Los factores comunes son ___.</w:t>
-      </w:r>
-    </w:p>
-    <w:p>
-      <w:pPr>
-        <w:spacing w:after="60"/>
-      </w:pPr>
-      <w:r>
-        <w:rPr>
-          <w:sz w:val="21"/>
-          <w:szCs w:val="21"/>
-        </w:rPr>
-        <w:t xml:space="preserve">The greatest common factor is ___ because ___.</w:t>
+Cada caja recibe ___ galletas y ___ brownies.</w:t>
+      </w:r>
+    </w:p>
+    <w:p>
+      <w:pPr>
+        <w:spacing w:after="60"/>
+      </w:pPr>
+      <w:r>
+        <w:rPr>
+          <w:b/>
+          <w:bCs/>
+          <w:color w:val="12355B"/>
+          <w:sz w:val="20"/>
+          <w:szCs w:val="20"/>
+        </w:rPr>
+        <w:t xml:space="preserve">Word bank: </w:t>
+      </w:r>
+      <w:r>
+        <w:rPr>
+          <w:color w:val="1FA6A2"/>
+          <w:sz w:val="20"/>
+          <w:szCs w:val="20"/>
+        </w:rPr>
+        <w:t xml:space="preserve">greatest common factor, factor, divide, equal, remainder</w:t>
+      </w:r>
+    </w:p>
+    <w:p>
+      <w:pPr>
+        <w:spacing w:after="60"/>
+      </w:pPr>
+      <w:r>
+        <w:rPr>
+          <w:b/>
+          <w:bCs/>
+          <w:color w:val="12355B"/>
+          <w:sz w:val="19"/>
+          <w:szCs w:val="19"/>
+        </w:rPr>
+        <w:t xml:space="preserve">Listen for: </w:t>
+      </w:r>
+      <w:r>
+        <w:rPr>
+          <w:i/>
+          <w:iCs/>
+          <w:color w:val="5F6F80"/>
+          <w:sz w:val="19"/>
+          <w:szCs w:val="19"/>
+        </w:rPr>
+        <w:t xml:space="preserve">Students compute GCF(48, 32) = 16, so 16 boxes, each with 3 cookies and 2 brownies, and explain why a bigger number would leave items over.</w:t>
+      </w:r>
+    </w:p>
+    <w:p>
+      <w:pPr>
+        <w:spacing w:after="60"/>
+      </w:pPr>
+      <w:r>
+        <w:rPr>
+          <w:b/>
+          <w:bCs/>
+          <w:color w:val="9A6B12"/>
+          <w:sz w:val="20"/>
+          <w:szCs w:val="20"/>
+        </w:rPr>
+        <w:t xml:space="preserve">Level 2: </w:t>
+      </w:r>
+      <w:r>
+        <w:rPr>
+          <w:sz w:val="20"/>
+          <w:szCs w:val="20"/>
+        </w:rPr>
+        <w:t xml:space="preserve">Why does the baker use the GREATEST common factor instead of just any common factor like 8? What changes if she picks a smaller one?</w:t>
+      </w:r>
+    </w:p>
+    <w:p>
+      <w:pPr>
+        <w:spacing w:after="60"/>
+        <w:ind w:left="360"/>
+      </w:pPr>
+      <w:r>
+        <w:rPr>
+          <w:sz w:val="20"/>
+          <w:szCs w:val="20"/>
+        </w:rPr>
+        <w:t xml:space="preserve">• She uses the greatest common factor because ___.</w:t>
+      </w:r>
+    </w:p>
+    <w:p>
+      <w:pPr>
+        <w:spacing w:after="60"/>
+        <w:ind w:left="360"/>
+      </w:pPr>
+      <w:r>
+        <w:rPr>
+          <w:sz w:val="20"/>
+          <w:szCs w:val="20"/>
+        </w:rPr>
+        <w:t xml:space="preserve">• If she used 8 instead, she would make ___ boxes, but ___.</w:t>
+      </w:r>
+    </w:p>
+    <w:p>
+      <w:pPr>
+        <w:spacing w:after="60"/>
+      </w:pPr>
+      <w:r>
+        <w:rPr>
+          <w:b/>
+          <w:bCs/>
+          <w:color w:val="12355B"/>
+          <w:sz w:val="21"/>
+          <w:szCs w:val="21"/>
+        </w:rPr>
+        <w:t xml:space="preserve">4. [Reflect] </w:t>
+      </w:r>
+      <w:r>
+        <w:rPr>
+          <w:b/>
+          <w:bCs/>
+          <w:sz w:val="21"/>
+          <w:szCs w:val="21"/>
+        </w:rPr>
+        <w:t xml:space="preserve">How is the greatest common factor different from the least common multiple, and how can you tell which one a problem needs?</w:t>
+      </w:r>
+    </w:p>
+    <w:p>
+      <w:pPr>
+        <w:spacing w:after="60"/>
+      </w:pPr>
+      <w:r>
+        <w:rPr>
+          <w:b/>
+          <w:bCs/>
+          <w:color w:val="1FA6A2"/>
+          <w:sz w:val="20"/>
+          <w:szCs w:val="20"/>
+        </w:rPr>
+        <w:t xml:space="preserve">Level 1 — Start here: </w:t>
+      </w:r>
+      <w:r>
+        <w:rPr>
+          <w:sz w:val="20"/>
+          <w:szCs w:val="20"/>
+        </w:rPr>
+        <w:t xml:space="preserve">GCF splits things into equal groups; it is the largest shared factor.</w:t>
+      </w:r>
+    </w:p>
+    <w:p>
+      <w:pPr>
+        <w:spacing w:after="60"/>
+      </w:pPr>
+      <w:r>
+        <w:rPr>
+          <w:sz w:val="21"/>
+          <w:szCs w:val="21"/>
+        </w:rPr>
+        <w:t xml:space="preserve">The GCF is the largest number that ___, but the LCM is the smallest number that ___.</w:t>
       </w:r>
       <w:r>
         <w:rPr>
@@ -550,19 +1022,19 @@
         </w:rPr>
         <w:br/>
         <w:t xml:space="preserve">
-El máximo común divisor es ___ porque ___.</w:t>
-      </w:r>
-    </w:p>
-    <w:p>
-      <w:pPr>
-        <w:spacing w:after="60"/>
-      </w:pPr>
-      <w:r>
-        <w:rPr>
-          <w:sz w:val="21"/>
-          <w:szCs w:val="21"/>
-        </w:rPr>
-        <w:t xml:space="preserve">I would use the GCF to ___.</w:t>
+El MCD es el número más grande que ___, pero el mcm es el número más pequeño que ___.</w:t>
+      </w:r>
+    </w:p>
+    <w:p>
+      <w:pPr>
+        <w:spacing w:after="60"/>
+      </w:pPr>
+      <w:r>
+        <w:rPr>
+          <w:sz w:val="21"/>
+          <w:szCs w:val="21"/>
+        </w:rPr>
+        <w:t xml:space="preserve">A problem needs the GCF when ___.</w:t>
       </w:r>
       <w:r>
         <w:rPr>
@@ -574,7 +1046,103 @@
         </w:rPr>
         <w:br/>
         <w:t xml:space="preserve">
-Usaría el MCD para ___.</w:t>
+Un problema necesita el MCD cuando ___.</w:t>
+      </w:r>
+    </w:p>
+    <w:p>
+      <w:pPr>
+        <w:spacing w:after="60"/>
+      </w:pPr>
+      <w:r>
+        <w:rPr>
+          <w:b/>
+          <w:bCs/>
+          <w:color w:val="12355B"/>
+          <w:sz w:val="20"/>
+          <w:szCs w:val="20"/>
+        </w:rPr>
+        <w:t xml:space="preserve">Word bank: </w:t>
+      </w:r>
+      <w:r>
+        <w:rPr>
+          <w:color w:val="1FA6A2"/>
+          <w:sz w:val="20"/>
+          <w:szCs w:val="20"/>
+        </w:rPr>
+        <w:t xml:space="preserve">greatest common factor, common factor, divisible, factor, equal groups</w:t>
+      </w:r>
+    </w:p>
+    <w:p>
+      <w:pPr>
+        <w:spacing w:after="60"/>
+      </w:pPr>
+      <w:r>
+        <w:rPr>
+          <w:b/>
+          <w:bCs/>
+          <w:color w:val="12355B"/>
+          <w:sz w:val="19"/>
+          <w:szCs w:val="19"/>
+        </w:rPr>
+        <w:t xml:space="preserve">Listen for: </w:t>
+      </w:r>
+      <w:r>
+        <w:rPr>
+          <w:i/>
+          <w:iCs/>
+          <w:color w:val="5F6F80"/>
+          <w:sz w:val="19"/>
+          <w:szCs w:val="19"/>
+        </w:rPr>
+        <w:t xml:space="preserve">Students contrast GCF (largest factor that divides both, used to split into equal groups) with LCM (smallest shared multiple) and connect GCF to making equal groups with nothing left over.</w:t>
+      </w:r>
+    </w:p>
+    <w:p>
+      <w:pPr>
+        <w:spacing w:after="60"/>
+      </w:pPr>
+      <w:r>
+        <w:rPr>
+          <w:b/>
+          <w:bCs/>
+          <w:color w:val="9A6B12"/>
+          <w:sz w:val="20"/>
+          <w:szCs w:val="20"/>
+        </w:rPr>
+        <w:t xml:space="preserve">Level 2: </w:t>
+      </w:r>
+      <w:r>
+        <w:rPr>
+          <w:sz w:val="20"/>
+          <w:szCs w:val="20"/>
+        </w:rPr>
+        <w:t xml:space="preserve">Two numbers are relatively prime (GCF = 1). What does that tell you about splitting them into equal groups? Give an example.</w:t>
+      </w:r>
+    </w:p>
+    <w:p>
+      <w:pPr>
+        <w:spacing w:after="60"/>
+        <w:ind w:left="360"/>
+      </w:pPr>
+      <w:r>
+        <w:rPr>
+          <w:sz w:val="20"/>
+          <w:szCs w:val="20"/>
+        </w:rPr>
+        <w:t xml:space="preserve">• If the GCF is 1, then the only equal grouping is ___ because ___.</w:t>
+      </w:r>
+    </w:p>
+    <w:p>
+      <w:pPr>
+        <w:spacing w:after="60"/>
+        <w:ind w:left="360"/>
+      </w:pPr>
+      <w:r>
+        <w:rPr>
+          <w:sz w:val="20"/>
+          <w:szCs w:val="20"/>
+        </w:rPr>
+        <w:t xml:space="preserve">• An example is ___ and ___, which can only be split into ___.</w:t>
       </w:r>
     </w:p>
     <w:p>
@@ -1161,6 +1729,54 @@
           <w:sz w:val="21"/>
           <w:szCs w:val="21"/>
         </w:rPr>
+        <w:t xml:space="preserve">The number of pods must be a factor of both ___ and ___.</w:t>
+      </w:r>
+      <w:r>
+        <w:rPr>
+          <w:i/>
+          <w:iCs/>
+          <w:color w:val="5F6F80"/>
+          <w:sz w:val="19"/>
+          <w:szCs w:val="19"/>
+        </w:rPr>
+        <w:br/>
+        <w:t xml:space="preserve">
+El número de cápsulas debe ser un factor de ___ y de ___.</w:t>
+      </w:r>
+    </w:p>
+    <w:p>
+      <w:pPr>
+        <w:spacing w:after="60"/>
+      </w:pPr>
+      <w:r>
+        <w:rPr>
+          <w:sz w:val="21"/>
+          <w:szCs w:val="21"/>
+        </w:rPr>
+        <w:t xml:space="preserve">It cannot be 36 because ___.</w:t>
+      </w:r>
+      <w:r>
+        <w:rPr>
+          <w:i/>
+          <w:iCs/>
+          <w:color w:val="5F6F80"/>
+          <w:sz w:val="19"/>
+          <w:szCs w:val="19"/>
+        </w:rPr>
+        <w:br/>
+        <w:t xml:space="preserve">
+No puede ser 36 porque ___.</w:t>
+      </w:r>
+    </w:p>
+    <w:p>
+      <w:pPr>
+        <w:spacing w:after="60"/>
+      </w:pPr>
+      <w:r>
+        <w:rPr>
+          <w:sz w:val="21"/>
+          <w:szCs w:val="21"/>
+        </w:rPr>
         <w:t xml:space="preserve">The common factors are ___.</w:t>
       </w:r>
       <w:r>
@@ -1174,54 +1790,6 @@
         <w:br/>
         <w:t xml:space="preserve">
 Los factores comunes son ___.</w:t>
-      </w:r>
-    </w:p>
-    <w:p>
-      <w:pPr>
-        <w:spacing w:after="60"/>
-      </w:pPr>
-      <w:r>
-        <w:rPr>
-          <w:sz w:val="21"/>
-          <w:szCs w:val="21"/>
-        </w:rPr>
-        <w:t xml:space="preserve">The greatest common factor is ___ because ___.</w:t>
-      </w:r>
-      <w:r>
-        <w:rPr>
-          <w:i/>
-          <w:iCs/>
-          <w:color w:val="5F6F80"/>
-          <w:sz w:val="19"/>
-          <w:szCs w:val="19"/>
-        </w:rPr>
-        <w:br/>
-        <w:t xml:space="preserve">
-El máximo común divisor es ___ porque ___.</w:t>
-      </w:r>
-    </w:p>
-    <w:p>
-      <w:pPr>
-        <w:spacing w:after="60"/>
-      </w:pPr>
-      <w:r>
-        <w:rPr>
-          <w:sz w:val="21"/>
-          <w:szCs w:val="21"/>
-        </w:rPr>
-        <w:t xml:space="preserve">I would use the GCF to ___.</w:t>
-      </w:r>
-      <w:r>
-        <w:rPr>
-          <w:i/>
-          <w:iCs/>
-          <w:color w:val="5F6F80"/>
-          <w:sz w:val="19"/>
-          <w:szCs w:val="19"/>
-        </w:rPr>
-        <w:br/>
-        <w:t xml:space="preserve">
-Usaría el MCD para ___.</w:t>
       </w:r>
     </w:p>
     <w:p>

--- a/lessons/1-2/downloads/1-2-notes.docx
+++ b/lessons/1-2/downloads/1-2-notes.docx
@@ -437,6 +437,43 @@
       </w:pPr>
       <w:r>
         <w:rPr>
+          <w:b/>
+          <w:bCs/>
+          <w:color w:val="1FA6A2"/>
+          <w:sz w:val="20"/>
+          <w:szCs w:val="20"/>
+        </w:rPr>
+        <w:t xml:space="preserve">Hint (optional): </w:t>
+      </w:r>
+      <w:r>
+        <w:rPr>
+          <w:sz w:val="20"/>
+          <w:szCs w:val="20"/>
+        </w:rPr>
+        <w:t xml:space="preserve">Try starting with the word "factor" or "common factor". Re-read the question and underline what it is asking you to compare or find. Use one number or word from the problem as your evidence.</w:t>
+      </w:r>
+    </w:p>
+    <w:p>
+      <w:pPr>
+        <w:spacing w:after="60"/>
+      </w:pPr>
+      <w:r>
+        <w:rPr>
+          <w:b/>
+          <w:bCs/>
+          <w:color w:val="12355B"/>
+          <w:sz w:val="19"/>
+          <w:szCs w:val="19"/>
+        </w:rPr>
+        <w:t xml:space="preserve">Sentence starters (optional)</w:t>
+      </w:r>
+    </w:p>
+    <w:p>
+      <w:pPr>
+        <w:spacing w:after="60"/>
+      </w:pPr>
+      <w:r>
+        <w:rPr>
           <w:sz w:val="21"/>
           <w:szCs w:val="21"/>
         </w:rPr>
@@ -627,6 +664,43 @@
       </w:pPr>
       <w:r>
         <w:rPr>
+          <w:b/>
+          <w:bCs/>
+          <w:color w:val="1FA6A2"/>
+          <w:sz w:val="20"/>
+          <w:szCs w:val="20"/>
+        </w:rPr>
+        <w:t xml:space="preserve">Hint (optional): </w:t>
+      </w:r>
+      <w:r>
+        <w:rPr>
+          <w:sz w:val="20"/>
+          <w:szCs w:val="20"/>
+        </w:rPr>
+        <w:t xml:space="preserve">Try starting with the word "factor" or "common factor". Re-read the question and underline what it is asking you to compare or find. Use one number or word from the problem as your evidence.</w:t>
+      </w:r>
+    </w:p>
+    <w:p>
+      <w:pPr>
+        <w:spacing w:after="60"/>
+      </w:pPr>
+      <w:r>
+        <w:rPr>
+          <w:b/>
+          <w:bCs/>
+          <w:color w:val="12355B"/>
+          <w:sz w:val="19"/>
+          <w:szCs w:val="19"/>
+        </w:rPr>
+        <w:t xml:space="preserve">Sentence starters (optional)</w:t>
+      </w:r>
+    </w:p>
+    <w:p>
+      <w:pPr>
+        <w:spacing w:after="60"/>
+      </w:pPr>
+      <w:r>
+        <w:rPr>
           <w:sz w:val="21"/>
           <w:szCs w:val="21"/>
         </w:rPr>
@@ -817,6 +891,43 @@
       </w:pPr>
       <w:r>
         <w:rPr>
+          <w:b/>
+          <w:bCs/>
+          <w:color w:val="1FA6A2"/>
+          <w:sz w:val="20"/>
+          <w:szCs w:val="20"/>
+        </w:rPr>
+        <w:t xml:space="preserve">Hint (optional): </w:t>
+      </w:r>
+      <w:r>
+        <w:rPr>
+          <w:sz w:val="20"/>
+          <w:szCs w:val="20"/>
+        </w:rPr>
+        <w:t xml:space="preserve">Try starting with the word "greatest common factor" or "factor". Re-read the question and underline what it is asking you to compare or find. Use one number or word from the problem as your evidence.</w:t>
+      </w:r>
+    </w:p>
+    <w:p>
+      <w:pPr>
+        <w:spacing w:after="60"/>
+      </w:pPr>
+      <w:r>
+        <w:rPr>
+          <w:b/>
+          <w:bCs/>
+          <w:color w:val="12355B"/>
+          <w:sz w:val="19"/>
+          <w:szCs w:val="19"/>
+        </w:rPr>
+        <w:t xml:space="preserve">Sentence starters (optional)</w:t>
+      </w:r>
+    </w:p>
+    <w:p>
+      <w:pPr>
+        <w:spacing w:after="60"/>
+      </w:pPr>
+      <w:r>
+        <w:rPr>
           <w:sz w:val="21"/>
           <w:szCs w:val="21"/>
         </w:rPr>
@@ -999,6 +1110,43 @@
           <w:szCs w:val="20"/>
         </w:rPr>
         <w:t xml:space="preserve">GCF splits things into equal groups; it is the largest shared factor.</w:t>
+      </w:r>
+    </w:p>
+    <w:p>
+      <w:pPr>
+        <w:spacing w:after="60"/>
+      </w:pPr>
+      <w:r>
+        <w:rPr>
+          <w:b/>
+          <w:bCs/>
+          <w:color w:val="1FA6A2"/>
+          <w:sz w:val="20"/>
+          <w:szCs w:val="20"/>
+        </w:rPr>
+        <w:t xml:space="preserve">Hint (optional): </w:t>
+      </w:r>
+      <w:r>
+        <w:rPr>
+          <w:sz w:val="20"/>
+          <w:szCs w:val="20"/>
+        </w:rPr>
+        <w:t xml:space="preserve">Try starting with the word "greatest common factor" or "common factor". Re-read the question and underline what it is asking you to compare or find. Use one number or word from the problem as your evidence.</w:t>
+      </w:r>
+    </w:p>
+    <w:p>
+      <w:pPr>
+        <w:spacing w:after="60"/>
+      </w:pPr>
+      <w:r>
+        <w:rPr>
+          <w:b/>
+          <w:bCs/>
+          <w:color w:val="12355B"/>
+          <w:sz w:val="19"/>
+          <w:szCs w:val="19"/>
+        </w:rPr>
+        <w:t xml:space="preserve">Sentence starters (optional)</w:t>
       </w:r>
     </w:p>
     <w:p>

--- a/lessons/1-2/downloads/1-2-notes.docx
+++ b/lessons/1-2/downloads/1-2-notes.docx
@@ -97,6 +97,69 @@
       </w:pPr>
       <w:r>
         <w:rPr>
+          <w:i/>
+          <w:iCs/>
+          <w:color w:val="5F6F80"/>
+          <w:sz w:val="19"/>
+          <w:szCs w:val="19"/>
+        </w:rPr>
+        <w:t xml:space="preserve">Picture first, then the word, then a plain-language meaning.</w:t>
+      </w:r>
+    </w:p>
+    <w:p>
+      <w:pPr>
+        <w:keepNext/>
+        <w:spacing w:after="20" w:before="120"/>
+        <w:jc w:val="center"/>
+      </w:pPr>
+      <w:r>
+        <w:drawing>
+          <wp:inline distT="0" distB="0" distL="0" distR="0">
+            <wp:extent cx="1238250" cy="933450"/>
+            <wp:effectExtent t="0" r="0" b="0" l="0"/>
+            <wp:docPr id="1" name="" descr="" title=""/>
+            <wp:cNvGraphicFramePr>
+              <a:graphicFrameLocks xmlns:a="http://schemas.openxmlformats.org/drawingml/2006/main" noChangeAspect="1"/>
+            </wp:cNvGraphicFramePr>
+            <a:graphic xmlns:a="http://schemas.openxmlformats.org/drawingml/2006/main">
+              <a:graphicData uri="http://schemas.openxmlformats.org/drawingml/2006/picture">
+                <pic:pic xmlns:pic="http://schemas.openxmlformats.org/drawingml/2006/picture">
+                  <pic:nvPicPr>
+                    <pic:cNvPr id="0" name="" descr=""/>
+                    <pic:cNvPicPr>
+                      <a:picLocks noChangeAspect="1" noChangeArrowheads="1"/>
+                    </pic:cNvPicPr>
+                  </pic:nvPicPr>
+                  <pic:blipFill>
+                    <a:blip r:embed="rId9" cstate="none"/>
+                    <a:srcRect/>
+                    <a:stretch>
+                      <a:fillRect/>
+                    </a:stretch>
+                  </pic:blipFill>
+                  <pic:spPr bwMode="auto">
+                    <a:xfrm>
+                      <a:off x="0" y="0"/>
+                      <a:ext cx="1238250" cy="933450"/>
+                    </a:xfrm>
+                    <a:prstGeom prst="rect">
+                      <a:avLst/>
+                    </a:prstGeom>
+                  </pic:spPr>
+                </pic:pic>
+              </a:graphicData>
+            </a:graphic>
+          </wp:inline>
+        </w:drawing>
+      </w:r>
+    </w:p>
+    <w:p>
+      <w:pPr>
+        <w:keepNext/>
+        <w:spacing w:after="20"/>
+      </w:pPr>
+      <w:r>
+        <w:rPr>
           <w:b/>
           <w:bCs/>
           <w:color w:val="12355B"/>
@@ -118,7 +181,7 @@
     </w:p>
     <w:p>
       <w:pPr>
-        <w:spacing w:after="60"/>
+        <w:spacing w:after="160"/>
       </w:pPr>
       <w:r>
         <w:rPr>
@@ -130,22 +193,55 @@
     </w:p>
     <w:p>
       <w:pPr>
-        <w:spacing w:after="60"/>
-      </w:pPr>
-      <w:r>
-        <w:rPr>
-          <w:i/>
-          <w:iCs/>
-          <w:color w:val="5F6F80"/>
-          <w:sz w:val="19"/>
-          <w:szCs w:val="19"/>
-        </w:rPr>
-        <w:t xml:space="preserve">Factors of 12: 1, 2, 3, 4, 6, 12 — each divides 12 with no remainder</w:t>
-      </w:r>
-    </w:p>
-    <w:p>
-      <w:pPr>
-        <w:spacing w:after="60"/>
+        <w:keepNext/>
+        <w:spacing w:after="20" w:before="120"/>
+        <w:jc w:val="center"/>
+      </w:pPr>
+      <w:r>
+        <w:drawing>
+          <wp:inline distT="0" distB="0" distL="0" distR="0">
+            <wp:extent cx="1238250" cy="933450"/>
+            <wp:effectExtent t="0" r="0" b="0" l="0"/>
+            <wp:docPr id="1" name="" descr="" title=""/>
+            <wp:cNvGraphicFramePr>
+              <a:graphicFrameLocks xmlns:a="http://schemas.openxmlformats.org/drawingml/2006/main" noChangeAspect="1"/>
+            </wp:cNvGraphicFramePr>
+            <a:graphic xmlns:a="http://schemas.openxmlformats.org/drawingml/2006/main">
+              <a:graphicData uri="http://schemas.openxmlformats.org/drawingml/2006/picture">
+                <pic:pic xmlns:pic="http://schemas.openxmlformats.org/drawingml/2006/picture">
+                  <pic:nvPicPr>
+                    <pic:cNvPr id="0" name="" descr=""/>
+                    <pic:cNvPicPr>
+                      <a:picLocks noChangeAspect="1" noChangeArrowheads="1"/>
+                    </pic:cNvPicPr>
+                  </pic:nvPicPr>
+                  <pic:blipFill>
+                    <a:blip r:embed="rId9" cstate="none"/>
+                    <a:srcRect/>
+                    <a:stretch>
+                      <a:fillRect/>
+                    </a:stretch>
+                  </pic:blipFill>
+                  <pic:spPr bwMode="auto">
+                    <a:xfrm>
+                      <a:off x="0" y="0"/>
+                      <a:ext cx="1238250" cy="933450"/>
+                    </a:xfrm>
+                    <a:prstGeom prst="rect">
+                      <a:avLst/>
+                    </a:prstGeom>
+                  </pic:spPr>
+                </pic:pic>
+              </a:graphicData>
+            </a:graphic>
+          </wp:inline>
+        </w:drawing>
+      </w:r>
+    </w:p>
+    <w:p>
+      <w:pPr>
+        <w:keepNext/>
+        <w:spacing w:after="20"/>
       </w:pPr>
       <w:r>
         <w:rPr>
@@ -170,7 +266,7 @@
     </w:p>
     <w:p>
       <w:pPr>
-        <w:spacing w:after="60"/>
+        <w:spacing w:after="160"/>
       </w:pPr>
       <w:r>
         <w:rPr>
@@ -182,22 +278,55 @@
     </w:p>
     <w:p>
       <w:pPr>
-        <w:spacing w:after="60"/>
-      </w:pPr>
-      <w:r>
-        <w:rPr>
-          <w:i/>
-          <w:iCs/>
-          <w:color w:val="5F6F80"/>
-          <w:sz w:val="19"/>
-          <w:szCs w:val="19"/>
-        </w:rPr>
-        <w:t xml:space="preserve">Factors of 12: {1, 2, 3, 4, 6, 12}. Factors of 18: {1, 2, 3, 6, 9, 18}. Shared: 1, 2, 3, 6. GCF = 6</w:t>
-      </w:r>
-    </w:p>
-    <w:p>
-      <w:pPr>
-        <w:spacing w:after="60"/>
+        <w:keepNext/>
+        <w:spacing w:after="20" w:before="120"/>
+        <w:jc w:val="center"/>
+      </w:pPr>
+      <w:r>
+        <w:drawing>
+          <wp:inline distT="0" distB="0" distL="0" distR="0">
+            <wp:extent cx="1238250" cy="933450"/>
+            <wp:effectExtent t="0" r="0" b="0" l="0"/>
+            <wp:docPr id="1" name="" descr="" title=""/>
+            <wp:cNvGraphicFramePr>
+              <a:graphicFrameLocks xmlns:a="http://schemas.openxmlformats.org/drawingml/2006/main" noChangeAspect="1"/>
+            </wp:cNvGraphicFramePr>
+            <a:graphic xmlns:a="http://schemas.openxmlformats.org/drawingml/2006/main">
+              <a:graphicData uri="http://schemas.openxmlformats.org/drawingml/2006/picture">
+                <pic:pic xmlns:pic="http://schemas.openxmlformats.org/drawingml/2006/picture">
+                  <pic:nvPicPr>
+                    <pic:cNvPr id="0" name="" descr=""/>
+                    <pic:cNvPicPr>
+                      <a:picLocks noChangeAspect="1" noChangeArrowheads="1"/>
+                    </pic:cNvPicPr>
+                  </pic:nvPicPr>
+                  <pic:blipFill>
+                    <a:blip r:embed="rId9" cstate="none"/>
+                    <a:srcRect/>
+                    <a:stretch>
+                      <a:fillRect/>
+                    </a:stretch>
+                  </pic:blipFill>
+                  <pic:spPr bwMode="auto">
+                    <a:xfrm>
+                      <a:off x="0" y="0"/>
+                      <a:ext cx="1238250" cy="933450"/>
+                    </a:xfrm>
+                    <a:prstGeom prst="rect">
+                      <a:avLst/>
+                    </a:prstGeom>
+                  </pic:spPr>
+                </pic:pic>
+              </a:graphicData>
+            </a:graphic>
+          </wp:inline>
+        </w:drawing>
+      </w:r>
+    </w:p>
+    <w:p>
+      <w:pPr>
+        <w:keepNext/>
+        <w:spacing w:after="20"/>
       </w:pPr>
       <w:r>
         <w:rPr>
@@ -222,7 +351,7 @@
     </w:p>
     <w:p>
       <w:pPr>
-        <w:spacing w:after="60"/>
+        <w:spacing w:after="160"/>
       </w:pPr>
       <w:r>
         <w:rPr>
@@ -234,22 +363,55 @@
     </w:p>
     <w:p>
       <w:pPr>
-        <w:spacing w:after="60"/>
-      </w:pPr>
-      <w:r>
-        <w:rPr>
-          <w:i/>
-          <w:iCs/>
-          <w:color w:val="5F6F80"/>
-          <w:sz w:val="19"/>
-          <w:szCs w:val="19"/>
-        </w:rPr>
-        <w:t xml:space="preserve">8 and 12 both divide evenly by 1, 2, and 4 — those are their common factors</w:t>
-      </w:r>
-    </w:p>
-    <w:p>
-      <w:pPr>
-        <w:spacing w:after="60"/>
+        <w:keepNext/>
+        <w:spacing w:after="20" w:before="120"/>
+        <w:jc w:val="center"/>
+      </w:pPr>
+      <w:r>
+        <w:drawing>
+          <wp:inline distT="0" distB="0" distL="0" distR="0">
+            <wp:extent cx="1238250" cy="933450"/>
+            <wp:effectExtent t="0" r="0" b="0" l="0"/>
+            <wp:docPr id="1" name="" descr="" title=""/>
+            <wp:cNvGraphicFramePr>
+              <a:graphicFrameLocks xmlns:a="http://schemas.openxmlformats.org/drawingml/2006/main" noChangeAspect="1"/>
+            </wp:cNvGraphicFramePr>
+            <a:graphic xmlns:a="http://schemas.openxmlformats.org/drawingml/2006/main">
+              <a:graphicData uri="http://schemas.openxmlformats.org/drawingml/2006/picture">
+                <pic:pic xmlns:pic="http://schemas.openxmlformats.org/drawingml/2006/picture">
+                  <pic:nvPicPr>
+                    <pic:cNvPr id="0" name="" descr=""/>
+                    <pic:cNvPicPr>
+                      <a:picLocks noChangeAspect="1" noChangeArrowheads="1"/>
+                    </pic:cNvPicPr>
+                  </pic:nvPicPr>
+                  <pic:blipFill>
+                    <a:blip r:embed="rId10" cstate="none"/>
+                    <a:srcRect/>
+                    <a:stretch>
+                      <a:fillRect/>
+                    </a:stretch>
+                  </pic:blipFill>
+                  <pic:spPr bwMode="auto">
+                    <a:xfrm>
+                      <a:off x="0" y="0"/>
+                      <a:ext cx="1238250" cy="933450"/>
+                    </a:xfrm>
+                    <a:prstGeom prst="rect">
+                      <a:avLst/>
+                    </a:prstGeom>
+                  </pic:spPr>
+                </pic:pic>
+              </a:graphicData>
+            </a:graphic>
+          </wp:inline>
+        </w:drawing>
+      </w:r>
+    </w:p>
+    <w:p>
+      <w:pPr>
+        <w:keepNext/>
+        <w:spacing w:after="20"/>
       </w:pPr>
       <w:r>
         <w:rPr>
@@ -274,7 +436,7 @@
     </w:p>
     <w:p>
       <w:pPr>
-        <w:spacing w:after="60"/>
+        <w:spacing w:after="160"/>
       </w:pPr>
       <w:r>
         <w:rPr>
@@ -286,22 +448,55 @@
     </w:p>
     <w:p>
       <w:pPr>
-        <w:spacing w:after="60"/>
-      </w:pPr>
-      <w:r>
-        <w:rPr>
-          <w:i/>
-          <w:iCs/>
-          <w:color w:val="5F6F80"/>
-          <w:sz w:val="19"/>
-          <w:szCs w:val="19"/>
-        </w:rPr>
-        <w:t xml:space="preserve">15 ÷ 3 = 5 with no remainder, so 15 is divisible by 3</w:t>
-      </w:r>
-    </w:p>
-    <w:p>
-      <w:pPr>
-        <w:spacing w:after="60"/>
+        <w:keepNext/>
+        <w:spacing w:after="20" w:before="120"/>
+        <w:jc w:val="center"/>
+      </w:pPr>
+      <w:r>
+        <w:drawing>
+          <wp:inline distT="0" distB="0" distL="0" distR="0">
+            <wp:extent cx="1238250" cy="933450"/>
+            <wp:effectExtent t="0" r="0" b="0" l="0"/>
+            <wp:docPr id="1" name="" descr="" title=""/>
+            <wp:cNvGraphicFramePr>
+              <a:graphicFrameLocks xmlns:a="http://schemas.openxmlformats.org/drawingml/2006/main" noChangeAspect="1"/>
+            </wp:cNvGraphicFramePr>
+            <a:graphic xmlns:a="http://schemas.openxmlformats.org/drawingml/2006/main">
+              <a:graphicData uri="http://schemas.openxmlformats.org/drawingml/2006/picture">
+                <pic:pic xmlns:pic="http://schemas.openxmlformats.org/drawingml/2006/picture">
+                  <pic:nvPicPr>
+                    <pic:cNvPr id="0" name="" descr=""/>
+                    <pic:cNvPicPr>
+                      <a:picLocks noChangeAspect="1" noChangeArrowheads="1"/>
+                    </pic:cNvPicPr>
+                  </pic:nvPicPr>
+                  <pic:blipFill>
+                    <a:blip r:embed="rId9" cstate="none"/>
+                    <a:srcRect/>
+                    <a:stretch>
+                      <a:fillRect/>
+                    </a:stretch>
+                  </pic:blipFill>
+                  <pic:spPr bwMode="auto">
+                    <a:xfrm>
+                      <a:off x="0" y="0"/>
+                      <a:ext cx="1238250" cy="933450"/>
+                    </a:xfrm>
+                    <a:prstGeom prst="rect">
+                      <a:avLst/>
+                    </a:prstGeom>
+                  </pic:spPr>
+                </pic:pic>
+              </a:graphicData>
+            </a:graphic>
+          </wp:inline>
+        </w:drawing>
+      </w:r>
+    </w:p>
+    <w:p>
+      <w:pPr>
+        <w:keepNext/>
+        <w:spacing w:after="20"/>
       </w:pPr>
       <w:r>
         <w:rPr>
@@ -326,7 +521,7 @@
     </w:p>
     <w:p>
       <w:pPr>
-        <w:spacing w:after="60"/>
+        <w:spacing w:after="160"/>
       </w:pPr>
       <w:r>
         <w:rPr>
@@ -334,21 +529,6 @@
           <w:szCs w:val="21"/>
         </w:rPr>
         <w:t xml:space="preserve">Writing a number as prime numbers multiplied together. It helps you find the GCF.</w:t>
-      </w:r>
-    </w:p>
-    <w:p>
-      <w:pPr>
-        <w:spacing w:after="60"/>
-      </w:pPr>
-      <w:r>
-        <w:rPr>
-          <w:i/>
-          <w:iCs/>
-          <w:color w:val="5F6F80"/>
-          <w:sz w:val="19"/>
-          <w:szCs w:val="19"/>
-        </w:rPr>
-        <w:t xml:space="preserve">12 = 2 × 2 × 3 and 18 = 2 × 3 × 3. Shared primes: 2 × 3 = 6 = GCF</w:t>
       </w:r>
     </w:p>
     <w:p>

--- a/lessons/1-2/downloads/1-2-notes.docx
+++ b/lessons/1-2/downloads/1-2-notes.docx
@@ -1210,7 +1210,7 @@
           <w:sz w:val="24"/>
           <w:szCs w:val="24"/>
         </w:rPr>
-        <w:t xml:space="preserve">Try the Model</w:t>
+        <w:t xml:space="preserve">Solved Example</w:t>
       </w:r>
       <w:r>
         <w:rPr>
@@ -1220,90 +1220,174 @@
           <w:sz w:val="19"/>
           <w:szCs w:val="19"/>
         </w:rPr>
-        <w:t xml:space="preserve">   step through it together</w:t>
-      </w:r>
-    </w:p>
-    <w:p>
-      <w:pPr>
-        <w:spacing w:after="80"/>
-      </w:pPr>
-      <w:r>
-        <w:rPr>
-          <w:sz w:val="21"/>
-          <w:szCs w:val="21"/>
-        </w:rPr>
-        <w:t xml:space="preserve">Sort these numbers — which are factors of BOTH 24 and 36 (common factors), and which are factors of only one?</w:t>
-      </w:r>
-    </w:p>
-    <w:p>
-      <w:pPr>
+        <w:t xml:space="preserve">   I Do — watch each step</w:t>
+      </w:r>
+    </w:p>
+    <w:p>
+      <w:pPr>
+        <w:keepNext/>
         <w:spacing w:after="40"/>
       </w:pPr>
       <w:r>
-        <w:t xml:space="preserve"/>
-      </w:r>
-    </w:p>
-    <w:tbl>
-      <w:tblPr>
-        <w:tblW w:type="pct" w:w="100%"/>
-        <w:tblBorders>
-          <w:top w:val="single" w:color="C7D2DD" w:sz="6"/>
-          <w:left w:val="single" w:color="C7D2DD" w:sz="6"/>
-          <w:bottom w:val="single" w:color="C7D2DD" w:sz="6"/>
-          <w:right w:val="single" w:color="C7D2DD" w:sz="6"/>
-          <w:insideH w:val="single" w:color="auto" w:sz="4"/>
-          <w:insideV w:val="single" w:color="auto" w:sz="4"/>
-        </w:tblBorders>
-      </w:tblPr>
-      <w:tblGrid>
-        <w:gridCol w:w="100"/>
-      </w:tblGrid>
-      <w:tr>
-        <w:tc>
-          <w:tcPr>
-            <w:shd w:fill="E6F4F3" w:color="auto" w:val="clear"/>
-            <w:tcMar>
-              <w:top w:type="dxa" w:w="60"/>
-              <w:left w:type="dxa" w:w="120"/>
-              <w:bottom w:type="dxa" w:w="60"/>
-              <w:right w:type="dxa" w:w="120"/>
-            </w:tcMar>
-          </w:tcPr>
-          <w:p>
-            <w:pPr>
-              <w:spacing w:after="0" w:line="320"/>
-            </w:pPr>
-            <w:r>
-              <w:t xml:space="preserve"/>
-            </w:r>
-          </w:p>
-          <w:p>
-            <w:pPr>
-              <w:spacing w:after="0" w:line="320"/>
-            </w:pPr>
-            <w:r>
-              <w:t xml:space="preserve"/>
-            </w:r>
-          </w:p>
-          <w:p>
-            <w:pPr>
-              <w:spacing w:after="0" w:line="320"/>
-            </w:pPr>
-            <w:r>
-              <w:t xml:space="preserve"/>
-            </w:r>
-          </w:p>
-          <w:p>
-            <w:pPr>
-              <w:spacing w:after="0" w:line="320"/>
-            </w:pPr>
-            <w:r>
-              <w:t xml:space="preserve"/>
-            </w:r>
-          </w:p>
-        </w:tc>
-      </w:tr>
-    </w:tbl>
+        <w:rPr>
+          <w:b/>
+          <w:bCs/>
+          <w:color w:val="12355B"/>
+          <w:sz w:val="21"/>
+          <w:szCs w:val="21"/>
+        </w:rPr>
+        <w:t xml:space="preserve">Problem:  </w:t>
+      </w:r>
+      <w:r>
+        <w:rPr>
+          <w:sz w:val="21"/>
+          <w:szCs w:val="21"/>
+        </w:rPr>
+        <w:t xml:space="preserve">What is the GCF of 8 and 12?</w:t>
+      </w:r>
+    </w:p>
+    <w:p>
+      <w:pPr>
+        <w:spacing w:after="30"/>
+        <w:ind w:left="420"/>
+      </w:pPr>
+      <w:r>
+        <w:rPr>
+          <w:sz w:val="20"/>
+          <w:szCs w:val="20"/>
+        </w:rPr>
+        <w:t xml:space="preserve">A)  4</w:t>
+      </w:r>
+    </w:p>
+    <w:p>
+      <w:pPr>
+        <w:spacing w:after="30"/>
+        <w:ind w:left="420"/>
+      </w:pPr>
+      <w:r>
+        <w:rPr>
+          <w:sz w:val="20"/>
+          <w:szCs w:val="20"/>
+        </w:rPr>
+        <w:t xml:space="preserve">B)  2</w:t>
+      </w:r>
+    </w:p>
+    <w:p>
+      <w:pPr>
+        <w:spacing w:after="30"/>
+        <w:ind w:left="420"/>
+      </w:pPr>
+      <w:r>
+        <w:rPr>
+          <w:sz w:val="20"/>
+          <w:szCs w:val="20"/>
+        </w:rPr>
+        <w:t xml:space="preserve">C)  8</w:t>
+      </w:r>
+    </w:p>
+    <w:p>
+      <w:pPr>
+        <w:spacing w:after="30"/>
+        <w:ind w:left="420"/>
+      </w:pPr>
+      <w:r>
+        <w:rPr>
+          <w:sz w:val="20"/>
+          <w:szCs w:val="20"/>
+        </w:rPr>
+        <w:t xml:space="preserve">D)  24</w:t>
+      </w:r>
+    </w:p>
+    <w:p>
+      <w:pPr>
+        <w:spacing w:after="20" w:before="50"/>
+      </w:pPr>
+      <w:r>
+        <w:rPr>
+          <w:b/>
+          <w:bCs/>
+          <w:color w:val="1FA6A2"/>
+          <w:sz w:val="21"/>
+          <w:szCs w:val="21"/>
+        </w:rPr>
+        <w:t xml:space="preserve">Step 1:  </w:t>
+      </w:r>
+      <w:r>
+        <w:rPr>
+          <w:sz w:val="21"/>
+          <w:szCs w:val="21"/>
+        </w:rPr>
+        <w:t xml:space="preserve">Factors of 8: 1, 2, 4, 8.</w:t>
+      </w:r>
+    </w:p>
+    <w:p>
+      <w:pPr>
+        <w:spacing w:after="20" w:before="50"/>
+      </w:pPr>
+      <w:r>
+        <w:rPr>
+          <w:b/>
+          <w:bCs/>
+          <w:color w:val="1FA6A2"/>
+          <w:sz w:val="21"/>
+          <w:szCs w:val="21"/>
+        </w:rPr>
+        <w:t xml:space="preserve">Step 2:  </w:t>
+      </w:r>
+      <w:r>
+        <w:rPr>
+          <w:sz w:val="21"/>
+          <w:szCs w:val="21"/>
+        </w:rPr>
+        <w:t xml:space="preserve">Factors of 12: 1, 2, 3, 4, 6, 12.</w:t>
+      </w:r>
+    </w:p>
+    <w:p>
+      <w:pPr>
+        <w:spacing w:after="20" w:before="50"/>
+      </w:pPr>
+      <w:r>
+        <w:rPr>
+          <w:b/>
+          <w:bCs/>
+          <w:color w:val="1FA6A2"/>
+          <w:sz w:val="21"/>
+          <w:szCs w:val="21"/>
+        </w:rPr>
+        <w:t xml:space="preserve">Step 3:  </w:t>
+      </w:r>
+      <w:r>
+        <w:rPr>
+          <w:sz w:val="21"/>
+          <w:szCs w:val="21"/>
+        </w:rPr>
+        <w:t xml:space="preserve">The largest common factor is 4.</w:t>
+      </w:r>
+    </w:p>
+    <w:p>
+      <w:pPr>
+        <w:spacing w:after="40" w:before="60"/>
+      </w:pPr>
+      <w:r>
+        <w:rPr>
+          <w:b/>
+          <w:bCs/>
+          <w:color w:val="12355B"/>
+          <w:sz w:val="21"/>
+          <w:szCs w:val="21"/>
+        </w:rPr>
+        <w:t xml:space="preserve">Answer:  </w:t>
+      </w:r>
+      <w:r>
+        <w:rPr>
+          <w:b/>
+          <w:bCs/>
+          <w:sz w:val="21"/>
+          <w:szCs w:val="21"/>
+        </w:rPr>
+        <w:t xml:space="preserve">A. 4</w:t>
+      </w:r>
+    </w:p>
     <w:p>
       <w:pPr>
         <w:pStyle w:val="Heading1"/>
@@ -1348,6 +1432,197 @@
           <w:szCs w:val="19"/>
         </w:rPr>
         <w:t xml:space="preserve">   We Do — work with your class</w:t>
+      </w:r>
+    </w:p>
+    <w:p>
+      <w:pPr>
+        <w:keepNext/>
+        <w:spacing w:after="40" w:before="40"/>
+      </w:pPr>
+      <w:r>
+        <w:rPr>
+          <w:b/>
+          <w:bCs/>
+          <w:color w:val="12355B"/>
+          <w:sz w:val="21"/>
+          <w:szCs w:val="21"/>
+        </w:rPr>
+        <w:t xml:space="preserve">Problem:  </w:t>
+      </w:r>
+      <w:r>
+        <w:rPr>
+          <w:sz w:val="21"/>
+          <w:szCs w:val="21"/>
+        </w:rPr>
+        <w:t xml:space="preserve">Which pair of numbers has a GCF of 5?</w:t>
+      </w:r>
+    </w:p>
+    <w:p>
+      <w:pPr>
+        <w:spacing w:after="30"/>
+        <w:ind w:left="420"/>
+      </w:pPr>
+      <w:r>
+        <w:rPr>
+          <w:sz w:val="20"/>
+          <w:szCs w:val="20"/>
+        </w:rPr>
+        <w:t xml:space="preserve">A)  15 and 25</w:t>
+      </w:r>
+    </w:p>
+    <w:p>
+      <w:pPr>
+        <w:spacing w:after="30"/>
+        <w:ind w:left="420"/>
+      </w:pPr>
+      <w:r>
+        <w:rPr>
+          <w:sz w:val="20"/>
+          <w:szCs w:val="20"/>
+        </w:rPr>
+        <w:t xml:space="preserve">B)  10 and 12</w:t>
+      </w:r>
+    </w:p>
+    <w:p>
+      <w:pPr>
+        <w:spacing w:after="30"/>
+        <w:ind w:left="420"/>
+      </w:pPr>
+      <w:r>
+        <w:rPr>
+          <w:sz w:val="20"/>
+          <w:szCs w:val="20"/>
+        </w:rPr>
+        <w:t xml:space="preserve">C)  6 and 15</w:t>
+      </w:r>
+    </w:p>
+    <w:p>
+      <w:pPr>
+        <w:spacing w:after="30"/>
+        <w:ind w:left="420"/>
+      </w:pPr>
+      <w:r>
+        <w:rPr>
+          <w:sz w:val="20"/>
+          <w:szCs w:val="20"/>
+        </w:rPr>
+        <w:t xml:space="preserve">D)  8 and 20</w:t>
+      </w:r>
+    </w:p>
+    <w:p>
+      <w:pPr>
+        <w:keepNext/>
+        <w:spacing w:after="0" w:before="50"/>
+      </w:pPr>
+      <w:r>
+        <w:rPr>
+          <w:b/>
+          <w:bCs/>
+          <w:color w:val="6B4FA0"/>
+          <w:sz w:val="21"/>
+          <w:szCs w:val="21"/>
+        </w:rPr>
+        <w:t xml:space="preserve">Step 1:</w:t>
+      </w:r>
+    </w:p>
+    <w:p>
+      <w:pPr>
+        <w:pBdr>
+          <w:bottom w:val="single" w:color="AFBECC" w:sz="6"/>
+        </w:pBdr>
+        <w:spacing w:after="30" w:before="150"/>
+      </w:pPr>
+      <w:r>
+        <w:t xml:space="preserve"/>
+      </w:r>
+    </w:p>
+    <w:p>
+      <w:pPr>
+        <w:keepNext/>
+        <w:spacing w:after="0" w:before="50"/>
+      </w:pPr>
+      <w:r>
+        <w:rPr>
+          <w:b/>
+          <w:bCs/>
+          <w:color w:val="6B4FA0"/>
+          <w:sz w:val="21"/>
+          <w:szCs w:val="21"/>
+        </w:rPr>
+        <w:t xml:space="preserve">Step 2:</w:t>
+      </w:r>
+    </w:p>
+    <w:p>
+      <w:pPr>
+        <w:pBdr>
+          <w:bottom w:val="single" w:color="AFBECC" w:sz="6"/>
+        </w:pBdr>
+        <w:spacing w:after="30" w:before="150"/>
+      </w:pPr>
+      <w:r>
+        <w:t xml:space="preserve"/>
+      </w:r>
+    </w:p>
+    <w:p>
+      <w:pPr>
+        <w:keepNext/>
+        <w:spacing w:after="0" w:before="50"/>
+      </w:pPr>
+      <w:r>
+        <w:rPr>
+          <w:b/>
+          <w:bCs/>
+          <w:color w:val="6B4FA0"/>
+          <w:sz w:val="21"/>
+          <w:szCs w:val="21"/>
+        </w:rPr>
+        <w:t xml:space="preserve">Step 3:</w:t>
+      </w:r>
+    </w:p>
+    <w:p>
+      <w:pPr>
+        <w:pBdr>
+          <w:bottom w:val="single" w:color="AFBECC" w:sz="6"/>
+        </w:pBdr>
+        <w:spacing w:after="30" w:before="150"/>
+      </w:pPr>
+      <w:r>
+        <w:t xml:space="preserve"/>
+      </w:r>
+    </w:p>
+    <w:p>
+      <w:pPr>
+        <w:keepNext/>
+        <w:spacing w:after="0" w:before="60"/>
+      </w:pPr>
+      <w:r>
+        <w:rPr>
+          <w:b/>
+          <w:bCs/>
+          <w:color w:val="12355B"/>
+          <w:sz w:val="21"/>
+          <w:szCs w:val="21"/>
+        </w:rPr>
+        <w:t xml:space="preserve">Answer:</w:t>
+      </w:r>
+    </w:p>
+    <w:p>
+      <w:pPr>
+        <w:pBdr>
+          <w:bottom w:val="single" w:color="AFBECC" w:sz="6"/>
+        </w:pBdr>
+        <w:spacing w:after="30" w:before="150"/>
+      </w:pPr>
+      <w:r>
+        <w:t xml:space="preserve"/>
+      </w:r>
+    </w:p>
+    <w:p>
+      <w:pPr>
+        <w:spacing w:after="80"/>
+      </w:pPr>
+      <w:r>
+        <w:t xml:space="preserve"/>
       </w:r>
     </w:p>
     <w:tbl>
@@ -1948,7 +2223,7 @@
           <w:sz w:val="21"/>
           <w:szCs w:val="21"/>
         </w:rPr>
-        <w:t xml:space="preserve">What is the GCF of 8 and 12?</w:t>
+        <w:t xml:space="preserve">What is the GCF of 14 and 21?</w:t>
       </w:r>
     </w:p>
     <w:p>
@@ -1961,7 +2236,7 @@
           <w:sz w:val="20"/>
           <w:szCs w:val="20"/>
         </w:rPr>
-        <w:t xml:space="preserve">A)  4</w:t>
+        <w:t xml:space="preserve">A)  7</w:t>
       </w:r>
     </w:p>
     <w:p>
@@ -1974,7 +2249,7 @@
           <w:sz w:val="20"/>
           <w:szCs w:val="20"/>
         </w:rPr>
-        <w:t xml:space="preserve">B)  2</w:t>
+        <w:t xml:space="preserve">B)  14</w:t>
       </w:r>
     </w:p>
     <w:p>
@@ -1987,7 +2262,7 @@
           <w:sz w:val="20"/>
           <w:szCs w:val="20"/>
         </w:rPr>
-        <w:t xml:space="preserve">C)  8</w:t>
+        <w:t xml:space="preserve">C)  3</w:t>
       </w:r>
     </w:p>
     <w:p>
@@ -2000,7 +2275,7 @@
           <w:sz w:val="20"/>
           <w:szCs w:val="20"/>
         </w:rPr>
-        <w:t xml:space="preserve">D)  24</w:t>
+        <w:t xml:space="preserve">D)  1</w:t>
       </w:r>
     </w:p>
     <w:p>
@@ -2078,7 +2353,7 @@
           <w:sz w:val="21"/>
           <w:szCs w:val="21"/>
         </w:rPr>
-        <w:t xml:space="preserve">Which pair of numbers has a GCF of 5?</w:t>
+        <w:t xml:space="preserve">What is the GCF of 9 and 15?</w:t>
       </w:r>
     </w:p>
     <w:p>
@@ -2091,7 +2366,7 @@
           <w:sz w:val="20"/>
           <w:szCs w:val="20"/>
         </w:rPr>
-        <w:t xml:space="preserve">A)  15 and 25</w:t>
+        <w:t xml:space="preserve">A)  3</w:t>
       </w:r>
     </w:p>
     <w:p>
@@ -2104,7 +2379,7 @@
           <w:sz w:val="20"/>
           <w:szCs w:val="20"/>
         </w:rPr>
-        <w:t xml:space="preserve">B)  10 and 12</w:t>
+        <w:t xml:space="preserve">B)  1</w:t>
       </w:r>
     </w:p>
     <w:p>
@@ -2117,7 +2392,7 @@
           <w:sz w:val="20"/>
           <w:szCs w:val="20"/>
         </w:rPr>
-        <w:t xml:space="preserve">C)  6 and 15</w:t>
+        <w:t xml:space="preserve">C)  9</w:t>
       </w:r>
     </w:p>
     <w:p>
@@ -2130,7 +2405,7 @@
           <w:sz w:val="20"/>
           <w:szCs w:val="20"/>
         </w:rPr>
-        <w:t xml:space="preserve">D)  8 and 20</w:t>
+        <w:t xml:space="preserve">D)  45</w:t>
       </w:r>
     </w:p>
     <w:p>
@@ -2208,7 +2483,7 @@
           <w:sz w:val="21"/>
           <w:szCs w:val="21"/>
         </w:rPr>
-        <w:t xml:space="preserve">What is the GCF of 14 and 21?</w:t>
+        <w:t xml:space="preserve">A teacher has 36 pencils and 48 erasers. She wants to make identical supply bags with no items left over. What is the greatest number of bags she can make?</w:t>
       </w:r>
     </w:p>
     <w:p>
@@ -2221,7 +2496,7 @@
           <w:sz w:val="20"/>
           <w:szCs w:val="20"/>
         </w:rPr>
-        <w:t xml:space="preserve">A)  7</w:t>
+        <w:t xml:space="preserve">A)  12 bags</w:t>
       </w:r>
     </w:p>
     <w:p>
@@ -2234,7 +2509,7 @@
           <w:sz w:val="20"/>
           <w:szCs w:val="20"/>
         </w:rPr>
-        <w:t xml:space="preserve">B)  14</w:t>
+        <w:t xml:space="preserve">B)  6 bags</w:t>
       </w:r>
     </w:p>
     <w:p>
@@ -2247,7 +2522,7 @@
           <w:sz w:val="20"/>
           <w:szCs w:val="20"/>
         </w:rPr>
-        <w:t xml:space="preserve">C)  3</w:t>
+        <w:t xml:space="preserve">C)  4 bags</w:t>
       </w:r>
     </w:p>
     <w:p>
@@ -2260,7 +2535,7 @@
           <w:sz w:val="20"/>
           <w:szCs w:val="20"/>
         </w:rPr>
-        <w:t xml:space="preserve">D)  1</w:t>
+        <w:t xml:space="preserve">D)  36 bags</w:t>
       </w:r>
     </w:p>
     <w:p>
@@ -2338,7 +2613,7 @@
           <w:sz w:val="21"/>
           <w:szCs w:val="21"/>
         </w:rPr>
-        <w:t xml:space="preserve">What is the GCF of 9 and 15?</w:t>
+        <w:t xml:space="preserve">What is the GCF of 24 and 36?</w:t>
       </w:r>
     </w:p>
     <w:p>
@@ -2351,7 +2626,7 @@
           <w:sz w:val="20"/>
           <w:szCs w:val="20"/>
         </w:rPr>
-        <w:t xml:space="preserve">A)  3</w:t>
+        <w:t xml:space="preserve">A)  12</w:t>
       </w:r>
     </w:p>
     <w:p>
@@ -2364,7 +2639,7 @@
           <w:sz w:val="20"/>
           <w:szCs w:val="20"/>
         </w:rPr>
-        <w:t xml:space="preserve">B)  1</w:t>
+        <w:t xml:space="preserve">B)  6</w:t>
       </w:r>
     </w:p>
     <w:p>
@@ -2377,7 +2652,7 @@
           <w:sz w:val="20"/>
           <w:szCs w:val="20"/>
         </w:rPr>
-        <w:t xml:space="preserve">C)  9</w:t>
+        <w:t xml:space="preserve">C)  8</w:t>
       </w:r>
     </w:p>
     <w:p>
@@ -2390,7 +2665,7 @@
           <w:sz w:val="20"/>
           <w:szCs w:val="20"/>
         </w:rPr>
-        <w:t xml:space="preserve">D)  45</w:t>
+        <w:t xml:space="preserve">D)  24</w:t>
       </w:r>
     </w:p>
     <w:p>
@@ -3103,6 +3378,64 @@
           <w:sz w:val="24"/>
           <w:szCs w:val="24"/>
         </w:rPr>
+        <w:t xml:space="preserve">Worked Notes (I Do / We Do)</w:t>
+      </w:r>
+    </w:p>
+    <w:p>
+      <w:pPr>
+        <w:spacing w:after="80"/>
+      </w:pPr>
+      <w:r>
+        <w:rPr>
+          <w:b/>
+          <w:bCs/>
+          <w:sz w:val="21"/>
+          <w:szCs w:val="21"/>
+        </w:rPr>
+        <w:t xml:space="preserve">I Do:  </w:t>
+      </w:r>
+      <w:r>
+        <w:rPr>
+          <w:sz w:val="21"/>
+          <w:szCs w:val="21"/>
+        </w:rPr>
+        <w:t xml:space="preserve">A. 4</w:t>
+      </w:r>
+    </w:p>
+    <w:p>
+      <w:pPr>
+        <w:spacing w:after="80"/>
+      </w:pPr>
+      <w:r>
+        <w:rPr>
+          <w:b/>
+          <w:bCs/>
+          <w:sz w:val="21"/>
+          <w:szCs w:val="21"/>
+        </w:rPr>
+        <w:t xml:space="preserve">We Do:  </w:t>
+      </w:r>
+      <w:r>
+        <w:rPr>
+          <w:sz w:val="21"/>
+          <w:szCs w:val="21"/>
+        </w:rPr>
+        <w:t xml:space="preserve">A. 15 and 25</w:t>
+      </w:r>
+    </w:p>
+    <w:p>
+      <w:pPr>
+        <w:pStyle w:val="Heading2"/>
+        <w:spacing w:after="80" w:before="180"/>
+      </w:pPr>
+      <w:r>
+        <w:rPr>
+          <w:b/>
+          <w:bCs/>
+          <w:color w:val="12355B"/>
+          <w:sz w:val="24"/>
+          <w:szCs w:val="24"/>
+        </w:rPr>
         <w:t xml:space="preserve">Independent Practice</w:t>
       </w:r>
     </w:p>
@@ -3124,7 +3457,7 @@
           <w:sz w:val="21"/>
           <w:szCs w:val="21"/>
         </w:rPr>
-        <w:t xml:space="preserve">A)  4</w:t>
+        <w:t xml:space="preserve">A)  7</w:t>
       </w:r>
       <w:r>
         <w:rPr>
@@ -3134,7 +3467,7 @@
           <w:sz w:val="19"/>
           <w:szCs w:val="19"/>
         </w:rPr>
-        <w:t xml:space="preserve">  — Factors of 8: 1, 2, 4, 8. Factors of 12: 1, 2, 3, 4, 6, 12. The largest common factor is 4.</w:t>
+        <w:t xml:space="preserve">  — Factors of 14: 1, 2, 7, 14. Factors of 21: 1, 3, 7, 21. The largest common factor is 7.</w:t>
       </w:r>
     </w:p>
     <w:p>
@@ -3155,7 +3488,7 @@
           <w:sz w:val="21"/>
           <w:szCs w:val="21"/>
         </w:rPr>
-        <w:t xml:space="preserve">A)  15 and 25</w:t>
+        <w:t xml:space="preserve">A)  3</w:t>
       </w:r>
       <w:r>
         <w:rPr>
@@ -3165,7 +3498,7 @@
           <w:sz w:val="19"/>
           <w:szCs w:val="19"/>
         </w:rPr>
-        <w:t xml:space="preserve">  — 15 = 3 × 5, 25 = 5 × 5. Both share the factor 5, and 5 is the largest shared factor.</w:t>
+        <w:t xml:space="preserve">  — Factors of 9: 1, 3, 9. Factors of 15: 1, 3, 5, 15. The largest common factor is 3.</w:t>
       </w:r>
     </w:p>
     <w:p>
@@ -3186,7 +3519,7 @@
           <w:sz w:val="21"/>
           <w:szCs w:val="21"/>
         </w:rPr>
-        <w:t xml:space="preserve">A)  7</w:t>
+        <w:t xml:space="preserve">A)  12 bags</w:t>
       </w:r>
       <w:r>
         <w:rPr>
@@ -3196,7 +3529,7 @@
           <w:sz w:val="19"/>
           <w:szCs w:val="19"/>
         </w:rPr>
-        <w:t xml:space="preserve">  — Factors of 14: 1, 2, 7, 14. Factors of 21: 1, 3, 7, 21. The largest common factor is 7.</w:t>
+        <w:t xml:space="preserve">  — GCF(36, 48) = 12. She can make 12 bags, each with 3 pencils and 4 erasers.</w:t>
       </w:r>
     </w:p>
     <w:p>
@@ -3217,7 +3550,7 @@
           <w:sz w:val="21"/>
           <w:szCs w:val="21"/>
         </w:rPr>
-        <w:t xml:space="preserve">A)  3</w:t>
+        <w:t xml:space="preserve">A)  12</w:t>
       </w:r>
       <w:r>
         <w:rPr>
@@ -3227,7 +3560,7 @@
           <w:sz w:val="19"/>
           <w:szCs w:val="19"/>
         </w:rPr>
-        <w:t xml:space="preserve">  — Factors of 9: 1, 3, 9. Factors of 15: 1, 3, 5, 15. The largest common factor is 3.</w:t>
+        <w:t xml:space="preserve">  — 24 = 2³ × 3 and 36 = 2² × 3². The common factors are 2² × 3 = 12.</w:t>
       </w:r>
     </w:p>
     <w:p>

--- a/lessons/1-2/downloads/1-2-notes.docx
+++ b/lessons/1-2/downloads/1-2-notes.docx
@@ -1023,6 +1023,216 @@
     <w:p>
       <w:pPr>
         <w:pStyle w:val="Heading1"/>
+        <w:pBdr>
+          <w:bottom w:val="single" w:color="1FA6A2" w:sz="14" w:space="6"/>
+        </w:pBdr>
+        <w:spacing w:after="140" w:before="260"/>
+      </w:pPr>
+      <w:r>
+        <w:rPr>
+          <w:b/>
+          <w:bCs/>
+          <w:color w:val="12355B"/>
+          <w:sz w:val="30"/>
+          <w:szCs w:val="30"/>
+        </w:rPr>
+        <w:t xml:space="preserve">Guided Notes</w:t>
+      </w:r>
+    </w:p>
+    <w:p>
+      <w:pPr>
+        <w:spacing w:after="100"/>
+      </w:pPr>
+      <w:r>
+        <w:rPr>
+          <w:i/>
+          <w:iCs/>
+          <w:color w:val="5F6F80"/>
+          <w:sz w:val="19"/>
+          <w:szCs w:val="19"/>
+        </w:rPr>
+        <w:t xml:space="preserve">Fill in each blank as we go. Use the Word Bank to help you.</w:t>
+      </w:r>
+    </w:p>
+    <w:tbl>
+      <w:tblPr>
+        <w:tblW w:type="pct" w:w="100%"/>
+        <w:tblBorders>
+          <w:top w:val="single" w:color="BBD0DE" w:sz="8"/>
+          <w:left w:val="single" w:color="BBD0DE" w:sz="8"/>
+          <w:bottom w:val="single" w:color="BBD0DE" w:sz="8"/>
+          <w:right w:val="single" w:color="BBD0DE" w:sz="8"/>
+          <w:insideH w:val="single" w:color="auto" w:sz="4"/>
+          <w:insideV w:val="single" w:color="auto" w:sz="4"/>
+        </w:tblBorders>
+      </w:tblPr>
+      <w:tblGrid>
+        <w:gridCol w:w="100"/>
+      </w:tblGrid>
+      <w:tr>
+        <w:tc>
+          <w:tcPr>
+            <w:shd w:fill="EEF4F8" w:color="auto" w:val="clear"/>
+            <w:tcMar>
+              <w:top w:type="dxa" w:w="120"/>
+              <w:left w:type="dxa" w:w="180"/>
+              <w:bottom w:type="dxa" w:w="120"/>
+              <w:right w:type="dxa" w:w="180"/>
+            </w:tcMar>
+          </w:tcPr>
+          <w:p>
+            <w:pPr>
+              <w:spacing w:after="40"/>
+            </w:pPr>
+            <w:r>
+              <w:rPr>
+                <w:b/>
+                <w:bCs/>
+                <w:color w:val="1FA6A2"/>
+                <w:sz w:val="18"/>
+                <w:szCs w:val="18"/>
+              </w:rPr>
+              <w:t xml:space="preserve">WORD BANK</w:t>
+            </w:r>
+          </w:p>
+          <w:p>
+            <w:pPr>
+              <w:spacing w:after="80"/>
+            </w:pPr>
+            <w:r>
+              <w:rPr>
+                <w:b/>
+                <w:bCs/>
+                <w:sz w:val="21"/>
+                <w:szCs w:val="21"/>
+              </w:rPr>
+              <w:t xml:space="preserve">Factor      •      Greatest Common Factor      •      Common factor      •      Divisible      •      Prime factorization</w:t>
+            </w:r>
+          </w:p>
+        </w:tc>
+      </w:tr>
+    </w:tbl>
+    <w:p>
+      <w:pPr>
+        <w:spacing w:after="80"/>
+      </w:pPr>
+      <w:r>
+        <w:t xml:space="preserve"/>
+      </w:r>
+    </w:p>
+    <w:p>
+      <w:pPr>
+        <w:spacing w:after="120" w:before="80"/>
+      </w:pPr>
+      <w:r>
+        <w:rPr>
+          <w:b/>
+          <w:bCs/>
+          <w:color w:val="12355B"/>
+          <w:sz w:val="22"/>
+          <w:szCs w:val="22"/>
+        </w:rPr>
+        <w:t xml:space="preserve">1.  </w:t>
+      </w:r>
+      <w:r>
+        <w:rPr>
+          <w:sz w:val="22"/>
+          <w:szCs w:val="22"/>
+        </w:rPr>
+        <w:t xml:space="preserve">A number that divides evenly into another number with no remainder is a ___.</w:t>
+      </w:r>
+    </w:p>
+    <w:p>
+      <w:pPr>
+        <w:spacing w:after="120" w:before="80"/>
+      </w:pPr>
+      <w:r>
+        <w:rPr>
+          <w:b/>
+          <w:bCs/>
+          <w:color w:val="12355B"/>
+          <w:sz w:val="22"/>
+          <w:szCs w:val="22"/>
+        </w:rPr>
+        <w:t xml:space="preserve">2.  </w:t>
+      </w:r>
+      <w:r>
+        <w:rPr>
+          <w:sz w:val="22"/>
+          <w:szCs w:val="22"/>
+        </w:rPr>
+        <w:t xml:space="preserve">__________  —  The biggest number that divides two or more numbers evenly.</w:t>
+      </w:r>
+    </w:p>
+    <w:p>
+      <w:pPr>
+        <w:spacing w:after="120" w:before="80"/>
+      </w:pPr>
+      <w:r>
+        <w:rPr>
+          <w:b/>
+          <w:bCs/>
+          <w:color w:val="12355B"/>
+          <w:sz w:val="22"/>
+          <w:szCs w:val="22"/>
+        </w:rPr>
+        <w:t xml:space="preserve">3.  </w:t>
+      </w:r>
+      <w:r>
+        <w:rPr>
+          <w:sz w:val="22"/>
+          <w:szCs w:val="22"/>
+        </w:rPr>
+        <w:t xml:space="preserve">A factor that two or more numbers share is a ___ factor.</w:t>
+      </w:r>
+    </w:p>
+    <w:p>
+      <w:pPr>
+        <w:spacing w:after="120" w:before="80"/>
+      </w:pPr>
+      <w:r>
+        <w:rPr>
+          <w:b/>
+          <w:bCs/>
+          <w:color w:val="12355B"/>
+          <w:sz w:val="22"/>
+          <w:szCs w:val="22"/>
+        </w:rPr>
+        <w:t xml:space="preserve">4.  </w:t>
+      </w:r>
+      <w:r>
+        <w:rPr>
+          <w:sz w:val="22"/>
+          <w:szCs w:val="22"/>
+        </w:rPr>
+        <w:t xml:space="preserve">A number that can be divided by another with no remainder is ___ by that number.</w:t>
+      </w:r>
+    </w:p>
+    <w:p>
+      <w:pPr>
+        <w:spacing w:after="120" w:before="80"/>
+      </w:pPr>
+      <w:r>
+        <w:rPr>
+          <w:b/>
+          <w:bCs/>
+          <w:color w:val="12355B"/>
+          <w:sz w:val="22"/>
+          <w:szCs w:val="22"/>
+        </w:rPr>
+        <w:t xml:space="preserve">5.  </w:t>
+      </w:r>
+      <w:r>
+        <w:rPr>
+          <w:sz w:val="22"/>
+          <w:szCs w:val="22"/>
+        </w:rPr>
+        <w:t xml:space="preserve">__________  —  Writing a number as prime numbers multiplied together. It helps you find the GCF.</w:t>
+      </w:r>
+    </w:p>
+    <w:p>
+      <w:pPr>
+        <w:pStyle w:val="Heading1"/>
         <w:pageBreakBefore/>
         <w:pBdr>
           <w:bottom w:val="single" w:color="1FA6A2" w:sz="14" w:space="6"/>
@@ -2142,6 +2352,87 @@
     </w:p>
     <w:p>
       <w:pPr>
+        <w:spacing w:after="40" w:before="80"/>
+      </w:pPr>
+      <w:r>
+        <w:rPr>
+          <w:b/>
+          <w:bCs/>
+          <w:color w:val="12355B"/>
+          <w:sz w:val="21"/>
+          <w:szCs w:val="21"/>
+        </w:rPr>
+        <w:t xml:space="preserve">5. </w:t>
+      </w:r>
+      <w:r>
+        <w:rPr>
+          <w:b/>
+          <w:bCs/>
+          <w:color w:val="6B4FA0"/>
+          <w:sz w:val="19"/>
+          <w:szCs w:val="19"/>
+        </w:rPr>
+        <w:t xml:space="preserve">[Practice] </w:t>
+      </w:r>
+      <w:r>
+        <w:rPr>
+          <w:b/>
+          <w:bCs/>
+          <w:sz w:val="21"/>
+          <w:szCs w:val="21"/>
+        </w:rPr>
+        <w:t xml:space="preserve">During practice on Greatest Common Factor, what strategy did you use when a problem felt tricky?</w:t>
+      </w:r>
+    </w:p>
+    <w:p>
+      <w:pPr>
+        <w:spacing w:after="60"/>
+      </w:pPr>
+      <w:r>
+        <w:rPr>
+          <w:color w:val="1A2733"/>
+          <w:sz w:val="21"/>
+          <w:szCs w:val="21"/>
+        </w:rPr>
+        <w:t xml:space="preserve">Start with:  The common factors are ___.</w:t>
+      </w:r>
+      <w:r>
+        <w:rPr>
+          <w:i/>
+          <w:iCs/>
+          <w:color w:val="5F6F80"/>
+          <w:sz w:val="19"/>
+          <w:szCs w:val="19"/>
+        </w:rPr>
+        <w:br/>
+        <w:t xml:space="preserve">Los factores comunes son ___.</w:t>
+      </w:r>
+    </w:p>
+    <w:p>
+      <w:pPr>
+        <w:spacing w:after="80"/>
+      </w:pPr>
+      <w:r>
+        <w:rPr>
+          <w:b/>
+          <w:bCs/>
+          <w:color w:val="12355B"/>
+          <w:sz w:val="19"/>
+          <w:szCs w:val="19"/>
+        </w:rPr>
+        <w:t xml:space="preserve">Word bank:  </w:t>
+      </w:r>
+      <w:r>
+        <w:rPr>
+          <w:color w:val="1FA6A2"/>
+          <w:sz w:val="19"/>
+          <w:szCs w:val="19"/>
+        </w:rPr>
+        <w:t xml:space="preserve">Factor,  Greatest Common Factor,  Common factor,  Divisible</w:t>
+      </w:r>
+    </w:p>
+    <w:p>
+      <w:pPr>
         <w:pStyle w:val="Heading1"/>
         <w:pageBreakBefore/>
         <w:pBdr>
@@ -2613,7 +2904,7 @@
           <w:sz w:val="21"/>
           <w:szCs w:val="21"/>
         </w:rPr>
-        <w:t xml:space="preserve">What is the GCF of 24 and 36?</w:t>
+        <w:t xml:space="preserve">Mission Control must split 24 oxygen tanks and 36 ration packs into identical crew pods with none left over. What is the GCF of 24 and 36?</w:t>
       </w:r>
     </w:p>
     <w:p>
@@ -2665,7 +2956,7 @@
           <w:sz w:val="20"/>
           <w:szCs w:val="20"/>
         </w:rPr>
-        <w:t xml:space="preserve">D)  24</w:t>
+        <w:t xml:space="preserve">D)  72</w:t>
       </w:r>
     </w:p>
     <w:p>
@@ -2738,33 +3029,7 @@
           <w:sz w:val="30"/>
           <w:szCs w:val="30"/>
         </w:rPr>
-        <w:t xml:space="preserve">Write About the Math</w:t>
-      </w:r>
-    </w:p>
-    <w:p>
-      <w:pPr>
-        <w:pStyle w:val="Heading2"/>
-        <w:spacing w:after="80" w:before="180"/>
-      </w:pPr>
-      <w:r>
-        <w:rPr>
-          <w:b/>
-          <w:bCs/>
-          <w:color w:val="12355B"/>
-          <w:sz w:val="24"/>
-          <w:szCs w:val="24"/>
-        </w:rPr>
-        <w:t xml:space="preserve">Build Strong Sentences</w:t>
-      </w:r>
-      <w:r>
-        <w:rPr>
-          <w:i/>
-          <w:iCs/>
-          <w:color w:val="B97A12"/>
-          <w:sz w:val="19"/>
-          <w:szCs w:val="19"/>
-        </w:rPr>
-        <w:t xml:space="preserve">   The Writing Revolution</w:t>
+        <w:t xml:space="preserve">Exit Ticket</w:t>
       </w:r>
     </w:p>
     <w:p>
@@ -2779,435 +3044,86 @@
           <w:sz w:val="19"/>
           <w:szCs w:val="19"/>
         </w:rPr>
-        <w:t xml:space="preserve">I can explain how I found the GCF using the words factor, common factor, divisible, and greatest common factor.</w:t>
-      </w:r>
-    </w:p>
-    <w:p>
-      <w:pPr>
-        <w:pStyle w:val="Heading2"/>
-        <w:spacing w:after="80" w:before="180"/>
-      </w:pPr>
-      <w:r>
-        <w:rPr>
-          <w:b/>
-          <w:bCs/>
-          <w:color w:val="12355B"/>
-          <w:sz w:val="24"/>
-          <w:szCs w:val="24"/>
-        </w:rPr>
-        <w:t xml:space="preserve">1. Kernel Sentence</w:t>
-      </w:r>
-      <w:r>
-        <w:rPr>
-          <w:i/>
-          <w:iCs/>
-          <w:color w:val="1FA6A2"/>
-          <w:sz w:val="19"/>
-          <w:szCs w:val="19"/>
-        </w:rPr>
-        <w:t xml:space="preserve">   subject + verb</w:t>
-      </w:r>
-    </w:p>
-    <w:tbl>
-      <w:tblPr>
-        <w:tblW w:type="pct" w:w="100%"/>
-        <w:tblBorders>
-          <w:top w:val="single" w:color="B97A12" w:sz="8"/>
-          <w:left w:val="single" w:color="B97A12" w:sz="8"/>
-          <w:bottom w:val="single" w:color="B97A12" w:sz="8"/>
-          <w:right w:val="single" w:color="B97A12" w:sz="8"/>
-          <w:insideH w:val="single" w:color="auto" w:sz="4"/>
-          <w:insideV w:val="single" w:color="auto" w:sz="4"/>
-        </w:tblBorders>
-      </w:tblPr>
-      <w:tblGrid>
-        <w:gridCol w:w="100"/>
-      </w:tblGrid>
-      <w:tr>
-        <w:tc>
-          <w:tcPr>
-            <w:shd w:fill="FBF3E2" w:color="auto" w:val="clear"/>
-            <w:tcMar>
-              <w:top w:type="dxa" w:w="120"/>
-              <w:left w:type="dxa" w:w="180"/>
-              <w:bottom w:type="dxa" w:w="120"/>
-              <w:right w:type="dxa" w:w="180"/>
-            </w:tcMar>
-          </w:tcPr>
-          <w:p>
-            <w:pPr>
-              <w:spacing w:after="0"/>
-            </w:pPr>
-            <w:r>
-              <w:rPr>
-                <w:b/>
-                <w:bCs/>
-                <w:color w:val="1FA6A2"/>
-                <w:sz w:val="20"/>
-                <w:szCs w:val="20"/>
-              </w:rPr>
-              <w:t xml:space="preserve">Model:  </w:t>
-            </w:r>
-            <w:r>
-              <w:rPr>
-                <w:sz w:val="20"/>
-                <w:szCs w:val="20"/>
-              </w:rPr>
-              <w:t xml:space="preserve">Factor is a number that divides another number with nothing left over.</w:t>
-            </w:r>
-          </w:p>
-        </w:tc>
-      </w:tr>
-    </w:tbl>
+        <w:t xml:space="preserve">Answer on your own. This shows what you learned today.</w:t>
+      </w:r>
+    </w:p>
+    <w:p>
+      <w:pPr>
+        <w:spacing w:after="80" w:before="80"/>
+      </w:pPr>
+      <w:r>
+        <w:rPr>
+          <w:color w:val="B97A12"/>
+          <w:sz w:val="22"/>
+          <w:szCs w:val="22"/>
+        </w:rPr>
+        <w:t xml:space="preserve">★  </w:t>
+      </w:r>
+      <w:r>
+        <w:rPr>
+          <w:b/>
+          <w:bCs/>
+          <w:sz w:val="22"/>
+          <w:szCs w:val="22"/>
+        </w:rPr>
+        <w:t xml:space="preserve">What is the GCF of 18 and 27?</w:t>
+      </w:r>
+    </w:p>
+    <w:p>
+      <w:pPr>
+        <w:spacing w:after="60"/>
+        <w:ind w:left="420"/>
+      </w:pPr>
+      <w:r>
+        <w:rPr>
+          <w:sz w:val="21"/>
+          <w:szCs w:val="21"/>
+        </w:rPr>
+        <w:t xml:space="preserve">A)  9</w:t>
+      </w:r>
+    </w:p>
+    <w:p>
+      <w:pPr>
+        <w:spacing w:after="60"/>
+        <w:ind w:left="420"/>
+      </w:pPr>
+      <w:r>
+        <w:rPr>
+          <w:sz w:val="21"/>
+          <w:szCs w:val="21"/>
+        </w:rPr>
+        <w:t xml:space="preserve">B)  3</w:t>
+      </w:r>
+    </w:p>
+    <w:p>
+      <w:pPr>
+        <w:spacing w:after="60"/>
+        <w:ind w:left="420"/>
+      </w:pPr>
+      <w:r>
+        <w:rPr>
+          <w:sz w:val="21"/>
+          <w:szCs w:val="21"/>
+        </w:rPr>
+        <w:t xml:space="preserve">C)  6</w:t>
+      </w:r>
+    </w:p>
+    <w:p>
+      <w:pPr>
+        <w:spacing w:after="60"/>
+        <w:ind w:left="420"/>
+      </w:pPr>
+      <w:r>
+        <w:rPr>
+          <w:sz w:val="21"/>
+          <w:szCs w:val="21"/>
+        </w:rPr>
+        <w:t xml:space="preserve">D)  18</w:t>
+      </w:r>
+    </w:p>
     <w:p>
       <w:pPr>
         <w:spacing w:after="40"/>
-      </w:pPr>
-      <w:r>
-        <w:t xml:space="preserve"/>
-      </w:r>
-    </w:p>
-    <w:p>
-      <w:pPr>
-        <w:spacing w:after="60"/>
-      </w:pPr>
-      <w:r>
-        <w:rPr>
-          <w:color w:val="1A2733"/>
-          <w:sz w:val="21"/>
-          <w:szCs w:val="21"/>
-        </w:rPr>
-        <w:t xml:space="preserve">Write a kernel sentence about factor. Use a subject and a verb.</w:t>
-      </w:r>
-      <w:r>
-        <w:rPr>
-          <w:i/>
-          <w:iCs/>
-          <w:color w:val="5F6F80"/>
-          <w:sz w:val="19"/>
-          <w:szCs w:val="19"/>
-        </w:rPr>
-        <w:br/>
-        <w:t xml:space="preserve">Escribe una oración base sobre factor. Usa un sujeto y un verbo.</w:t>
-      </w:r>
-    </w:p>
-    <w:p>
-      <w:pPr>
-        <w:pBdr>
-          <w:bottom w:val="single" w:color="AFBECC" w:sz="6"/>
-        </w:pBdr>
-        <w:spacing w:after="30" w:before="150"/>
-      </w:pPr>
-      <w:r>
-        <w:t xml:space="preserve"/>
-      </w:r>
-    </w:p>
-    <w:p>
-      <w:pPr>
-        <w:pBdr>
-          <w:bottom w:val="single" w:color="AFBECC" w:sz="6"/>
-        </w:pBdr>
-        <w:spacing w:after="30" w:before="150"/>
-      </w:pPr>
-      <w:r>
-        <w:t xml:space="preserve"/>
-      </w:r>
-    </w:p>
-    <w:p>
-      <w:pPr>
-        <w:pStyle w:val="Heading2"/>
-        <w:spacing w:after="80" w:before="180"/>
-      </w:pPr>
-      <w:r>
-        <w:rPr>
-          <w:b/>
-          <w:bCs/>
-          <w:color w:val="12355B"/>
-          <w:sz w:val="24"/>
-          <w:szCs w:val="24"/>
-        </w:rPr>
-        <w:t xml:space="preserve">2. Sentence Expansion</w:t>
-      </w:r>
-      <w:r>
-        <w:rPr>
-          <w:i/>
-          <w:iCs/>
-          <w:color w:val="1FA6A2"/>
-          <w:sz w:val="19"/>
-          <w:szCs w:val="19"/>
-        </w:rPr>
-        <w:t xml:space="preserve">   because · but · so</w:t>
-      </w:r>
-    </w:p>
-    <w:p>
-      <w:pPr>
-        <w:spacing w:after="80"/>
-      </w:pPr>
-      <w:r>
-        <w:rPr>
-          <w:b/>
-          <w:bCs/>
-          <w:color w:val="1FA6A2"/>
-          <w:sz w:val="20"/>
-          <w:szCs w:val="20"/>
-        </w:rPr>
-        <w:t xml:space="preserve">Kernel:  </w:t>
-      </w:r>
-      <w:r>
-        <w:rPr>
-          <w:sz w:val="20"/>
-          <w:szCs w:val="20"/>
-        </w:rPr>
-        <w:t xml:space="preserve">Factor matters in math</w:t>
-      </w:r>
-    </w:p>
-    <w:p>
-      <w:pPr>
-        <w:spacing w:after="80"/>
-      </w:pPr>
-      <w:r>
-        <w:rPr>
-          <w:b/>
-          <w:bCs/>
-          <w:color w:val="12355B"/>
-          <w:sz w:val="21"/>
-          <w:szCs w:val="21"/>
-        </w:rPr>
-        <w:t xml:space="preserve">because  </w:t>
-      </w:r>
-      <w:r>
-        <w:rPr>
-          <w:sz w:val="21"/>
-          <w:szCs w:val="21"/>
-        </w:rPr>
-        <w:t xml:space="preserve">Factor matters in math because ___.</w:t>
-      </w:r>
-      <w:r>
-        <w:rPr>
-          <w:i/>
-          <w:iCs/>
-          <w:color w:val="5F6F80"/>
-          <w:sz w:val="19"/>
-          <w:szCs w:val="19"/>
-        </w:rPr>
-        <w:br/>
-        <w:t xml:space="preserve">Factor importa en matemáticas porque ___.</w:t>
-      </w:r>
-    </w:p>
-    <w:p>
-      <w:pPr>
-        <w:pBdr>
-          <w:bottom w:val="single" w:color="AFBECC" w:sz="6"/>
-        </w:pBdr>
-        <w:spacing w:after="30" w:before="150"/>
-      </w:pPr>
-      <w:r>
-        <w:t xml:space="preserve"/>
-      </w:r>
-    </w:p>
-    <w:p>
-      <w:pPr>
-        <w:spacing w:after="80"/>
-      </w:pPr>
-      <w:r>
-        <w:rPr>
-          <w:b/>
-          <w:bCs/>
-          <w:color w:val="12355B"/>
-          <w:sz w:val="21"/>
-          <w:szCs w:val="21"/>
-        </w:rPr>
-        <w:t xml:space="preserve">but  </w:t>
-      </w:r>
-      <w:r>
-        <w:rPr>
-          <w:sz w:val="21"/>
-          <w:szCs w:val="21"/>
-        </w:rPr>
-        <w:t xml:space="preserve">Factor matters in math, but ___.</w:t>
-      </w:r>
-      <w:r>
-        <w:rPr>
-          <w:i/>
-          <w:iCs/>
-          <w:color w:val="5F6F80"/>
-          <w:sz w:val="19"/>
-          <w:szCs w:val="19"/>
-        </w:rPr>
-        <w:br/>
-        <w:t xml:space="preserve">Factor importa en matemáticas, pero ___.</w:t>
-      </w:r>
-    </w:p>
-    <w:p>
-      <w:pPr>
-        <w:pBdr>
-          <w:bottom w:val="single" w:color="AFBECC" w:sz="6"/>
-        </w:pBdr>
-        <w:spacing w:after="30" w:before="150"/>
-      </w:pPr>
-      <w:r>
-        <w:t xml:space="preserve"/>
-      </w:r>
-    </w:p>
-    <w:p>
-      <w:pPr>
-        <w:spacing w:after="80"/>
-      </w:pPr>
-      <w:r>
-        <w:rPr>
-          <w:b/>
-          <w:bCs/>
-          <w:color w:val="12355B"/>
-          <w:sz w:val="21"/>
-          <w:szCs w:val="21"/>
-        </w:rPr>
-        <w:t xml:space="preserve">so  </w:t>
-      </w:r>
-      <w:r>
-        <w:rPr>
-          <w:sz w:val="21"/>
-          <w:szCs w:val="21"/>
-        </w:rPr>
-        <w:t xml:space="preserve">Factor matters in math, so ___.</w:t>
-      </w:r>
-      <w:r>
-        <w:rPr>
-          <w:i/>
-          <w:iCs/>
-          <w:color w:val="5F6F80"/>
-          <w:sz w:val="19"/>
-          <w:szCs w:val="19"/>
-        </w:rPr>
-        <w:br/>
-        <w:t xml:space="preserve">Factor importa en matemáticas, entonces ___.</w:t>
-      </w:r>
-    </w:p>
-    <w:p>
-      <w:pPr>
-        <w:pBdr>
-          <w:bottom w:val="single" w:color="AFBECC" w:sz="6"/>
-        </w:pBdr>
-        <w:spacing w:after="30" w:before="150"/>
-      </w:pPr>
-      <w:r>
-        <w:t xml:space="preserve"/>
-      </w:r>
-    </w:p>
-    <w:p>
-      <w:pPr>
-        <w:pStyle w:val="Heading2"/>
-        <w:spacing w:after="80" w:before="180"/>
-      </w:pPr>
-      <w:r>
-        <w:rPr>
-          <w:b/>
-          <w:bCs/>
-          <w:color w:val="12355B"/>
-          <w:sz w:val="24"/>
-          <w:szCs w:val="24"/>
-        </w:rPr>
-        <w:t xml:space="preserve">3. Explain Your Reasoning</w:t>
-      </w:r>
-      <w:r>
-        <w:rPr>
-          <w:i/>
-          <w:iCs/>
-          <w:color w:val="1FA6A2"/>
-          <w:sz w:val="19"/>
-          <w:szCs w:val="19"/>
-        </w:rPr>
-        <w:t xml:space="preserve">   use a sentence starter</w:t>
-      </w:r>
-    </w:p>
-    <w:p>
-      <w:pPr>
-        <w:spacing w:after="60"/>
-      </w:pPr>
-      <w:r>
-        <w:rPr>
-          <w:color w:val="1A2733"/>
-          <w:sz w:val="21"/>
-          <w:szCs w:val="21"/>
-        </w:rPr>
-        <w:t xml:space="preserve">The number of pods must be a factor of both ___ and ___.</w:t>
-      </w:r>
-      <w:r>
-        <w:rPr>
-          <w:i/>
-          <w:iCs/>
-          <w:color w:val="5F6F80"/>
-          <w:sz w:val="19"/>
-          <w:szCs w:val="19"/>
-        </w:rPr>
-        <w:br/>
-        <w:t xml:space="preserve">El número de cápsulas debe ser un factor de ___ y de ___.</w:t>
-      </w:r>
-    </w:p>
-    <w:p>
-      <w:pPr>
-        <w:spacing w:after="60"/>
-      </w:pPr>
-      <w:r>
-        <w:rPr>
-          <w:color w:val="1A2733"/>
-          <w:sz w:val="21"/>
-          <w:szCs w:val="21"/>
-        </w:rPr>
-        <w:t xml:space="preserve">It cannot be 36 because ___.</w:t>
-      </w:r>
-      <w:r>
-        <w:rPr>
-          <w:i/>
-          <w:iCs/>
-          <w:color w:val="5F6F80"/>
-          <w:sz w:val="19"/>
-          <w:szCs w:val="19"/>
-        </w:rPr>
-        <w:br/>
-        <w:t xml:space="preserve">No puede ser 36 porque ___.</w:t>
-      </w:r>
-    </w:p>
-    <w:p>
-      <w:pPr>
-        <w:spacing w:after="60"/>
-      </w:pPr>
-      <w:r>
-        <w:rPr>
-          <w:color w:val="1A2733"/>
-          <w:sz w:val="21"/>
-          <w:szCs w:val="21"/>
-        </w:rPr>
-        <w:t xml:space="preserve">The common factors are ___.</w:t>
-      </w:r>
-      <w:r>
-        <w:rPr>
-          <w:i/>
-          <w:iCs/>
-          <w:color w:val="5F6F80"/>
-          <w:sz w:val="19"/>
-          <w:szCs w:val="19"/>
-        </w:rPr>
-        <w:br/>
-        <w:t xml:space="preserve">Los factores comunes son ___.</w:t>
-      </w:r>
-    </w:p>
-    <w:p>
-      <w:pPr>
-        <w:pBdr>
-          <w:bottom w:val="single" w:color="AFBECC" w:sz="6"/>
-        </w:pBdr>
-        <w:spacing w:after="30" w:before="150"/>
-      </w:pPr>
-      <w:r>
-        <w:t xml:space="preserve"/>
-      </w:r>
-    </w:p>
-    <w:p>
-      <w:pPr>
-        <w:pBdr>
-          <w:bottom w:val="single" w:color="AFBECC" w:sz="6"/>
-        </w:pBdr>
-        <w:spacing w:after="30" w:before="150"/>
       </w:pPr>
       <w:r>
         <w:t xml:space="preserve"/>
@@ -3230,7 +3146,7 @@
           <w:sz w:val="30"/>
           <w:szCs w:val="30"/>
         </w:rPr>
-        <w:t xml:space="preserve">Exit Ticket</w:t>
+        <w:t xml:space="preserve">Answer Key &amp; Teacher Guide</w:t>
       </w:r>
     </w:p>
     <w:p>
@@ -3245,115 +3161,224 @@
           <w:sz w:val="19"/>
           <w:szCs w:val="19"/>
         </w:rPr>
-        <w:t xml:space="preserve">Answer on your own. This shows what you learned today.</w:t>
-      </w:r>
-    </w:p>
-    <w:p>
-      <w:pPr>
-        <w:spacing w:after="80" w:before="80"/>
-      </w:pPr>
-      <w:r>
-        <w:rPr>
-          <w:color w:val="B97A12"/>
-          <w:sz w:val="22"/>
-          <w:szCs w:val="22"/>
-        </w:rPr>
-        <w:t xml:space="preserve">★  </w:t>
-      </w:r>
-      <w:r>
-        <w:rPr>
-          <w:b/>
-          <w:bCs/>
-          <w:sz w:val="22"/>
-          <w:szCs w:val="22"/>
-        </w:rPr>
-        <w:t xml:space="preserve">What is the GCF of 18 and 27?</w:t>
-      </w:r>
-    </w:p>
-    <w:p>
-      <w:pPr>
-        <w:spacing w:after="60"/>
-        <w:ind w:left="420"/>
-      </w:pPr>
-      <w:r>
-        <w:rPr>
-          <w:sz w:val="21"/>
-          <w:szCs w:val="21"/>
-        </w:rPr>
-        <w:t xml:space="preserve">A)  9</w:t>
-      </w:r>
-    </w:p>
-    <w:p>
-      <w:pPr>
-        <w:spacing w:after="60"/>
-        <w:ind w:left="420"/>
-      </w:pPr>
-      <w:r>
-        <w:rPr>
-          <w:sz w:val="21"/>
-          <w:szCs w:val="21"/>
-        </w:rPr>
-        <w:t xml:space="preserve">B)  3</w:t>
-      </w:r>
-    </w:p>
-    <w:p>
-      <w:pPr>
-        <w:spacing w:after="60"/>
-        <w:ind w:left="420"/>
-      </w:pPr>
-      <w:r>
-        <w:rPr>
-          <w:sz w:val="21"/>
-          <w:szCs w:val="21"/>
-        </w:rPr>
-        <w:t xml:space="preserve">C)  6</w:t>
-      </w:r>
-    </w:p>
-    <w:p>
-      <w:pPr>
-        <w:spacing w:after="60"/>
-        <w:ind w:left="420"/>
-      </w:pPr>
-      <w:r>
-        <w:rPr>
-          <w:sz w:val="21"/>
-          <w:szCs w:val="21"/>
-        </w:rPr>
-        <w:t xml:space="preserve">D)  18</w:t>
-      </w:r>
-    </w:p>
-    <w:p>
-      <w:pPr>
-        <w:spacing w:after="40"/>
-      </w:pPr>
-      <w:r>
-        <w:t xml:space="preserve"/>
-      </w:r>
-    </w:p>
-    <w:p>
-      <w:pPr>
-        <w:pStyle w:val="Heading1"/>
-        <w:pageBreakBefore/>
-        <w:pBdr>
-          <w:bottom w:val="single" w:color="1FA6A2" w:sz="14" w:space="6"/>
-        </w:pBdr>
-        <w:spacing w:after="140" w:before="0"/>
-      </w:pPr>
-      <w:r>
-        <w:rPr>
-          <w:b/>
-          <w:bCs/>
-          <w:color w:val="12355B"/>
-          <w:sz w:val="30"/>
-          <w:szCs w:val="30"/>
-        </w:rPr>
-        <w:t xml:space="preserve">Answer Key &amp; Teacher Guide</w:t>
-      </w:r>
-    </w:p>
-    <w:p>
-      <w:pPr>
-        <w:spacing w:after="100"/>
-      </w:pPr>
+        <w:t xml:space="preserve">Teacher reference — remove or fold back before distributing to students.</w:t>
+      </w:r>
+    </w:p>
+    <w:p>
+      <w:pPr>
+        <w:pStyle w:val="Heading2"/>
+        <w:spacing w:after="80" w:before="180"/>
+      </w:pPr>
+      <w:r>
+        <w:rPr>
+          <w:b/>
+          <w:bCs/>
+          <w:color w:val="12355B"/>
+          <w:sz w:val="24"/>
+          <w:szCs w:val="24"/>
+        </w:rPr>
+        <w:t xml:space="preserve">Guided Notes (Fill-in)</w:t>
+      </w:r>
+    </w:p>
+    <w:p>
+      <w:pPr>
+        <w:spacing w:after="80"/>
+      </w:pPr>
+      <w:r>
+        <w:rPr>
+          <w:b/>
+          <w:bCs/>
+          <w:sz w:val="21"/>
+          <w:szCs w:val="21"/>
+        </w:rPr>
+        <w:t xml:space="preserve">Notes 1:  </w:t>
+      </w:r>
+      <w:r>
+        <w:rPr>
+          <w:sz w:val="21"/>
+          <w:szCs w:val="21"/>
+        </w:rPr>
+        <w:t xml:space="preserve">Factor</w:t>
+      </w:r>
+    </w:p>
+    <w:p>
+      <w:pPr>
+        <w:spacing w:after="80"/>
+      </w:pPr>
+      <w:r>
+        <w:rPr>
+          <w:b/>
+          <w:bCs/>
+          <w:sz w:val="21"/>
+          <w:szCs w:val="21"/>
+        </w:rPr>
+        <w:t xml:space="preserve">Notes 2:  </w:t>
+      </w:r>
+      <w:r>
+        <w:rPr>
+          <w:sz w:val="21"/>
+          <w:szCs w:val="21"/>
+        </w:rPr>
+        <w:t xml:space="preserve">Greatest Common Factor</w:t>
+      </w:r>
+    </w:p>
+    <w:p>
+      <w:pPr>
+        <w:spacing w:after="80"/>
+      </w:pPr>
+      <w:r>
+        <w:rPr>
+          <w:b/>
+          <w:bCs/>
+          <w:sz w:val="21"/>
+          <w:szCs w:val="21"/>
+        </w:rPr>
+        <w:t xml:space="preserve">Notes 3:  </w:t>
+      </w:r>
+      <w:r>
+        <w:rPr>
+          <w:sz w:val="21"/>
+          <w:szCs w:val="21"/>
+        </w:rPr>
+        <w:t xml:space="preserve">Common factor</w:t>
+      </w:r>
+    </w:p>
+    <w:p>
+      <w:pPr>
+        <w:spacing w:after="80"/>
+      </w:pPr>
+      <w:r>
+        <w:rPr>
+          <w:b/>
+          <w:bCs/>
+          <w:sz w:val="21"/>
+          <w:szCs w:val="21"/>
+        </w:rPr>
+        <w:t xml:space="preserve">Notes 4:  </w:t>
+      </w:r>
+      <w:r>
+        <w:rPr>
+          <w:sz w:val="21"/>
+          <w:szCs w:val="21"/>
+        </w:rPr>
+        <w:t xml:space="preserve">Divisible</w:t>
+      </w:r>
+    </w:p>
+    <w:p>
+      <w:pPr>
+        <w:spacing w:after="80"/>
+      </w:pPr>
+      <w:r>
+        <w:rPr>
+          <w:b/>
+          <w:bCs/>
+          <w:sz w:val="21"/>
+          <w:szCs w:val="21"/>
+        </w:rPr>
+        <w:t xml:space="preserve">Notes 5:  </w:t>
+      </w:r>
+      <w:r>
+        <w:rPr>
+          <w:sz w:val="21"/>
+          <w:szCs w:val="21"/>
+        </w:rPr>
+        <w:t xml:space="preserve">Prime factorization</w:t>
+      </w:r>
+    </w:p>
+    <w:p>
+      <w:pPr>
+        <w:pStyle w:val="Heading2"/>
+        <w:spacing w:after="80" w:before="180"/>
+      </w:pPr>
+      <w:r>
+        <w:rPr>
+          <w:b/>
+          <w:bCs/>
+          <w:color w:val="12355B"/>
+          <w:sz w:val="24"/>
+          <w:szCs w:val="24"/>
+        </w:rPr>
+        <w:t xml:space="preserve">Worked Notes (I Do / We Do)</w:t>
+      </w:r>
+    </w:p>
+    <w:p>
+      <w:pPr>
+        <w:spacing w:after="80"/>
+      </w:pPr>
+      <w:r>
+        <w:rPr>
+          <w:b/>
+          <w:bCs/>
+          <w:sz w:val="21"/>
+          <w:szCs w:val="21"/>
+        </w:rPr>
+        <w:t xml:space="preserve">I Do:  </w:t>
+      </w:r>
+      <w:r>
+        <w:rPr>
+          <w:sz w:val="21"/>
+          <w:szCs w:val="21"/>
+        </w:rPr>
+        <w:t xml:space="preserve">A. 4</w:t>
+      </w:r>
+    </w:p>
+    <w:p>
+      <w:pPr>
+        <w:spacing w:after="80"/>
+      </w:pPr>
+      <w:r>
+        <w:rPr>
+          <w:b/>
+          <w:bCs/>
+          <w:sz w:val="21"/>
+          <w:szCs w:val="21"/>
+        </w:rPr>
+        <w:t xml:space="preserve">We Do:  </w:t>
+      </w:r>
+      <w:r>
+        <w:rPr>
+          <w:sz w:val="21"/>
+          <w:szCs w:val="21"/>
+        </w:rPr>
+        <w:t xml:space="preserve">A. 15 and 25</w:t>
+      </w:r>
+    </w:p>
+    <w:p>
+      <w:pPr>
+        <w:pStyle w:val="Heading2"/>
+        <w:spacing w:after="80" w:before="180"/>
+      </w:pPr>
+      <w:r>
+        <w:rPr>
+          <w:b/>
+          <w:bCs/>
+          <w:color w:val="12355B"/>
+          <w:sz w:val="24"/>
+          <w:szCs w:val="24"/>
+        </w:rPr>
+        <w:t xml:space="preserve">Independent Practice</w:t>
+      </w:r>
+    </w:p>
+    <w:p>
+      <w:pPr>
+        <w:spacing w:after="80"/>
+      </w:pPr>
+      <w:r>
+        <w:rPr>
+          <w:b/>
+          <w:bCs/>
+          <w:sz w:val="21"/>
+          <w:szCs w:val="21"/>
+        </w:rPr>
+        <w:t xml:space="preserve">1.  </w:t>
+      </w:r>
+      <w:r>
+        <w:rPr>
+          <w:sz w:val="21"/>
+          <w:szCs w:val="21"/>
+        </w:rPr>
+        <w:t xml:space="preserve">A)  7</w:t>
+      </w:r>
       <w:r>
         <w:rPr>
           <w:i/>
@@ -3362,23 +3387,7 @@
           <w:sz w:val="19"/>
           <w:szCs w:val="19"/>
         </w:rPr>
-        <w:t xml:space="preserve">Teacher reference — remove or fold back before distributing to students.</w:t>
-      </w:r>
-    </w:p>
-    <w:p>
-      <w:pPr>
-        <w:pStyle w:val="Heading2"/>
-        <w:spacing w:after="80" w:before="180"/>
-      </w:pPr>
-      <w:r>
-        <w:rPr>
-          <w:b/>
-          <w:bCs/>
-          <w:color w:val="12355B"/>
-          <w:sz w:val="24"/>
-          <w:szCs w:val="24"/>
-        </w:rPr>
-        <w:t xml:space="preserve">Worked Notes (I Do / We Do)</w:t>
+        <w:t xml:space="preserve">  — Factors of 14: 1, 2, 7, 14. Factors of 21: 1, 3, 7, 21. The largest common factor is 7.</w:t>
       </w:r>
     </w:p>
     <w:p>
@@ -3392,72 +3401,14 @@
           <w:sz w:val="21"/>
           <w:szCs w:val="21"/>
         </w:rPr>
-        <w:t xml:space="preserve">I Do:  </w:t>
-      </w:r>
-      <w:r>
-        <w:rPr>
-          <w:sz w:val="21"/>
-          <w:szCs w:val="21"/>
-        </w:rPr>
-        <w:t xml:space="preserve">A. 4</w:t>
-      </w:r>
-    </w:p>
-    <w:p>
-      <w:pPr>
-        <w:spacing w:after="80"/>
-      </w:pPr>
-      <w:r>
-        <w:rPr>
-          <w:b/>
-          <w:bCs/>
-          <w:sz w:val="21"/>
-          <w:szCs w:val="21"/>
-        </w:rPr>
-        <w:t xml:space="preserve">We Do:  </w:t>
-      </w:r>
-      <w:r>
-        <w:rPr>
-          <w:sz w:val="21"/>
-          <w:szCs w:val="21"/>
-        </w:rPr>
-        <w:t xml:space="preserve">A. 15 and 25</w:t>
-      </w:r>
-    </w:p>
-    <w:p>
-      <w:pPr>
-        <w:pStyle w:val="Heading2"/>
-        <w:spacing w:after="80" w:before="180"/>
-      </w:pPr>
-      <w:r>
-        <w:rPr>
-          <w:b/>
-          <w:bCs/>
-          <w:color w:val="12355B"/>
-          <w:sz w:val="24"/>
-          <w:szCs w:val="24"/>
-        </w:rPr>
-        <w:t xml:space="preserve">Independent Practice</w:t>
-      </w:r>
-    </w:p>
-    <w:p>
-      <w:pPr>
-        <w:spacing w:after="80"/>
-      </w:pPr>
-      <w:r>
-        <w:rPr>
-          <w:b/>
-          <w:bCs/>
-          <w:sz w:val="21"/>
-          <w:szCs w:val="21"/>
-        </w:rPr>
-        <w:t xml:space="preserve">1.  </w:t>
-      </w:r>
-      <w:r>
-        <w:rPr>
-          <w:sz w:val="21"/>
-          <w:szCs w:val="21"/>
-        </w:rPr>
-        <w:t xml:space="preserve">A)  7</w:t>
+        <w:t xml:space="preserve">2.  </w:t>
+      </w:r>
+      <w:r>
+        <w:rPr>
+          <w:sz w:val="21"/>
+          <w:szCs w:val="21"/>
+        </w:rPr>
+        <w:t xml:space="preserve">A)  3</w:t>
       </w:r>
       <w:r>
         <w:rPr>
@@ -3467,7 +3418,7 @@
           <w:sz w:val="19"/>
           <w:szCs w:val="19"/>
         </w:rPr>
-        <w:t xml:space="preserve">  — Factors of 14: 1, 2, 7, 14. Factors of 21: 1, 3, 7, 21. The largest common factor is 7.</w:t>
+        <w:t xml:space="preserve">  — Factors of 9: 1, 3, 9. Factors of 15: 1, 3, 5, 15. The largest common factor is 3.</w:t>
       </w:r>
     </w:p>
     <w:p>
@@ -3481,14 +3432,14 @@
           <w:sz w:val="21"/>
           <w:szCs w:val="21"/>
         </w:rPr>
-        <w:t xml:space="preserve">2.  </w:t>
-      </w:r>
-      <w:r>
-        <w:rPr>
-          <w:sz w:val="21"/>
-          <w:szCs w:val="21"/>
-        </w:rPr>
-        <w:t xml:space="preserve">A)  3</w:t>
+        <w:t xml:space="preserve">3.  </w:t>
+      </w:r>
+      <w:r>
+        <w:rPr>
+          <w:sz w:val="21"/>
+          <w:szCs w:val="21"/>
+        </w:rPr>
+        <w:t xml:space="preserve">A)  12 bags</w:t>
       </w:r>
       <w:r>
         <w:rPr>
@@ -3498,7 +3449,7 @@
           <w:sz w:val="19"/>
           <w:szCs w:val="19"/>
         </w:rPr>
-        <w:t xml:space="preserve">  — Factors of 9: 1, 3, 9. Factors of 15: 1, 3, 5, 15. The largest common factor is 3.</w:t>
+        <w:t xml:space="preserve">  — GCF(36, 48) = 12. She can make 12 bags, each with 3 pencils and 4 erasers.</w:t>
       </w:r>
     </w:p>
     <w:p>
@@ -3512,14 +3463,14 @@
           <w:sz w:val="21"/>
           <w:szCs w:val="21"/>
         </w:rPr>
-        <w:t xml:space="preserve">3.  </w:t>
-      </w:r>
-      <w:r>
-        <w:rPr>
-          <w:sz w:val="21"/>
-          <w:szCs w:val="21"/>
-        </w:rPr>
-        <w:t xml:space="preserve">A)  12 bags</w:t>
+        <w:t xml:space="preserve">4.  </w:t>
+      </w:r>
+      <w:r>
+        <w:rPr>
+          <w:sz w:val="21"/>
+          <w:szCs w:val="21"/>
+        </w:rPr>
+        <w:t xml:space="preserve">A)  12</w:t>
       </w:r>
       <w:r>
         <w:rPr>
@@ -3529,7 +3480,23 @@
           <w:sz w:val="19"/>
           <w:szCs w:val="19"/>
         </w:rPr>
-        <w:t xml:space="preserve">  — GCF(36, 48) = 12. She can make 12 bags, each with 3 pencils and 4 erasers.</w:t>
+        <w:t xml:space="preserve">  — Factors of 24: 1, 2, 3, 4, 6, 8, 12, 24. Factors of 36: 1, 2, 3, 4, 6, 9, 12, 18, 36. The greatest shared factor is 12, so 12 pods can be filled equally.</w:t>
+      </w:r>
+    </w:p>
+    <w:p>
+      <w:pPr>
+        <w:pStyle w:val="Heading2"/>
+        <w:spacing w:after="80" w:before="180"/>
+      </w:pPr>
+      <w:r>
+        <w:rPr>
+          <w:b/>
+          <w:bCs/>
+          <w:color w:val="12355B"/>
+          <w:sz w:val="24"/>
+          <w:szCs w:val="24"/>
+        </w:rPr>
+        <w:t xml:space="preserve">Exit Ticket</w:t>
       </w:r>
     </w:p>
     <w:p>
@@ -3538,19 +3505,10 @@
       </w:pPr>
       <w:r>
         <w:rPr>
-          <w:b/>
-          <w:bCs/>
-          <w:sz w:val="21"/>
-          <w:szCs w:val="21"/>
-        </w:rPr>
-        <w:t xml:space="preserve">4.  </w:t>
-      </w:r>
-      <w:r>
-        <w:rPr>
-          <w:sz w:val="21"/>
-          <w:szCs w:val="21"/>
-        </w:rPr>
-        <w:t xml:space="preserve">A)  12</w:t>
+          <w:sz w:val="21"/>
+          <w:szCs w:val="21"/>
+        </w:rPr>
+        <w:t xml:space="preserve">A)  9</w:t>
       </w:r>
       <w:r>
         <w:rPr>
@@ -3560,197 +3518,7 @@
           <w:sz w:val="19"/>
           <w:szCs w:val="19"/>
         </w:rPr>
-        <w:t xml:space="preserve">  — 24 = 2³ × 3 and 36 = 2² × 3². The common factors are 2² × 3 = 12.</w:t>
-      </w:r>
-    </w:p>
-    <w:p>
-      <w:pPr>
-        <w:pStyle w:val="Heading2"/>
-        <w:spacing w:after="80" w:before="180"/>
-      </w:pPr>
-      <w:r>
-        <w:rPr>
-          <w:b/>
-          <w:bCs/>
-          <w:color w:val="12355B"/>
-          <w:sz w:val="24"/>
-          <w:szCs w:val="24"/>
-        </w:rPr>
-        <w:t xml:space="preserve">Exit Ticket</w:t>
-      </w:r>
-    </w:p>
-    <w:p>
-      <w:pPr>
-        <w:spacing w:after="80"/>
-      </w:pPr>
-      <w:r>
-        <w:rPr>
-          <w:sz w:val="21"/>
-          <w:szCs w:val="21"/>
-        </w:rPr>
-        <w:t xml:space="preserve">A)  9</w:t>
-      </w:r>
-      <w:r>
-        <w:rPr>
-          <w:i/>
-          <w:iCs/>
-          <w:color w:val="5F6F80"/>
-          <w:sz w:val="19"/>
-          <w:szCs w:val="19"/>
-        </w:rPr>
         <w:t xml:space="preserve">  — Factors of 18: 1, 2, 3, 6, 9, 18. Factors of 27: 1, 3, 9, 27. Common: 1, 3, 9. GCF = 9.</w:t>
-      </w:r>
-    </w:p>
-    <w:p>
-      <w:pPr>
-        <w:pStyle w:val="Heading2"/>
-        <w:spacing w:after="80" w:before="180"/>
-      </w:pPr>
-      <w:r>
-        <w:rPr>
-          <w:b/>
-          <w:bCs/>
-          <w:color w:val="12355B"/>
-          <w:sz w:val="24"/>
-          <w:szCs w:val="24"/>
-        </w:rPr>
-        <w:t xml:space="preserve">Writing (TWR) — what to look for</w:t>
-      </w:r>
-    </w:p>
-    <w:p>
-      <w:pPr>
-        <w:spacing w:after="80"/>
-      </w:pPr>
-      <w:r>
-        <w:rPr>
-          <w:sz w:val="20"/>
-          <w:szCs w:val="20"/>
-        </w:rPr>
-        <w:t xml:space="preserve">Kernel sentence: a complete sentence needs a subject and a verb. Example: Factor is a number that divides another number with nothing left over.</w:t>
-      </w:r>
-    </w:p>
-    <w:p>
-      <w:pPr>
-        <w:spacing w:after="80"/>
-      </w:pPr>
-      <w:r>
-        <w:rPr>
-          <w:sz w:val="20"/>
-          <w:szCs w:val="20"/>
-        </w:rPr>
-        <w:t xml:space="preserve">Expansion: because = reason, but = contrast/exception, so = result. Answers vary; each must keep the kernel idea.</w:t>
-      </w:r>
-    </w:p>
-    <w:p>
-      <w:pPr>
-        <w:pStyle w:val="Heading2"/>
-        <w:spacing w:after="80" w:before="180"/>
-      </w:pPr>
-      <w:r>
-        <w:rPr>
-          <w:b/>
-          <w:bCs/>
-          <w:color w:val="12355B"/>
-          <w:sz w:val="24"/>
-          <w:szCs w:val="24"/>
-        </w:rPr>
-        <w:t xml:space="preserve">Turn &amp; Talk — listen for</w:t>
-      </w:r>
-    </w:p>
-    <w:p>
-      <w:pPr>
-        <w:spacing w:after="80"/>
-      </w:pPr>
-      <w:r>
-        <w:rPr>
-          <w:b/>
-          <w:bCs/>
-          <w:sz w:val="19"/>
-          <w:szCs w:val="19"/>
-        </w:rPr>
-        <w:t xml:space="preserve">1.  </w:t>
-      </w:r>
-      <w:r>
-        <w:rPr>
-          <w:i/>
-          <w:iCs/>
-          <w:color w:val="5F6F80"/>
-          <w:sz w:val="19"/>
-          <w:szCs w:val="19"/>
-        </w:rPr>
-        <w:t xml:space="preserve">Students see the number of pods has to be a common factor of 24 and 36, so it must divide both with nothing left over, ruling out numbers that only divide one of them.</w:t>
-      </w:r>
-    </w:p>
-    <w:p>
-      <w:pPr>
-        <w:spacing w:after="80"/>
-      </w:pPr>
-      <w:r>
-        <w:rPr>
-          <w:b/>
-          <w:bCs/>
-          <w:sz w:val="19"/>
-          <w:szCs w:val="19"/>
-        </w:rPr>
-        <w:t xml:space="preserve">2.  </w:t>
-      </w:r>
-      <w:r>
-        <w:rPr>
-          <w:i/>
-          <w:iCs/>
-          <w:color w:val="5F6F80"/>
-          <w:sz w:val="19"/>
-          <w:szCs w:val="19"/>
-        </w:rPr>
-        <w:t xml:space="preserve">Students list common factors 1, 2, 3, 4, 6, 12 of 24 and 36 and identify 12 as the GCF because it is the largest factor shared by both.</w:t>
-      </w:r>
-    </w:p>
-    <w:p>
-      <w:pPr>
-        <w:spacing w:after="80"/>
-      </w:pPr>
-      <w:r>
-        <w:rPr>
-          <w:b/>
-          <w:bCs/>
-          <w:sz w:val="19"/>
-          <w:szCs w:val="19"/>
-        </w:rPr>
-        <w:t xml:space="preserve">3.  </w:t>
-      </w:r>
-      <w:r>
-        <w:rPr>
-          <w:i/>
-          <w:iCs/>
-          <w:color w:val="5F6F80"/>
-          <w:sz w:val="19"/>
-          <w:szCs w:val="19"/>
-        </w:rPr>
-        <w:t xml:space="preserve">Students compute GCF(48, 32) = 16, so 16 boxes, each with 3 cookies and 2 brownies, and explain why a bigger number would leave items over.</w:t>
-      </w:r>
-    </w:p>
-    <w:p>
-      <w:pPr>
-        <w:spacing w:after="80"/>
-      </w:pPr>
-      <w:r>
-        <w:rPr>
-          <w:b/>
-          <w:bCs/>
-          <w:sz w:val="19"/>
-          <w:szCs w:val="19"/>
-        </w:rPr>
-        <w:t xml:space="preserve">4.  </w:t>
-      </w:r>
-      <w:r>
-        <w:rPr>
-          <w:i/>
-          <w:iCs/>
-          <w:color w:val="5F6F80"/>
-          <w:sz w:val="19"/>
-          <w:szCs w:val="19"/>
-        </w:rPr>
-        <w:t xml:space="preserve">Students contrast GCF (largest factor that divides both, used to split into equal groups) with LCM (smallest shared multiple) and connect GCF to making equal groups with nothing left over.</w:t>
       </w:r>
     </w:p>
     <w:sectPr>

--- a/lessons/1-2/downloads/1-2-notes.docx
+++ b/lessons/1-2/downloads/1-2-notes.docx
@@ -3127,398 +3127,6 @@
       </w:pPr>
       <w:r>
         <w:t xml:space="preserve"/>
-      </w:r>
-    </w:p>
-    <w:p>
-      <w:pPr>
-        <w:pStyle w:val="Heading1"/>
-        <w:pageBreakBefore/>
-        <w:pBdr>
-          <w:bottom w:val="single" w:color="1FA6A2" w:sz="14" w:space="6"/>
-        </w:pBdr>
-        <w:spacing w:after="140" w:before="0"/>
-      </w:pPr>
-      <w:r>
-        <w:rPr>
-          <w:b/>
-          <w:bCs/>
-          <w:color w:val="12355B"/>
-          <w:sz w:val="30"/>
-          <w:szCs w:val="30"/>
-        </w:rPr>
-        <w:t xml:space="preserve">Answer Key &amp; Teacher Guide</w:t>
-      </w:r>
-    </w:p>
-    <w:p>
-      <w:pPr>
-        <w:spacing w:after="100"/>
-      </w:pPr>
-      <w:r>
-        <w:rPr>
-          <w:i/>
-          <w:iCs/>
-          <w:color w:val="5F6F80"/>
-          <w:sz w:val="19"/>
-          <w:szCs w:val="19"/>
-        </w:rPr>
-        <w:t xml:space="preserve">Teacher reference — remove or fold back before distributing to students.</w:t>
-      </w:r>
-    </w:p>
-    <w:p>
-      <w:pPr>
-        <w:pStyle w:val="Heading2"/>
-        <w:spacing w:after="80" w:before="180"/>
-      </w:pPr>
-      <w:r>
-        <w:rPr>
-          <w:b/>
-          <w:bCs/>
-          <w:color w:val="12355B"/>
-          <w:sz w:val="24"/>
-          <w:szCs w:val="24"/>
-        </w:rPr>
-        <w:t xml:space="preserve">Guided Notes (Fill-in)</w:t>
-      </w:r>
-    </w:p>
-    <w:p>
-      <w:pPr>
-        <w:spacing w:after="80"/>
-      </w:pPr>
-      <w:r>
-        <w:rPr>
-          <w:b/>
-          <w:bCs/>
-          <w:sz w:val="21"/>
-          <w:szCs w:val="21"/>
-        </w:rPr>
-        <w:t xml:space="preserve">Notes 1:  </w:t>
-      </w:r>
-      <w:r>
-        <w:rPr>
-          <w:sz w:val="21"/>
-          <w:szCs w:val="21"/>
-        </w:rPr>
-        <w:t xml:space="preserve">Factor</w:t>
-      </w:r>
-    </w:p>
-    <w:p>
-      <w:pPr>
-        <w:spacing w:after="80"/>
-      </w:pPr>
-      <w:r>
-        <w:rPr>
-          <w:b/>
-          <w:bCs/>
-          <w:sz w:val="21"/>
-          <w:szCs w:val="21"/>
-        </w:rPr>
-        <w:t xml:space="preserve">Notes 2:  </w:t>
-      </w:r>
-      <w:r>
-        <w:rPr>
-          <w:sz w:val="21"/>
-          <w:szCs w:val="21"/>
-        </w:rPr>
-        <w:t xml:space="preserve">Greatest Common Factor</w:t>
-      </w:r>
-    </w:p>
-    <w:p>
-      <w:pPr>
-        <w:spacing w:after="80"/>
-      </w:pPr>
-      <w:r>
-        <w:rPr>
-          <w:b/>
-          <w:bCs/>
-          <w:sz w:val="21"/>
-          <w:szCs w:val="21"/>
-        </w:rPr>
-        <w:t xml:space="preserve">Notes 3:  </w:t>
-      </w:r>
-      <w:r>
-        <w:rPr>
-          <w:sz w:val="21"/>
-          <w:szCs w:val="21"/>
-        </w:rPr>
-        <w:t xml:space="preserve">Common factor</w:t>
-      </w:r>
-    </w:p>
-    <w:p>
-      <w:pPr>
-        <w:spacing w:after="80"/>
-      </w:pPr>
-      <w:r>
-        <w:rPr>
-          <w:b/>
-          <w:bCs/>
-          <w:sz w:val="21"/>
-          <w:szCs w:val="21"/>
-        </w:rPr>
-        <w:t xml:space="preserve">Notes 4:  </w:t>
-      </w:r>
-      <w:r>
-        <w:rPr>
-          <w:sz w:val="21"/>
-          <w:szCs w:val="21"/>
-        </w:rPr>
-        <w:t xml:space="preserve">Divisible</w:t>
-      </w:r>
-    </w:p>
-    <w:p>
-      <w:pPr>
-        <w:spacing w:after="80"/>
-      </w:pPr>
-      <w:r>
-        <w:rPr>
-          <w:b/>
-          <w:bCs/>
-          <w:sz w:val="21"/>
-          <w:szCs w:val="21"/>
-        </w:rPr>
-        <w:t xml:space="preserve">Notes 5:  </w:t>
-      </w:r>
-      <w:r>
-        <w:rPr>
-          <w:sz w:val="21"/>
-          <w:szCs w:val="21"/>
-        </w:rPr>
-        <w:t xml:space="preserve">Prime factorization</w:t>
-      </w:r>
-    </w:p>
-    <w:p>
-      <w:pPr>
-        <w:pStyle w:val="Heading2"/>
-        <w:spacing w:after="80" w:before="180"/>
-      </w:pPr>
-      <w:r>
-        <w:rPr>
-          <w:b/>
-          <w:bCs/>
-          <w:color w:val="12355B"/>
-          <w:sz w:val="24"/>
-          <w:szCs w:val="24"/>
-        </w:rPr>
-        <w:t xml:space="preserve">Worked Notes (I Do / We Do)</w:t>
-      </w:r>
-    </w:p>
-    <w:p>
-      <w:pPr>
-        <w:spacing w:after="80"/>
-      </w:pPr>
-      <w:r>
-        <w:rPr>
-          <w:b/>
-          <w:bCs/>
-          <w:sz w:val="21"/>
-          <w:szCs w:val="21"/>
-        </w:rPr>
-        <w:t xml:space="preserve">I Do:  </w:t>
-      </w:r>
-      <w:r>
-        <w:rPr>
-          <w:sz w:val="21"/>
-          <w:szCs w:val="21"/>
-        </w:rPr>
-        <w:t xml:space="preserve">A. 4</w:t>
-      </w:r>
-    </w:p>
-    <w:p>
-      <w:pPr>
-        <w:spacing w:after="80"/>
-      </w:pPr>
-      <w:r>
-        <w:rPr>
-          <w:b/>
-          <w:bCs/>
-          <w:sz w:val="21"/>
-          <w:szCs w:val="21"/>
-        </w:rPr>
-        <w:t xml:space="preserve">We Do:  </w:t>
-      </w:r>
-      <w:r>
-        <w:rPr>
-          <w:sz w:val="21"/>
-          <w:szCs w:val="21"/>
-        </w:rPr>
-        <w:t xml:space="preserve">A. 15 and 25</w:t>
-      </w:r>
-    </w:p>
-    <w:p>
-      <w:pPr>
-        <w:pStyle w:val="Heading2"/>
-        <w:spacing w:after="80" w:before="180"/>
-      </w:pPr>
-      <w:r>
-        <w:rPr>
-          <w:b/>
-          <w:bCs/>
-          <w:color w:val="12355B"/>
-          <w:sz w:val="24"/>
-          <w:szCs w:val="24"/>
-        </w:rPr>
-        <w:t xml:space="preserve">Independent Practice</w:t>
-      </w:r>
-    </w:p>
-    <w:p>
-      <w:pPr>
-        <w:spacing w:after="80"/>
-      </w:pPr>
-      <w:r>
-        <w:rPr>
-          <w:b/>
-          <w:bCs/>
-          <w:sz w:val="21"/>
-          <w:szCs w:val="21"/>
-        </w:rPr>
-        <w:t xml:space="preserve">1.  </w:t>
-      </w:r>
-      <w:r>
-        <w:rPr>
-          <w:sz w:val="21"/>
-          <w:szCs w:val="21"/>
-        </w:rPr>
-        <w:t xml:space="preserve">A)  7</w:t>
-      </w:r>
-      <w:r>
-        <w:rPr>
-          <w:i/>
-          <w:iCs/>
-          <w:color w:val="5F6F80"/>
-          <w:sz w:val="19"/>
-          <w:szCs w:val="19"/>
-        </w:rPr>
-        <w:t xml:space="preserve">  — Factors of 14: 1, 2, 7, 14. Factors of 21: 1, 3, 7, 21. The largest common factor is 7.</w:t>
-      </w:r>
-    </w:p>
-    <w:p>
-      <w:pPr>
-        <w:spacing w:after="80"/>
-      </w:pPr>
-      <w:r>
-        <w:rPr>
-          <w:b/>
-          <w:bCs/>
-          <w:sz w:val="21"/>
-          <w:szCs w:val="21"/>
-        </w:rPr>
-        <w:t xml:space="preserve">2.  </w:t>
-      </w:r>
-      <w:r>
-        <w:rPr>
-          <w:sz w:val="21"/>
-          <w:szCs w:val="21"/>
-        </w:rPr>
-        <w:t xml:space="preserve">A)  3</w:t>
-      </w:r>
-      <w:r>
-        <w:rPr>
-          <w:i/>
-          <w:iCs/>
-          <w:color w:val="5F6F80"/>
-          <w:sz w:val="19"/>
-          <w:szCs w:val="19"/>
-        </w:rPr>
-        <w:t xml:space="preserve">  — Factors of 9: 1, 3, 9. Factors of 15: 1, 3, 5, 15. The largest common factor is 3.</w:t>
-      </w:r>
-    </w:p>
-    <w:p>
-      <w:pPr>
-        <w:spacing w:after="80"/>
-      </w:pPr>
-      <w:r>
-        <w:rPr>
-          <w:b/>
-          <w:bCs/>
-          <w:sz w:val="21"/>
-          <w:szCs w:val="21"/>
-        </w:rPr>
-        <w:t xml:space="preserve">3.  </w:t>
-      </w:r>
-      <w:r>
-        <w:rPr>
-          <w:sz w:val="21"/>
-          <w:szCs w:val="21"/>
-        </w:rPr>
-        <w:t xml:space="preserve">A)  12 bags</w:t>
-      </w:r>
-      <w:r>
-        <w:rPr>
-          <w:i/>
-          <w:iCs/>
-          <w:color w:val="5F6F80"/>
-          <w:sz w:val="19"/>
-          <w:szCs w:val="19"/>
-        </w:rPr>
-        <w:t xml:space="preserve">  — GCF(36, 48) = 12. She can make 12 bags, each with 3 pencils and 4 erasers.</w:t>
-      </w:r>
-    </w:p>
-    <w:p>
-      <w:pPr>
-        <w:spacing w:after="80"/>
-      </w:pPr>
-      <w:r>
-        <w:rPr>
-          <w:b/>
-          <w:bCs/>
-          <w:sz w:val="21"/>
-          <w:szCs w:val="21"/>
-        </w:rPr>
-        <w:t xml:space="preserve">4.  </w:t>
-      </w:r>
-      <w:r>
-        <w:rPr>
-          <w:sz w:val="21"/>
-          <w:szCs w:val="21"/>
-        </w:rPr>
-        <w:t xml:space="preserve">A)  12</w:t>
-      </w:r>
-      <w:r>
-        <w:rPr>
-          <w:i/>
-          <w:iCs/>
-          <w:color w:val="5F6F80"/>
-          <w:sz w:val="19"/>
-          <w:szCs w:val="19"/>
-        </w:rPr>
-        <w:t xml:space="preserve">  — Factors of 24: 1, 2, 3, 4, 6, 8, 12, 24. Factors of 36: 1, 2, 3, 4, 6, 9, 12, 18, 36. The greatest shared factor is 12, so 12 pods can be filled equally.</w:t>
-      </w:r>
-    </w:p>
-    <w:p>
-      <w:pPr>
-        <w:pStyle w:val="Heading2"/>
-        <w:spacing w:after="80" w:before="180"/>
-      </w:pPr>
-      <w:r>
-        <w:rPr>
-          <w:b/>
-          <w:bCs/>
-          <w:color w:val="12355B"/>
-          <w:sz w:val="24"/>
-          <w:szCs w:val="24"/>
-        </w:rPr>
-        <w:t xml:space="preserve">Exit Ticket</w:t>
-      </w:r>
-    </w:p>
-    <w:p>
-      <w:pPr>
-        <w:spacing w:after="80"/>
-      </w:pPr>
-      <w:r>
-        <w:rPr>
-          <w:sz w:val="21"/>
-          <w:szCs w:val="21"/>
-        </w:rPr>
-        <w:t xml:space="preserve">A)  9</w:t>
-      </w:r>
-      <w:r>
-        <w:rPr>
-          <w:i/>
-          <w:iCs/>
-          <w:color w:val="5F6F80"/>
-          <w:sz w:val="19"/>
-          <w:szCs w:val="19"/>
-        </w:rPr>
-        <w:t xml:space="preserve">  — Factors of 18: 1, 2, 3, 6, 9, 18. Factors of 27: 1, 3, 9, 27. Common: 1, 3, 9. GCF = 9.</w:t>
       </w:r>
     </w:p>
     <w:sectPr>

--- a/lessons/1-2/downloads/1-2-notes.docx
+++ b/lessons/1-2/downloads/1-2-notes.docx
@@ -14,7 +14,7 @@
           <w:sz w:val="18"/>
           <w:szCs w:val="18"/>
         </w:rPr>
-        <w:t xml:space="preserve">UNIT 1  ·  LESSON 2      STANDARD 6.NS.4</w:t>
+        <w:t xml:space="preserve">UNIT 1  ·  LESSON 2      STANDARD 6.NOS.4</w:t>
       </w:r>
     </w:p>
     <w:p>
@@ -2219,7 +2219,7 @@
           <w:sz w:val="21"/>
           <w:szCs w:val="21"/>
         </w:rPr>
-        <w:t xml:space="preserve">The baker has 48 cookies and 32 brownies and wants identical boxes with none left over. How does the GCF tell her the most boxes she can make?</w:t>
+        <w:t xml:space="preserve">A florist has 18 roses and 24 tulips and wants identical bouquets with no flowers left over. How does the GCF tell her the most bouquets she can make?</w:t>
       </w:r>
     </w:p>
     <w:p>
@@ -2232,7 +2232,7 @@
           <w:sz w:val="21"/>
           <w:szCs w:val="21"/>
         </w:rPr>
-        <w:t xml:space="preserve">Start with:  The baker can make ___ boxes because the GCF of 48 and 32 is ___.</w:t>
+        <w:t xml:space="preserve">Start with:  The florist can make ___ bouquets because the GCF of 18 and 24 is ___.</w:t>
       </w:r>
       <w:r>
         <w:rPr>
@@ -2243,7 +2243,7 @@
           <w:szCs w:val="19"/>
         </w:rPr>
         <w:br/>
-        <w:t xml:space="preserve">La panadera puede hacer ___ cajas porque el MCD de 48 y 32 es ___.</w:t>
+        <w:t xml:space="preserve">La florista puede hacer ___ ramos porque el MCD de 18 y 24 es ___.</w:t>
       </w:r>
     </w:p>
     <w:p>
@@ -2490,6 +2490,32 @@
           <w:szCs w:val="19"/>
         </w:rPr>
         <w:t xml:space="preserve">Solve each problem. Show your thinking in the work box.</w:t>
+      </w:r>
+    </w:p>
+    <w:p>
+      <w:pPr>
+        <w:pStyle w:val="Heading2"/>
+        <w:spacing w:after="80" w:before="180"/>
+      </w:pPr>
+      <w:r>
+        <w:rPr>
+          <w:b/>
+          <w:bCs/>
+          <w:color w:val="12355B"/>
+          <w:sz w:val="24"/>
+          <w:szCs w:val="24"/>
+        </w:rPr>
+        <w:t xml:space="preserve">Level 1 Support</w:t>
+      </w:r>
+      <w:r>
+        <w:rPr>
+          <w:i/>
+          <w:iCs/>
+          <w:color w:val="1FA6A2"/>
+          <w:sz w:val="19"/>
+          <w:szCs w:val="19"/>
+        </w:rPr>
+        <w:t xml:space="preserve">   extra scaffolding</w:t>
       </w:r>
     </w:p>
     <w:p>
@@ -2754,6 +2780,32 @@
     </w:tbl>
     <w:p>
       <w:pPr>
+        <w:pStyle w:val="Heading2"/>
+        <w:spacing w:after="80" w:before="180"/>
+      </w:pPr>
+      <w:r>
+        <w:rPr>
+          <w:b/>
+          <w:bCs/>
+          <w:color w:val="12355B"/>
+          <w:sz w:val="24"/>
+          <w:szCs w:val="24"/>
+        </w:rPr>
+        <w:t xml:space="preserve">On Level</w:t>
+      </w:r>
+      <w:r>
+        <w:rPr>
+          <w:i/>
+          <w:iCs/>
+          <w:color w:val="12355B"/>
+          <w:sz w:val="19"/>
+          <w:szCs w:val="19"/>
+        </w:rPr>
+        <w:t xml:space="preserve">   grade-level practice</w:t>
+      </w:r>
+    </w:p>
+    <w:p>
+      <w:pPr>
         <w:keepNext/>
         <w:spacing w:after="60" w:before="160"/>
       </w:pPr>
@@ -2827,136 +2879,6 @@
           <w:szCs w:val="20"/>
         </w:rPr>
         <w:t xml:space="preserve">D)  36 bags</w:t>
-      </w:r>
-    </w:p>
-    <w:p>
-      <w:pPr>
-        <w:spacing w:after="20"/>
-      </w:pPr>
-      <w:r>
-        <w:t xml:space="preserve"/>
-      </w:r>
-    </w:p>
-    <w:tbl>
-      <w:tblPr>
-        <w:tblW w:type="pct" w:w="100%"/>
-        <w:tblBorders>
-          <w:top w:val="single" w:color="C7D2DD" w:sz="6"/>
-          <w:left w:val="single" w:color="C7D2DD" w:sz="6"/>
-          <w:bottom w:val="single" w:color="C7D2DD" w:sz="6"/>
-          <w:right w:val="single" w:color="C7D2DD" w:sz="6"/>
-          <w:insideH w:val="single" w:color="auto" w:sz="4"/>
-          <w:insideV w:val="single" w:color="auto" w:sz="4"/>
-        </w:tblBorders>
-      </w:tblPr>
-      <w:tblGrid>
-        <w:gridCol w:w="100"/>
-      </w:tblGrid>
-      <w:tr>
-        <w:tc>
-          <w:tcPr>
-            <w:shd w:fill="FBF3E2" w:color="auto" w:val="clear"/>
-            <w:tcMar>
-              <w:top w:type="dxa" w:w="60"/>
-              <w:left w:type="dxa" w:w="120"/>
-              <w:bottom w:type="dxa" w:w="60"/>
-              <w:right w:type="dxa" w:w="120"/>
-            </w:tcMar>
-          </w:tcPr>
-          <w:p>
-            <w:pPr>
-              <w:spacing w:after="0" w:line="320"/>
-            </w:pPr>
-            <w:r>
-              <w:t xml:space="preserve"/>
-            </w:r>
-          </w:p>
-          <w:p>
-            <w:pPr>
-              <w:spacing w:after="0" w:line="320"/>
-            </w:pPr>
-            <w:r>
-              <w:t xml:space="preserve"/>
-            </w:r>
-          </w:p>
-        </w:tc>
-      </w:tr>
-    </w:tbl>
-    <w:p>
-      <w:pPr>
-        <w:keepNext/>
-        <w:spacing w:after="60" w:before="160"/>
-      </w:pPr>
-      <w:r>
-        <w:rPr>
-          <w:b/>
-          <w:bCs/>
-          <w:color w:val="12355B"/>
-          <w:sz w:val="22"/>
-          <w:szCs w:val="22"/>
-        </w:rPr>
-        <w:t xml:space="preserve">4.  </w:t>
-      </w:r>
-      <w:r>
-        <w:rPr>
-          <w:b/>
-          <w:bCs/>
-          <w:sz w:val="21"/>
-          <w:szCs w:val="21"/>
-        </w:rPr>
-        <w:t xml:space="preserve">Mission Control must split 24 oxygen tanks and 36 ration packs into identical crew pods with none left over. What is the GCF of 24 and 36?</w:t>
-      </w:r>
-    </w:p>
-    <w:p>
-      <w:pPr>
-        <w:spacing w:after="40"/>
-        <w:ind w:left="420"/>
-      </w:pPr>
-      <w:r>
-        <w:rPr>
-          <w:sz w:val="20"/>
-          <w:szCs w:val="20"/>
-        </w:rPr>
-        <w:t xml:space="preserve">A)  12</w:t>
-      </w:r>
-    </w:p>
-    <w:p>
-      <w:pPr>
-        <w:spacing w:after="40"/>
-        <w:ind w:left="420"/>
-      </w:pPr>
-      <w:r>
-        <w:rPr>
-          <w:sz w:val="20"/>
-          <w:szCs w:val="20"/>
-        </w:rPr>
-        <w:t xml:space="preserve">B)  6</w:t>
-      </w:r>
-    </w:p>
-    <w:p>
-      <w:pPr>
-        <w:spacing w:after="40"/>
-        <w:ind w:left="420"/>
-      </w:pPr>
-      <w:r>
-        <w:rPr>
-          <w:sz w:val="20"/>
-          <w:szCs w:val="20"/>
-        </w:rPr>
-        <w:t xml:space="preserve">C)  8</w:t>
-      </w:r>
-    </w:p>
-    <w:p>
-      <w:pPr>
-        <w:spacing w:after="40"/>
-        <w:ind w:left="420"/>
-      </w:pPr>
-      <w:r>
-        <w:rPr>
-          <w:sz w:val="20"/>
-          <w:szCs w:val="20"/>
-        </w:rPr>
-        <w:t xml:space="preserve">D)  72</w:t>
       </w:r>
     </w:p>
     <w:p>

--- a/lessons/1-2/downloads/1-2-notes.docx
+++ b/lessons/1-2/downloads/1-2-notes.docx
@@ -1228,6 +1228,1302 @@
           <w:szCs w:val="22"/>
         </w:rPr>
         <w:t xml:space="preserve">__________  —  Writing a number as prime numbers multiplied together. It helps you find the GCF.</w:t>
+      </w:r>
+    </w:p>
+    <w:p>
+      <w:pPr>
+        <w:pStyle w:val="Heading1"/>
+        <w:pageBreakBefore/>
+        <w:pBdr>
+          <w:bottom w:val="single" w:color="1FA6A2" w:sz="14" w:space="6"/>
+        </w:pBdr>
+        <w:spacing w:after="140" w:before="0"/>
+      </w:pPr>
+      <w:r>
+        <w:rPr>
+          <w:b/>
+          <w:bCs/>
+          <w:color w:val="12355B"/>
+          <w:sz w:val="30"/>
+          <w:szCs w:val="30"/>
+        </w:rPr>
+        <w:t xml:space="preserve">Write About the Math</w:t>
+      </w:r>
+    </w:p>
+    <w:p>
+      <w:pPr>
+        <w:spacing w:after="100"/>
+      </w:pPr>
+      <w:r>
+        <w:rPr>
+          <w:i/>
+          <w:iCs/>
+          <w:color w:val="5F6F80"/>
+          <w:sz w:val="19"/>
+          <w:szCs w:val="19"/>
+        </w:rPr>
+        <w:t xml:space="preserve">Use the support level you need. Every level answers the same math question.</w:t>
+      </w:r>
+    </w:p>
+    <w:p>
+      <w:pPr>
+        <w:pStyle w:val="Heading2"/>
+        <w:spacing w:after="80" w:before="180"/>
+      </w:pPr>
+      <w:r>
+        <w:rPr>
+          <w:b/>
+          <w:bCs/>
+          <w:color w:val="12355B"/>
+          <w:sz w:val="24"/>
+          <w:szCs w:val="24"/>
+        </w:rPr>
+        <w:t xml:space="preserve">1. Understand the Question</w:t>
+      </w:r>
+      <w:r>
+        <w:rPr>
+          <w:i/>
+          <w:iCs/>
+          <w:color w:val="B97A12"/>
+          <w:sz w:val="19"/>
+          <w:szCs w:val="19"/>
+        </w:rPr>
+        <w:t xml:space="preserve">   explain</w:t>
+      </w:r>
+    </w:p>
+    <w:tbl>
+      <w:tblPr>
+        <w:tblW w:type="pct" w:w="100%"/>
+        <w:tblBorders>
+          <w:top w:val="single" w:color="1FA6A2" w:sz="8"/>
+          <w:left w:val="single" w:color="1FA6A2" w:sz="8"/>
+          <w:bottom w:val="single" w:color="1FA6A2" w:sz="8"/>
+          <w:right w:val="single" w:color="1FA6A2" w:sz="8"/>
+          <w:insideH w:val="single" w:color="auto" w:sz="4"/>
+          <w:insideV w:val="single" w:color="auto" w:sz="4"/>
+        </w:tblBorders>
+      </w:tblPr>
+      <w:tblGrid>
+        <w:gridCol w:w="100"/>
+      </w:tblGrid>
+      <w:tr>
+        <w:tc>
+          <w:tcPr>
+            <w:shd w:fill="E6F4F3" w:color="auto" w:val="clear"/>
+            <w:tcMar>
+              <w:top w:type="dxa" w:w="120"/>
+              <w:left w:type="dxa" w:w="180"/>
+              <w:bottom w:type="dxa" w:w="120"/>
+              <w:right w:type="dxa" w:w="180"/>
+            </w:tcMar>
+          </w:tcPr>
+          <w:p>
+            <w:pPr>
+              <w:spacing w:after="60"/>
+            </w:pPr>
+            <w:r>
+              <w:rPr>
+                <w:color w:val="1A2733"/>
+                <w:sz w:val="21"/>
+                <w:szCs w:val="21"/>
+              </w:rPr>
+              <w:t xml:space="preserve">How did you find the factors that 24 and 36 share, and how did you decide which one is the GCF?</w:t>
+            </w:r>
+          </w:p>
+          <w:p>
+            <w:pPr>
+              <w:spacing w:after="0"/>
+            </w:pPr>
+            <w:r>
+              <w:rPr>
+                <w:b/>
+                <w:bCs/>
+                <w:color w:val="12355B"/>
+                <w:sz w:val="20"/>
+                <w:szCs w:val="20"/>
+              </w:rPr>
+              <w:t xml:space="preserve">Your job:  </w:t>
+            </w:r>
+            <w:r>
+              <w:rPr>
+                <w:sz w:val="20"/>
+                <w:szCs w:val="20"/>
+              </w:rPr>
+              <w:t xml:space="preserve">Answer the question. Use math evidence. Explain how the evidence proves your answer.</w:t>
+            </w:r>
+            <w:r>
+              <w:rPr>
+                <w:i/>
+                <w:iCs/>
+                <w:color w:val="5F6F80"/>
+                <w:sz w:val="18"/>
+                <w:szCs w:val="18"/>
+              </w:rPr>
+              <w:br/>
+              <w:t xml:space="preserve">Responde la pregunta. Usa evidencia matemática. Explica cómo la evidencia demuestra tu respuesta.</w:t>
+            </w:r>
+          </w:p>
+        </w:tc>
+      </w:tr>
+    </w:tbl>
+    <w:p>
+      <w:pPr>
+        <w:pStyle w:val="Heading2"/>
+        <w:spacing w:after="80" w:before="180"/>
+      </w:pPr>
+      <w:r>
+        <w:rPr>
+          <w:b/>
+          <w:bCs/>
+          <w:color w:val="12355B"/>
+          <w:sz w:val="24"/>
+          <w:szCs w:val="24"/>
+        </w:rPr>
+        <w:t xml:space="preserve">2. Plan Your Math Words</w:t>
+      </w:r>
+      <w:r>
+        <w:rPr>
+          <w:i/>
+          <w:iCs/>
+          <w:color w:val="1FA6A2"/>
+          <w:sz w:val="19"/>
+          <w:szCs w:val="19"/>
+        </w:rPr>
+        <w:t xml:space="preserve">   check at least two</w:t>
+      </w:r>
+    </w:p>
+    <w:p>
+      <w:pPr>
+        <w:spacing w:after="60"/>
+      </w:pPr>
+      <w:r>
+        <w:rPr>
+          <w:b/>
+          <w:bCs/>
+          <w:color w:val="1FA6A2"/>
+          <w:sz w:val="22"/>
+          <w:szCs w:val="22"/>
+        </w:rPr>
+        <w:t xml:space="preserve">☐  </w:t>
+      </w:r>
+      <w:r>
+        <w:rPr>
+          <w:b/>
+          <w:bCs/>
+          <w:color w:val="12355B"/>
+          <w:sz w:val="20"/>
+          <w:szCs w:val="20"/>
+        </w:rPr>
+        <w:t xml:space="preserve">Factor — </w:t>
+      </w:r>
+      <w:r>
+        <w:rPr>
+          <w:sz w:val="20"/>
+          <w:szCs w:val="20"/>
+        </w:rPr>
+        <w:t xml:space="preserve">A number that divides another number with nothing left over.</w:t>
+      </w:r>
+      <w:r>
+        <w:rPr>
+          <w:i/>
+          <w:iCs/>
+          <w:color w:val="5F6F80"/>
+          <w:sz w:val="18"/>
+          <w:szCs w:val="18"/>
+        </w:rPr>
+        <w:br/>
+        <w:t xml:space="preserve">Factor — Un número que divide a otro sin que sobre nada.</w:t>
+      </w:r>
+    </w:p>
+    <w:p>
+      <w:pPr>
+        <w:spacing w:after="60"/>
+      </w:pPr>
+      <w:r>
+        <w:rPr>
+          <w:b/>
+          <w:bCs/>
+          <w:color w:val="1FA6A2"/>
+          <w:sz w:val="22"/>
+          <w:szCs w:val="22"/>
+        </w:rPr>
+        <w:t xml:space="preserve">☐  </w:t>
+      </w:r>
+      <w:r>
+        <w:rPr>
+          <w:b/>
+          <w:bCs/>
+          <w:color w:val="12355B"/>
+          <w:sz w:val="20"/>
+          <w:szCs w:val="20"/>
+        </w:rPr>
+        <w:t xml:space="preserve">Greatest Common Factor — </w:t>
+      </w:r>
+      <w:r>
+        <w:rPr>
+          <w:sz w:val="20"/>
+          <w:szCs w:val="20"/>
+        </w:rPr>
+        <w:t xml:space="preserve">The biggest number that divides two or more numbers evenly.</w:t>
+      </w:r>
+      <w:r>
+        <w:rPr>
+          <w:i/>
+          <w:iCs/>
+          <w:color w:val="5F6F80"/>
+          <w:sz w:val="18"/>
+          <w:szCs w:val="18"/>
+        </w:rPr>
+        <w:br/>
+        <w:t xml:space="preserve">Máximo común divisor — El número más grande que divide a dos o más números sin que sobre nada.</w:t>
+      </w:r>
+    </w:p>
+    <w:p>
+      <w:pPr>
+        <w:spacing w:after="60"/>
+      </w:pPr>
+      <w:r>
+        <w:rPr>
+          <w:b/>
+          <w:bCs/>
+          <w:color w:val="1FA6A2"/>
+          <w:sz w:val="22"/>
+          <w:szCs w:val="22"/>
+        </w:rPr>
+        <w:t xml:space="preserve">☐  </w:t>
+      </w:r>
+      <w:r>
+        <w:rPr>
+          <w:b/>
+          <w:bCs/>
+          <w:color w:val="12355B"/>
+          <w:sz w:val="20"/>
+          <w:szCs w:val="20"/>
+        </w:rPr>
+        <w:t xml:space="preserve">Common factor — </w:t>
+      </w:r>
+      <w:r>
+        <w:rPr>
+          <w:sz w:val="20"/>
+          <w:szCs w:val="20"/>
+        </w:rPr>
+        <w:t xml:space="preserve">A number that divides two or more numbers evenly.</w:t>
+      </w:r>
+      <w:r>
+        <w:rPr>
+          <w:i/>
+          <w:iCs/>
+          <w:color w:val="5F6F80"/>
+          <w:sz w:val="18"/>
+          <w:szCs w:val="18"/>
+        </w:rPr>
+        <w:br/>
+        <w:t xml:space="preserve">Factor común — Un número que divide a dos o más números sin que sobre nada.</w:t>
+      </w:r>
+    </w:p>
+    <w:p>
+      <w:pPr>
+        <w:spacing w:after="60"/>
+      </w:pPr>
+      <w:r>
+        <w:rPr>
+          <w:b/>
+          <w:bCs/>
+          <w:color w:val="1FA6A2"/>
+          <w:sz w:val="22"/>
+          <w:szCs w:val="22"/>
+        </w:rPr>
+        <w:t xml:space="preserve">☐  </w:t>
+      </w:r>
+      <w:r>
+        <w:rPr>
+          <w:b/>
+          <w:bCs/>
+          <w:color w:val="12355B"/>
+          <w:sz w:val="20"/>
+          <w:szCs w:val="20"/>
+        </w:rPr>
+        <w:t xml:space="preserve">Divisible — </w:t>
+      </w:r>
+      <w:r>
+        <w:rPr>
+          <w:sz w:val="20"/>
+          <w:szCs w:val="20"/>
+        </w:rPr>
+        <w:t xml:space="preserve">A number you can divide evenly, with nothing left over.</w:t>
+      </w:r>
+      <w:r>
+        <w:rPr>
+          <w:i/>
+          <w:iCs/>
+          <w:color w:val="5F6F80"/>
+          <w:sz w:val="18"/>
+          <w:szCs w:val="18"/>
+        </w:rPr>
+        <w:br/>
+        <w:t xml:space="preserve">Divisible — Un número que se puede dividir sin que sobre nada.</w:t>
+      </w:r>
+    </w:p>
+    <w:p>
+      <w:pPr>
+        <w:spacing w:after="60"/>
+      </w:pPr>
+      <w:r>
+        <w:rPr>
+          <w:b/>
+          <w:bCs/>
+          <w:color w:val="1FA6A2"/>
+          <w:sz w:val="22"/>
+          <w:szCs w:val="22"/>
+        </w:rPr>
+        <w:t xml:space="preserve">☐  </w:t>
+      </w:r>
+      <w:r>
+        <w:rPr>
+          <w:b/>
+          <w:bCs/>
+          <w:color w:val="12355B"/>
+          <w:sz w:val="20"/>
+          <w:szCs w:val="20"/>
+        </w:rPr>
+        <w:t xml:space="preserve">Prime factorization — </w:t>
+      </w:r>
+      <w:r>
+        <w:rPr>
+          <w:sz w:val="20"/>
+          <w:szCs w:val="20"/>
+        </w:rPr>
+        <w:t xml:space="preserve">Writing a number as prime numbers multiplied together. It helps you find the GCF.</w:t>
+      </w:r>
+      <w:r>
+        <w:rPr>
+          <w:i/>
+          <w:iCs/>
+          <w:color w:val="5F6F80"/>
+          <w:sz w:val="18"/>
+          <w:szCs w:val="18"/>
+        </w:rPr>
+        <w:br/>
+        <w:t xml:space="preserve">Factorización prima — Escribir un número como números primos multiplicados. Ayuda a encontrar el MCD.</w:t>
+      </w:r>
+    </w:p>
+    <w:tbl>
+      <w:tblPr>
+        <w:tblW w:type="pct" w:w="100%"/>
+        <w:tblBorders>
+          <w:top w:val="single" w:color="1FA6A2" w:sz="8"/>
+          <w:left w:val="single" w:color="1FA6A2" w:sz="8"/>
+          <w:bottom w:val="single" w:color="1FA6A2" w:sz="8"/>
+          <w:right w:val="single" w:color="1FA6A2" w:sz="8"/>
+          <w:insideH w:val="single" w:color="auto" w:sz="4"/>
+          <w:insideV w:val="single" w:color="auto" w:sz="4"/>
+        </w:tblBorders>
+      </w:tblPr>
+      <w:tblGrid>
+        <w:gridCol w:w="100"/>
+      </w:tblGrid>
+      <w:tr>
+        <w:tc>
+          <w:tcPr>
+            <w:shd w:fill="F7FFFD" w:color="auto" w:val="clear"/>
+            <w:tcMar>
+              <w:top w:type="dxa" w:w="120"/>
+              <w:left w:type="dxa" w:w="180"/>
+              <w:bottom w:type="dxa" w:w="120"/>
+              <w:right w:type="dxa" w:w="180"/>
+            </w:tcMar>
+          </w:tcPr>
+          <w:p>
+            <w:pPr>
+              <w:spacing w:after="50"/>
+            </w:pPr>
+            <w:r>
+              <w:rPr>
+                <w:b/>
+                <w:bCs/>
+                <w:color w:val="1FA6A2"/>
+                <w:sz w:val="20"/>
+                <w:szCs w:val="20"/>
+              </w:rPr>
+              <w:t xml:space="preserve">Say it first:  </w:t>
+            </w:r>
+            <w:r>
+              <w:rPr>
+                <w:sz w:val="20"/>
+                <w:szCs w:val="20"/>
+              </w:rPr>
+              <w:t xml:space="preserve">Say your idea to a partner or quietly to yourself before you write.</w:t>
+            </w:r>
+          </w:p>
+          <w:p>
+            <w:pPr>
+              <w:spacing w:after="60"/>
+            </w:pPr>
+            <w:r>
+              <w:rPr>
+                <w:color w:val="1A2733"/>
+                <w:sz w:val="21"/>
+                <w:szCs w:val="21"/>
+              </w:rPr>
+              <w:t xml:space="preserve">The common factors are ___.</w:t>
+            </w:r>
+            <w:r>
+              <w:rPr>
+                <w:i/>
+                <w:iCs/>
+                <w:color w:val="5F6F80"/>
+                <w:sz w:val="19"/>
+                <w:szCs w:val="19"/>
+              </w:rPr>
+              <w:br/>
+              <w:t xml:space="preserve">Los factores comunes son ___.</w:t>
+            </w:r>
+          </w:p>
+        </w:tc>
+      </w:tr>
+    </w:tbl>
+    <w:p>
+      <w:pPr>
+        <w:pStyle w:val="Heading2"/>
+        <w:spacing w:after="80" w:before="180"/>
+      </w:pPr>
+      <w:r>
+        <w:rPr>
+          <w:b/>
+          <w:bCs/>
+          <w:color w:val="12355B"/>
+          <w:sz w:val="24"/>
+          <w:szCs w:val="24"/>
+        </w:rPr>
+        <w:t xml:space="preserve">3. Build Your Explanation</w:t>
+      </w:r>
+      <w:r>
+        <w:rPr>
+          <w:i/>
+          <w:iCs/>
+          <w:color w:val="B97A12"/>
+          <w:sz w:val="19"/>
+          <w:szCs w:val="19"/>
+        </w:rPr>
+        <w:t xml:space="preserve">   choose your support</w:t>
+      </w:r>
+    </w:p>
+    <w:tbl>
+      <w:tblPr>
+        <w:tblW w:type="pct" w:w="100%"/>
+        <w:tblBorders>
+          <w:top w:val="single" w:color="BBD0DE" w:sz="8"/>
+          <w:left w:val="single" w:color="BBD0DE" w:sz="8"/>
+          <w:bottom w:val="single" w:color="BBD0DE" w:sz="8"/>
+          <w:right w:val="single" w:color="BBD0DE" w:sz="8"/>
+          <w:insideH w:val="single" w:color="auto" w:sz="4"/>
+          <w:insideV w:val="single" w:color="auto" w:sz="4"/>
+        </w:tblBorders>
+      </w:tblPr>
+      <w:tblGrid>
+        <w:gridCol w:w="100"/>
+      </w:tblGrid>
+      <w:tr>
+        <w:tc>
+          <w:tcPr>
+            <w:shd w:fill="EEF4F8" w:color="auto" w:val="clear"/>
+            <w:tcMar>
+              <w:top w:type="dxa" w:w="120"/>
+              <w:left w:type="dxa" w:w="180"/>
+              <w:bottom w:type="dxa" w:w="120"/>
+              <w:right w:type="dxa" w:w="180"/>
+            </w:tcMar>
+          </w:tcPr>
+          <w:p>
+            <w:pPr>
+              <w:spacing w:after="50"/>
+            </w:pPr>
+            <w:r>
+              <w:rPr>
+                <w:i/>
+                <w:iCs/>
+                <w:color w:val="5F6F80"/>
+                <w:sz w:val="19"/>
+                <w:szCs w:val="19"/>
+              </w:rPr>
+              <w:t xml:space="preserve">This model shows the parts of an explanation. It does not answer your writing question.</w:t>
+            </w:r>
+          </w:p>
+          <w:p>
+            <w:pPr>
+              <w:spacing w:after="80"/>
+            </w:pPr>
+            <w:r>
+              <w:rPr>
+                <w:b/>
+                <w:bCs/>
+                <w:color w:val="12355B"/>
+                <w:sz w:val="19"/>
+                <w:szCs w:val="19"/>
+              </w:rPr>
+              <w:t xml:space="preserve">Claim:  </w:t>
+            </w:r>
+            <w:r>
+              <w:rPr>
+                <w:sz w:val="19"/>
+                <w:szCs w:val="19"/>
+              </w:rPr>
+              <w:t xml:space="preserve">The number of pods must divide BOTH 24 and 36 evenly.</w:t>
+            </w:r>
+          </w:p>
+          <w:p>
+            <w:pPr>
+              <w:spacing w:after="80"/>
+            </w:pPr>
+            <w:r>
+              <w:rPr>
+                <w:b/>
+                <w:bCs/>
+                <w:color w:val="12355B"/>
+                <w:sz w:val="19"/>
+                <w:szCs w:val="19"/>
+              </w:rPr>
+              <w:t xml:space="preserve">Evidence:  </w:t>
+            </w:r>
+            <w:r>
+              <w:rPr>
+                <w:sz w:val="19"/>
+                <w:szCs w:val="19"/>
+              </w:rPr>
+              <w:t xml:space="preserve">Students see the number of pods has to be a common factor of 24 and 36, so it must divide both with nothing left over, ruling out numbers that only divide one of them.</w:t>
+            </w:r>
+          </w:p>
+          <w:p>
+            <w:pPr>
+              <w:spacing w:after="80"/>
+            </w:pPr>
+            <w:r>
+              <w:rPr>
+                <w:b/>
+                <w:bCs/>
+                <w:color w:val="12355B"/>
+                <w:sz w:val="19"/>
+                <w:szCs w:val="19"/>
+              </w:rPr>
+              <w:t xml:space="preserve">Reasoning:  </w:t>
+            </w:r>
+            <w:r>
+              <w:rPr>
+                <w:sz w:val="19"/>
+                <w:szCs w:val="19"/>
+              </w:rPr>
+              <w:t xml:space="preserve">This evidence connects the definition of factor to the mathematical claim.</w:t>
+            </w:r>
+          </w:p>
+        </w:tc>
+      </w:tr>
+    </w:tbl>
+    <w:p>
+      <w:pPr>
+        <w:pStyle w:val="Heading2"/>
+        <w:spacing w:after="80" w:before="180"/>
+      </w:pPr>
+      <w:r>
+        <w:rPr>
+          <w:b/>
+          <w:bCs/>
+          <w:color w:val="12355B"/>
+          <w:sz w:val="24"/>
+          <w:szCs w:val="24"/>
+        </w:rPr>
+        <w:t xml:space="preserve">Start</w:t>
+      </w:r>
+      <w:r>
+        <w:rPr>
+          <w:i/>
+          <w:iCs/>
+          <w:color w:val="1FA6A2"/>
+          <w:sz w:val="19"/>
+          <w:szCs w:val="19"/>
+        </w:rPr>
+        <w:t xml:space="preserve">   Most language support</w:t>
+      </w:r>
+    </w:p>
+    <w:p>
+      <w:pPr>
+        <w:spacing w:after="60"/>
+      </w:pPr>
+      <w:r>
+        <w:rPr>
+          <w:color w:val="1A2733"/>
+          <w:sz w:val="21"/>
+          <w:szCs w:val="21"/>
+        </w:rPr>
+        <w:t xml:space="preserve">Complete the frames. Use the word bank.</w:t>
+      </w:r>
+      <w:r>
+        <w:rPr>
+          <w:i/>
+          <w:iCs/>
+          <w:color w:val="5F6F80"/>
+          <w:sz w:val="19"/>
+          <w:szCs w:val="19"/>
+        </w:rPr>
+        <w:br/>
+        <w:t xml:space="preserve">Completa las oraciones. Usa el banco de palabras.</w:t>
+      </w:r>
+    </w:p>
+    <w:p>
+      <w:pPr>
+        <w:spacing w:after="60"/>
+      </w:pPr>
+      <w:r>
+        <w:rPr>
+          <w:color w:val="1A2733"/>
+          <w:sz w:val="21"/>
+          <w:szCs w:val="21"/>
+        </w:rPr>
+        <w:t xml:space="preserve">The common factors are ___.</w:t>
+      </w:r>
+      <w:r>
+        <w:rPr>
+          <w:i/>
+          <w:iCs/>
+          <w:color w:val="5F6F80"/>
+          <w:sz w:val="19"/>
+          <w:szCs w:val="19"/>
+        </w:rPr>
+        <w:br/>
+        <w:t xml:space="preserve">Los factores comunes son ___.</w:t>
+      </w:r>
+    </w:p>
+    <w:p>
+      <w:pPr>
+        <w:spacing w:after="60"/>
+      </w:pPr>
+      <w:r>
+        <w:rPr>
+          <w:color w:val="1A2733"/>
+          <w:sz w:val="21"/>
+          <w:szCs w:val="21"/>
+        </w:rPr>
+        <w:t xml:space="preserve">The greatest common factor is ___ because ___.</w:t>
+      </w:r>
+      <w:r>
+        <w:rPr>
+          <w:i/>
+          <w:iCs/>
+          <w:color w:val="5F6F80"/>
+          <w:sz w:val="19"/>
+          <w:szCs w:val="19"/>
+        </w:rPr>
+        <w:br/>
+        <w:t xml:space="preserve">El máximo común divisor es ___ porque ___.</w:t>
+      </w:r>
+    </w:p>
+    <w:tbl>
+      <w:tblPr>
+        <w:tblW w:type="pct" w:w="100%"/>
+        <w:tblBorders>
+          <w:top w:val="single" w:color="C7D2DD" w:sz="6"/>
+          <w:left w:val="single" w:color="C7D2DD" w:sz="6"/>
+          <w:bottom w:val="single" w:color="C7D2DD" w:sz="6"/>
+          <w:right w:val="single" w:color="C7D2DD" w:sz="6"/>
+          <w:insideH w:val="single" w:color="auto" w:sz="4"/>
+          <w:insideV w:val="single" w:color="auto" w:sz="4"/>
+        </w:tblBorders>
+      </w:tblPr>
+      <w:tblGrid>
+        <w:gridCol w:w="100"/>
+      </w:tblGrid>
+      <w:tr>
+        <w:tc>
+          <w:tcPr>
+            <w:shd w:fill="FBF3E2" w:color="auto" w:val="clear"/>
+            <w:tcMar>
+              <w:top w:type="dxa" w:w="60"/>
+              <w:left w:type="dxa" w:w="120"/>
+              <w:bottom w:type="dxa" w:w="60"/>
+              <w:right w:type="dxa" w:w="120"/>
+            </w:tcMar>
+          </w:tcPr>
+          <w:p>
+            <w:pPr>
+              <w:spacing w:after="0" w:line="320"/>
+            </w:pPr>
+            <w:r>
+              <w:t xml:space="preserve"/>
+            </w:r>
+          </w:p>
+          <w:p>
+            <w:pPr>
+              <w:spacing w:after="0" w:line="320"/>
+            </w:pPr>
+            <w:r>
+              <w:t xml:space="preserve"/>
+            </w:r>
+          </w:p>
+          <w:p>
+            <w:pPr>
+              <w:spacing w:after="0" w:line="320"/>
+            </w:pPr>
+            <w:r>
+              <w:t xml:space="preserve"/>
+            </w:r>
+          </w:p>
+        </w:tc>
+      </w:tr>
+    </w:tbl>
+    <w:p>
+      <w:pPr>
+        <w:pStyle w:val="Heading2"/>
+        <w:spacing w:after="80" w:before="180"/>
+      </w:pPr>
+      <w:r>
+        <w:rPr>
+          <w:b/>
+          <w:bCs/>
+          <w:color w:val="12355B"/>
+          <w:sz w:val="24"/>
+          <w:szCs w:val="24"/>
+        </w:rPr>
+        <w:t xml:space="preserve">Build</w:t>
+      </w:r>
+      <w:r>
+        <w:rPr>
+          <w:i/>
+          <w:iCs/>
+          <w:color w:val="B97A12"/>
+          <w:sz w:val="19"/>
+          <w:szCs w:val="19"/>
+        </w:rPr>
+        <w:t xml:space="preserve">   Some language support</w:t>
+      </w:r>
+    </w:p>
+    <w:p>
+      <w:pPr>
+        <w:spacing w:after="60"/>
+      </w:pPr>
+      <w:r>
+        <w:rPr>
+          <w:color w:val="1A2733"/>
+          <w:sz w:val="21"/>
+          <w:szCs w:val="21"/>
+        </w:rPr>
+        <w:t xml:space="preserve">Write two connected sentences. Use because, so, or but.</w:t>
+      </w:r>
+      <w:r>
+        <w:rPr>
+          <w:i/>
+          <w:iCs/>
+          <w:color w:val="5F6F80"/>
+          <w:sz w:val="19"/>
+          <w:szCs w:val="19"/>
+        </w:rPr>
+        <w:br/>
+        <w:t xml:space="preserve">Escribe dos oraciones conectadas. Usa porque, entonces o pero.</w:t>
+      </w:r>
+    </w:p>
+    <w:p>
+      <w:pPr>
+        <w:spacing w:after="60"/>
+      </w:pPr>
+      <w:r>
+        <w:rPr>
+          <w:color w:val="1A2733"/>
+          <w:sz w:val="21"/>
+          <w:szCs w:val="21"/>
+        </w:rPr>
+        <w:t xml:space="preserve">My claim is ___.</w:t>
+      </w:r>
+      <w:r>
+        <w:rPr>
+          <w:i/>
+          <w:iCs/>
+          <w:color w:val="5F6F80"/>
+          <w:sz w:val="19"/>
+          <w:szCs w:val="19"/>
+        </w:rPr>
+        <w:br/>
+        <w:t xml:space="preserve">Mi afirmación es ___.</w:t>
+      </w:r>
+    </w:p>
+    <w:p>
+      <w:pPr>
+        <w:spacing w:after="60"/>
+      </w:pPr>
+      <w:r>
+        <w:rPr>
+          <w:color w:val="1A2733"/>
+          <w:sz w:val="21"/>
+          <w:szCs w:val="21"/>
+        </w:rPr>
+        <w:t xml:space="preserve">I know because ___.</w:t>
+      </w:r>
+      <w:r>
+        <w:rPr>
+          <w:i/>
+          <w:iCs/>
+          <w:color w:val="5F6F80"/>
+          <w:sz w:val="19"/>
+          <w:szCs w:val="19"/>
+        </w:rPr>
+        <w:br/>
+        <w:t xml:space="preserve">Lo sé porque ___.</w:t>
+      </w:r>
+    </w:p>
+    <w:p>
+      <w:pPr>
+        <w:spacing w:after="60"/>
+      </w:pPr>
+      <w:r>
+        <w:rPr>
+          <w:color w:val="1A2733"/>
+          <w:sz w:val="21"/>
+          <w:szCs w:val="21"/>
+        </w:rPr>
+        <w:t xml:space="preserve">So ___.</w:t>
+      </w:r>
+      <w:r>
+        <w:rPr>
+          <w:i/>
+          <w:iCs/>
+          <w:color w:val="5F6F80"/>
+          <w:sz w:val="19"/>
+          <w:szCs w:val="19"/>
+        </w:rPr>
+        <w:br/>
+        <w:t xml:space="preserve">Entonces ___.</w:t>
+      </w:r>
+    </w:p>
+    <w:tbl>
+      <w:tblPr>
+        <w:tblW w:type="pct" w:w="100%"/>
+        <w:tblBorders>
+          <w:top w:val="single" w:color="C7D2DD" w:sz="6"/>
+          <w:left w:val="single" w:color="C7D2DD" w:sz="6"/>
+          <w:bottom w:val="single" w:color="C7D2DD" w:sz="6"/>
+          <w:right w:val="single" w:color="C7D2DD" w:sz="6"/>
+          <w:insideH w:val="single" w:color="auto" w:sz="4"/>
+          <w:insideV w:val="single" w:color="auto" w:sz="4"/>
+        </w:tblBorders>
+      </w:tblPr>
+      <w:tblGrid>
+        <w:gridCol w:w="100"/>
+      </w:tblGrid>
+      <w:tr>
+        <w:tc>
+          <w:tcPr>
+            <w:shd w:fill="FBF3E2" w:color="auto" w:val="clear"/>
+            <w:tcMar>
+              <w:top w:type="dxa" w:w="60"/>
+              <w:left w:type="dxa" w:w="120"/>
+              <w:bottom w:type="dxa" w:w="60"/>
+              <w:right w:type="dxa" w:w="120"/>
+            </w:tcMar>
+          </w:tcPr>
+          <w:p>
+            <w:pPr>
+              <w:spacing w:after="0" w:line="320"/>
+            </w:pPr>
+            <w:r>
+              <w:t xml:space="preserve"/>
+            </w:r>
+          </w:p>
+          <w:p>
+            <w:pPr>
+              <w:spacing w:after="0" w:line="320"/>
+            </w:pPr>
+            <w:r>
+              <w:t xml:space="preserve"/>
+            </w:r>
+          </w:p>
+          <w:p>
+            <w:pPr>
+              <w:spacing w:after="0" w:line="320"/>
+            </w:pPr>
+            <w:r>
+              <w:t xml:space="preserve"/>
+            </w:r>
+          </w:p>
+        </w:tc>
+      </w:tr>
+    </w:tbl>
+    <w:p>
+      <w:pPr>
+        <w:pStyle w:val="Heading2"/>
+        <w:spacing w:after="80" w:before="180"/>
+      </w:pPr>
+      <w:r>
+        <w:rPr>
+          <w:b/>
+          <w:bCs/>
+          <w:color w:val="12355B"/>
+          <w:sz w:val="24"/>
+          <w:szCs w:val="24"/>
+        </w:rPr>
+        <w:t xml:space="preserve">Explain</w:t>
+      </w:r>
+      <w:r>
+        <w:rPr>
+          <w:i/>
+          <w:iCs/>
+          <w:color w:val="B97A12"/>
+          <w:sz w:val="19"/>
+          <w:szCs w:val="19"/>
+        </w:rPr>
+        <w:t xml:space="preserve">   Light language support</w:t>
+      </w:r>
+    </w:p>
+    <w:p>
+      <w:pPr>
+        <w:spacing w:after="60"/>
+      </w:pPr>
+      <w:r>
+        <w:rPr>
+          <w:color w:val="1A2733"/>
+          <w:sz w:val="21"/>
+          <w:szCs w:val="21"/>
+        </w:rPr>
+        <w:t xml:space="preserve">Write a claim, give math evidence, and explain your reasoning.</w:t>
+      </w:r>
+      <w:r>
+        <w:rPr>
+          <w:i/>
+          <w:iCs/>
+          <w:color w:val="5F6F80"/>
+          <w:sz w:val="19"/>
+          <w:szCs w:val="19"/>
+        </w:rPr>
+        <w:br/>
+        <w:t xml:space="preserve">Escribe una afirmación, da evidencia matemática y explica tu razonamiento.</w:t>
+      </w:r>
+    </w:p>
+    <w:p>
+      <w:pPr>
+        <w:spacing w:after="60"/>
+      </w:pPr>
+      <w:r>
+        <w:rPr>
+          <w:color w:val="1A2733"/>
+          <w:sz w:val="21"/>
+          <w:szCs w:val="21"/>
+        </w:rPr>
+        <w:t xml:space="preserve">My claim is ___.</w:t>
+      </w:r>
+      <w:r>
+        <w:rPr>
+          <w:i/>
+          <w:iCs/>
+          <w:color w:val="5F6F80"/>
+          <w:sz w:val="19"/>
+          <w:szCs w:val="19"/>
+        </w:rPr>
+        <w:br/>
+        <w:t xml:space="preserve">Mi afirmación es ___.</w:t>
+      </w:r>
+    </w:p>
+    <w:p>
+      <w:pPr>
+        <w:spacing w:after="60"/>
+      </w:pPr>
+      <w:r>
+        <w:rPr>
+          <w:color w:val="1A2733"/>
+          <w:sz w:val="21"/>
+          <w:szCs w:val="21"/>
+        </w:rPr>
+        <w:t xml:space="preserve">My math evidence is ___.</w:t>
+      </w:r>
+      <w:r>
+        <w:rPr>
+          <w:i/>
+          <w:iCs/>
+          <w:color w:val="5F6F80"/>
+          <w:sz w:val="19"/>
+          <w:szCs w:val="19"/>
+        </w:rPr>
+        <w:br/>
+        <w:t xml:space="preserve">Mi evidencia matemática es ___.</w:t>
+      </w:r>
+    </w:p>
+    <w:p>
+      <w:pPr>
+        <w:spacing w:after="60"/>
+      </w:pPr>
+      <w:r>
+        <w:rPr>
+          <w:color w:val="1A2733"/>
+          <w:sz w:val="21"/>
+          <w:szCs w:val="21"/>
+        </w:rPr>
+        <w:t xml:space="preserve">This proves ___ because ___.</w:t>
+      </w:r>
+      <w:r>
+        <w:rPr>
+          <w:i/>
+          <w:iCs/>
+          <w:color w:val="5F6F80"/>
+          <w:sz w:val="19"/>
+          <w:szCs w:val="19"/>
+        </w:rPr>
+        <w:br/>
+        <w:t xml:space="preserve">Esto demuestra ___ porque ___.</w:t>
+      </w:r>
+    </w:p>
+    <w:tbl>
+      <w:tblPr>
+        <w:tblW w:type="pct" w:w="100%"/>
+        <w:tblBorders>
+          <w:top w:val="single" w:color="C7D2DD" w:sz="6"/>
+          <w:left w:val="single" w:color="C7D2DD" w:sz="6"/>
+          <w:bottom w:val="single" w:color="C7D2DD" w:sz="6"/>
+          <w:right w:val="single" w:color="C7D2DD" w:sz="6"/>
+          <w:insideH w:val="single" w:color="auto" w:sz="4"/>
+          <w:insideV w:val="single" w:color="auto" w:sz="4"/>
+        </w:tblBorders>
+      </w:tblPr>
+      <w:tblGrid>
+        <w:gridCol w:w="100"/>
+      </w:tblGrid>
+      <w:tr>
+        <w:tc>
+          <w:tcPr>
+            <w:shd w:fill="FBF3E2" w:color="auto" w:val="clear"/>
+            <w:tcMar>
+              <w:top w:type="dxa" w:w="60"/>
+              <w:left w:type="dxa" w:w="120"/>
+              <w:bottom w:type="dxa" w:w="60"/>
+              <w:right w:type="dxa" w:w="120"/>
+            </w:tcMar>
+          </w:tcPr>
+          <w:p>
+            <w:pPr>
+              <w:spacing w:after="0" w:line="320"/>
+            </w:pPr>
+            <w:r>
+              <w:t xml:space="preserve"/>
+            </w:r>
+          </w:p>
+          <w:p>
+            <w:pPr>
+              <w:spacing w:after="0" w:line="320"/>
+            </w:pPr>
+            <w:r>
+              <w:t xml:space="preserve"/>
+            </w:r>
+          </w:p>
+          <w:p>
+            <w:pPr>
+              <w:spacing w:after="0" w:line="320"/>
+            </w:pPr>
+            <w:r>
+              <w:t xml:space="preserve"/>
+            </w:r>
+          </w:p>
+          <w:p>
+            <w:pPr>
+              <w:spacing w:after="0" w:line="320"/>
+            </w:pPr>
+            <w:r>
+              <w:t xml:space="preserve"/>
+            </w:r>
+          </w:p>
+          <w:p>
+            <w:pPr>
+              <w:spacing w:after="0" w:line="320"/>
+            </w:pPr>
+            <w:r>
+              <w:t xml:space="preserve"/>
+            </w:r>
+          </w:p>
+        </w:tc>
+      </w:tr>
+    </w:tbl>
+    <w:p>
+      <w:pPr>
+        <w:pStyle w:val="Heading2"/>
+        <w:spacing w:after="80" w:before="180"/>
+      </w:pPr>
+      <w:r>
+        <w:rPr>
+          <w:b/>
+          <w:bCs/>
+          <w:color w:val="12355B"/>
+          <w:sz w:val="24"/>
+          <w:szCs w:val="24"/>
+        </w:rPr>
+        <w:t xml:space="preserve">4. Check Your Explanation</w:t>
+      </w:r>
+      <w:r>
+        <w:rPr>
+          <w:i/>
+          <w:iCs/>
+          <w:color w:val="1FA6A2"/>
+          <w:sz w:val="19"/>
+          <w:szCs w:val="19"/>
+        </w:rPr>
+        <w:t xml:space="preserve">   five quick checks</w:t>
+      </w:r>
+    </w:p>
+    <w:p>
+      <w:pPr>
+        <w:spacing w:after="80"/>
+      </w:pPr>
+      <w:r>
+        <w:rPr>
+          <w:b/>
+          <w:bCs/>
+          <w:color w:val="1FA6A2"/>
+          <w:sz w:val="22"/>
+          <w:szCs w:val="22"/>
+        </w:rPr>
+        <w:t xml:space="preserve">☐  </w:t>
+      </w:r>
+      <w:r>
+        <w:rPr>
+          <w:sz w:val="20"/>
+          <w:szCs w:val="20"/>
+        </w:rPr>
+        <w:t xml:space="preserve">I answered the question.</w:t>
+      </w:r>
+      <w:r>
+        <w:rPr>
+          <w:i/>
+          <w:iCs/>
+          <w:color w:val="5F6F80"/>
+          <w:sz w:val="18"/>
+          <w:szCs w:val="18"/>
+        </w:rPr>
+        <w:br/>
+        <w:t xml:space="preserve">Respondí la pregunta.</w:t>
+      </w:r>
+    </w:p>
+    <w:p>
+      <w:pPr>
+        <w:spacing w:after="80"/>
+      </w:pPr>
+      <w:r>
+        <w:rPr>
+          <w:b/>
+          <w:bCs/>
+          <w:color w:val="1FA6A2"/>
+          <w:sz w:val="22"/>
+          <w:szCs w:val="22"/>
+        </w:rPr>
+        <w:t xml:space="preserve">☐  </w:t>
+      </w:r>
+      <w:r>
+        <w:rPr>
+          <w:sz w:val="20"/>
+          <w:szCs w:val="20"/>
+        </w:rPr>
+        <w:t xml:space="preserve">I used math evidence: numbers, an equation, a model, or a comparison.</w:t>
+      </w:r>
+      <w:r>
+        <w:rPr>
+          <w:i/>
+          <w:iCs/>
+          <w:color w:val="5F6F80"/>
+          <w:sz w:val="18"/>
+          <w:szCs w:val="18"/>
+        </w:rPr>
+        <w:br/>
+        <w:t xml:space="preserve">Usé evidencia matemática: números, una ecuación, un modelo o una comparación.</w:t>
+      </w:r>
+    </w:p>
+    <w:p>
+      <w:pPr>
+        <w:spacing w:after="80"/>
+      </w:pPr>
+      <w:r>
+        <w:rPr>
+          <w:b/>
+          <w:bCs/>
+          <w:color w:val="1FA6A2"/>
+          <w:sz w:val="22"/>
+          <w:szCs w:val="22"/>
+        </w:rPr>
+        <w:t xml:space="preserve">☐  </w:t>
+      </w:r>
+      <w:r>
+        <w:rPr>
+          <w:sz w:val="20"/>
+          <w:szCs w:val="20"/>
+        </w:rPr>
+        <w:t xml:space="preserve">I explained how the evidence proves my answer.</w:t>
+      </w:r>
+      <w:r>
+        <w:rPr>
+          <w:i/>
+          <w:iCs/>
+          <w:color w:val="5F6F80"/>
+          <w:sz w:val="18"/>
+          <w:szCs w:val="18"/>
+        </w:rPr>
+        <w:br/>
+        <w:t xml:space="preserve">Expliqué cómo la evidencia demuestra mi respuesta.</w:t>
+      </w:r>
+    </w:p>
+    <w:p>
+      <w:pPr>
+        <w:spacing w:after="80"/>
+      </w:pPr>
+      <w:r>
+        <w:rPr>
+          <w:b/>
+          <w:bCs/>
+          <w:color w:val="1FA6A2"/>
+          <w:sz w:val="22"/>
+          <w:szCs w:val="22"/>
+        </w:rPr>
+        <w:t xml:space="preserve">☐  </w:t>
+      </w:r>
+      <w:r>
+        <w:rPr>
+          <w:sz w:val="20"/>
+          <w:szCs w:val="20"/>
+        </w:rPr>
+        <w:t xml:space="preserve">I used at least two math words.</w:t>
+      </w:r>
+      <w:r>
+        <w:rPr>
+          <w:i/>
+          <w:iCs/>
+          <w:color w:val="5F6F80"/>
+          <w:sz w:val="18"/>
+          <w:szCs w:val="18"/>
+        </w:rPr>
+        <w:br/>
+        <w:t xml:space="preserve">Usé por lo menos dos palabras matemáticas.</w:t>
+      </w:r>
+    </w:p>
+    <w:p>
+      <w:pPr>
+        <w:spacing w:after="80"/>
+      </w:pPr>
+      <w:r>
+        <w:rPr>
+          <w:b/>
+          <w:bCs/>
+          <w:color w:val="1FA6A2"/>
+          <w:sz w:val="22"/>
+          <w:szCs w:val="22"/>
+        </w:rPr>
+        <w:t xml:space="preserve">☐  </w:t>
+      </w:r>
+      <w:r>
+        <w:rPr>
+          <w:sz w:val="20"/>
+          <w:szCs w:val="20"/>
+        </w:rPr>
+        <w:t xml:space="preserve">I reread complete sentences and punctuation.</w:t>
+      </w:r>
+      <w:r>
+        <w:rPr>
+          <w:i/>
+          <w:iCs/>
+          <w:color w:val="5F6F80"/>
+          <w:sz w:val="18"/>
+          <w:szCs w:val="18"/>
+        </w:rPr>
+        <w:br/>
+        <w:t xml:space="preserve">Volví a leer mis oraciones completas y la puntuación.</w:t>
       </w:r>
     </w:p>
     <w:p>

--- a/lessons/1-2/downloads/1-2-notes.docx
+++ b/lessons/1-2/downloads/1-2-notes.docx
@@ -366,7 +366,7 @@
           </w:p>
           <w:p>
             <w:pPr>
-              <w:spacing w:after="0"/>
+              <w:spacing w:after="40"/>
             </w:pPr>
             <w:r>
               <w:rPr>
@@ -374,6 +374,31 @@
                 <w:szCs w:val="21"/>
               </w:rPr>
               <w:t xml:space="preserve">An amount in a problem — a number with a meaning attached, like 540 meters.</w:t>
+            </w:r>
+          </w:p>
+          <w:p>
+            <w:pPr>
+              <w:spacing w:after="0"/>
+            </w:pPr>
+            <w:r>
+              <w:rPr>
+                <w:b/>
+                <w:bCs/>
+                <w:color w:val="1FA6A2"/>
+                <w:sz w:val="18"/>
+                <w:szCs w:val="18"/>
+              </w:rPr>
+              <w:t xml:space="preserve">Example:  </w:t>
+            </w:r>
+            <w:r>
+              <w:rPr>
+                <w:i/>
+                <w:iCs/>
+                <w:color w:val="5F6F80"/>
+                <w:sz w:val="18"/>
+                <w:szCs w:val="18"/>
+              </w:rPr>
+              <w:t xml:space="preserve">540 meters — the number 540 AND what it measures.</w:t>
             </w:r>
           </w:p>
         </w:tc>
@@ -434,7 +459,7 @@
                           </pic:cNvPicPr>
                         </pic:nvPicPr>
                         <pic:blipFill>
-                          <a:blip r:embed="rId9" cstate="none"/>
+                          <a:blip r:embed="rId10" cstate="none"/>
                           <a:srcRect/>
                           <a:stretch>
                             <a:fillRect/>
@@ -495,7 +520,7 @@
           </w:p>
           <w:p>
             <w:pPr>
-              <w:spacing w:after="0"/>
+              <w:spacing w:after="40"/>
             </w:pPr>
             <w:r>
               <w:rPr>
@@ -503,6 +528,31 @@
                 <w:szCs w:val="21"/>
               </w:rPr>
               <w:t xml:space="preserve">How two quantities compare or connect to each other.</w:t>
+            </w:r>
+          </w:p>
+          <w:p>
+            <w:pPr>
+              <w:spacing w:after="0"/>
+            </w:pPr>
+            <w:r>
+              <w:rPr>
+                <w:b/>
+                <w:bCs/>
+                <w:color w:val="1FA6A2"/>
+                <w:sz w:val="18"/>
+                <w:szCs w:val="18"/>
+              </w:rPr>
+              <w:t xml:space="preserve">Example:  </w:t>
+            </w:r>
+            <w:r>
+              <w:rPr>
+                <w:i/>
+                <w:iCs/>
+                <w:color w:val="5F6F80"/>
+                <w:sz w:val="18"/>
+                <w:szCs w:val="18"/>
+              </w:rPr>
+              <w:t xml:space="preserve">1 hour → 48 km, 2 hours → 96 km: as one grows, so does the other.</w:t>
             </w:r>
           </w:p>
         </w:tc>
@@ -563,7 +613,7 @@
                           </pic:cNvPicPr>
                         </pic:nvPicPr>
                         <pic:blipFill>
-                          <a:blip r:embed="rId9" cstate="none"/>
+                          <a:blip r:embed="rId11" cstate="none"/>
                           <a:srcRect/>
                           <a:stretch>
                             <a:fillRect/>
@@ -624,7 +674,7 @@
           </w:p>
           <w:p>
             <w:pPr>
-              <w:spacing w:after="0"/>
+              <w:spacing w:after="40"/>
             </w:pPr>
             <w:r>
               <w:rPr>
@@ -632,6 +682,31 @@
                 <w:szCs w:val="21"/>
               </w:rPr>
               <w:t xml:space="preserve">A plan for how to solve a problem before you start computing.</w:t>
+            </w:r>
+          </w:p>
+          <w:p>
+            <w:pPr>
+              <w:spacing w:after="0"/>
+            </w:pPr>
+            <w:r>
+              <w:rPr>
+                <w:b/>
+                <w:bCs/>
+                <w:color w:val="1FA6A2"/>
+                <w:sz w:val="18"/>
+                <w:szCs w:val="18"/>
+              </w:rPr>
+              <w:t xml:space="preserve">Example:  </w:t>
+            </w:r>
+            <w:r>
+              <w:rPr>
+                <w:i/>
+                <w:iCs/>
+                <w:color w:val="5F6F80"/>
+                <w:sz w:val="18"/>
+                <w:szCs w:val="18"/>
+              </w:rPr>
+              <w:t xml:space="preserve">“I will draw a tape diagram first, then divide” — chosen before computing.</w:t>
             </w:r>
           </w:p>
         </w:tc>
@@ -692,7 +767,7 @@
                           </pic:cNvPicPr>
                         </pic:nvPicPr>
                         <pic:blipFill>
-                          <a:blip r:embed="rId9" cstate="none"/>
+                          <a:blip r:embed="rId12" cstate="none"/>
                           <a:srcRect/>
                           <a:stretch>
                             <a:fillRect/>
@@ -753,7 +828,7 @@
           </w:p>
           <w:p>
             <w:pPr>
-              <w:spacing w:after="0"/>
+              <w:spacing w:after="40"/>
             </w:pPr>
             <w:r>
               <w:rPr>
@@ -761,6 +836,31 @@
                 <w:szCs w:val="21"/>
               </w:rPr>
               <w:t xml:space="preserve">A solution that makes sense in the context of the problem.</w:t>
+            </w:r>
+          </w:p>
+          <w:p>
+            <w:pPr>
+              <w:spacing w:after="0"/>
+            </w:pPr>
+            <w:r>
+              <w:rPr>
+                <w:b/>
+                <w:bCs/>
+                <w:color w:val="1FA6A2"/>
+                <w:sz w:val="18"/>
+                <w:szCs w:val="18"/>
+              </w:rPr>
+              <w:t xml:space="preserve">Example:  </w:t>
+            </w:r>
+            <w:r>
+              <w:rPr>
+                <w:i/>
+                <w:iCs/>
+                <w:color w:val="5F6F80"/>
+                <w:sz w:val="18"/>
+                <w:szCs w:val="18"/>
+              </w:rPr>
+              <w:t xml:space="preserve">5/6 of 540 must be under 540, so 450 is reasonable and 650 is not.</w:t>
             </w:r>
           </w:p>
         </w:tc>
@@ -821,7 +921,7 @@
                           </pic:cNvPicPr>
                         </pic:nvPicPr>
                         <pic:blipFill>
-                          <a:blip r:embed="rId9" cstate="none"/>
+                          <a:blip r:embed="rId13" cstate="none"/>
                           <a:srcRect/>
                           <a:stretch>
                             <a:fillRect/>
@@ -882,7 +982,7 @@
           </w:p>
           <w:p>
             <w:pPr>
-              <w:spacing w:after="0"/>
+              <w:spacing w:after="40"/>
             </w:pPr>
             <w:r>
               <w:rPr>
@@ -890,6 +990,31 @@
                 <w:szCs w:val="21"/>
               </w:rPr>
               <w:t xml:space="preserve">To keep working on a problem, checking your progress and adjusting your plan when you get stuck.</w:t>
+            </w:r>
+          </w:p>
+          <w:p>
+            <w:pPr>
+              <w:spacing w:after="0"/>
+            </w:pPr>
+            <w:r>
+              <w:rPr>
+                <w:b/>
+                <w:bCs/>
+                <w:color w:val="1FA6A2"/>
+                <w:sz w:val="18"/>
+                <w:szCs w:val="18"/>
+              </w:rPr>
+              <w:t xml:space="preserve">Example:  </w:t>
+            </w:r>
+            <w:r>
+              <w:rPr>
+                <w:i/>
+                <w:iCs/>
+                <w:color w:val="5F6F80"/>
+                <w:sz w:val="18"/>
+                <w:szCs w:val="18"/>
+              </w:rPr>
+              <w:t xml:space="preserve">Stuck on the tram problem → try a tape diagram instead → keep going.</w:t>
             </w:r>
           </w:p>
         </w:tc>
@@ -1014,7 +1139,7 @@
           <w:sz w:val="22"/>
           <w:szCs w:val="22"/>
         </w:rPr>
-        <w:t xml:space="preserve">__________  —  An amount in a problem — a number with a meaning attached, like 540 meters.</w:t>
+        <w:t xml:space="preserve">A number with a meaning attached, like 540 meters, is a ___.</w:t>
       </w:r>
     </w:p>
     <w:p>
@@ -1036,7 +1161,7 @@
           <w:sz w:val="22"/>
           <w:szCs w:val="22"/>
         </w:rPr>
-        <w:t xml:space="preserve">__________  —  How two quantities compare or connect to each other.</w:t>
+        <w:t xml:space="preserve">How two quantities connect or change together is a ___.</w:t>
       </w:r>
     </w:p>
     <w:p>
@@ -1058,7 +1183,7 @@
           <w:sz w:val="22"/>
           <w:szCs w:val="22"/>
         </w:rPr>
-        <w:t xml:space="preserve">__________  —  A plan for how to solve a problem before you start computing.</w:t>
+        <w:t xml:space="preserve">The plan you choose before you start computing is your ___.</w:t>
       </w:r>
     </w:p>
     <w:p>
@@ -1080,7 +1205,7 @@
           <w:sz w:val="22"/>
           <w:szCs w:val="22"/>
         </w:rPr>
-        <w:t xml:space="preserve">__________  —  A solution that makes sense in the context of the problem.</w:t>
+        <w:t xml:space="preserve">An answer that makes sense in the story of the problem is ___.</w:t>
       </w:r>
     </w:p>
     <w:p>
@@ -1102,7 +1227,7 @@
           <w:sz w:val="22"/>
           <w:szCs w:val="22"/>
         </w:rPr>
-        <w:t xml:space="preserve">__________  —  To keep working on a problem, checking your progress and adjusting your plan when you get stuck.</w:t>
+        <w:t xml:space="preserve">To keep working and change your plan when you get stuck is to ___.</w:t>
       </w:r>
     </w:p>
     <w:p>

--- a/lessons/1-2/downloads/1-2-notes.docx
+++ b/lessons/1-2/downloads/1-2-notes.docx
@@ -219,10 +219,12 @@
     <w:p>
       <w:pPr>
         <w:pStyle w:val="Heading1"/>
+        <w:keepNext/>
+        <w:keepLines/>
         <w:pBdr>
           <w:bottom w:val="single" w:color="1FA6A2" w:sz="14" w:space="6"/>
         </w:pBdr>
-        <w:spacing w:after="140" w:before="260"/>
+        <w:spacing w:after="140" w:before="300"/>
       </w:pPr>
       <w:r>
         <w:rPr>
@@ -1023,10 +1025,12 @@
     <w:p>
       <w:pPr>
         <w:pStyle w:val="Heading1"/>
+        <w:keepNext/>
+        <w:keepLines/>
         <w:pBdr>
           <w:bottom w:val="single" w:color="1FA6A2" w:sz="14" w:space="6"/>
         </w:pBdr>
-        <w:spacing w:after="140" w:before="260"/>
+        <w:spacing w:after="140" w:before="300"/>
       </w:pPr>
       <w:r>
         <w:rPr>
@@ -1122,7 +1126,8 @@
     </w:p>
     <w:p>
       <w:pPr>
-        <w:spacing w:after="120" w:before="80"/>
+        <w:keepLines/>
+        <w:spacing w:after="260" w:before="200"/>
       </w:pPr>
       <w:r>
         <w:rPr>
@@ -1139,34 +1144,27 @@
           <w:sz w:val="22"/>
           <w:szCs w:val="22"/>
         </w:rPr>
-        <w:t xml:space="preserve">A number with a meaning attached, like 540 meters, is a ___.</w:t>
-      </w:r>
-    </w:p>
-    <w:p>
-      <w:pPr>
-        <w:spacing w:after="120" w:before="80"/>
-      </w:pPr>
-      <w:r>
-        <w:rPr>
-          <w:b/>
-          <w:bCs/>
-          <w:color w:val="12355B"/>
+        <w:t xml:space="preserve">A number with a meaning attached, like 540 meters, is a </w:t>
+      </w:r>
+      <w:r>
+        <w:rPr>
           <w:sz w:val="22"/>
           <w:szCs w:val="22"/>
         </w:rPr>
-        <w:t xml:space="preserve">2.  </w:t>
+        <w:t xml:space="preserve">________________</w:t>
       </w:r>
       <w:r>
         <w:rPr>
           <w:sz w:val="22"/>
           <w:szCs w:val="22"/>
         </w:rPr>
-        <w:t xml:space="preserve">How two quantities connect or change together is a ___.</w:t>
-      </w:r>
-    </w:p>
-    <w:p>
-      <w:pPr>
-        <w:spacing w:after="120" w:before="80"/>
+        <w:t xml:space="preserve">.</w:t>
+      </w:r>
+    </w:p>
+    <w:p>
+      <w:pPr>
+        <w:keepLines/>
+        <w:spacing w:after="260" w:before="200"/>
       </w:pPr>
       <w:r>
         <w:rPr>
@@ -1176,41 +1174,34 @@
           <w:sz w:val="22"/>
           <w:szCs w:val="22"/>
         </w:rPr>
-        <w:t xml:space="preserve">3.  </w:t>
+        <w:t xml:space="preserve">2.  </w:t>
       </w:r>
       <w:r>
         <w:rPr>
           <w:sz w:val="22"/>
           <w:szCs w:val="22"/>
         </w:rPr>
-        <w:t xml:space="preserve">The plan you choose before you start computing is your ___.</w:t>
-      </w:r>
-    </w:p>
-    <w:p>
-      <w:pPr>
-        <w:spacing w:after="120" w:before="80"/>
-      </w:pPr>
-      <w:r>
-        <w:rPr>
-          <w:b/>
-          <w:bCs/>
-          <w:color w:val="12355B"/>
+        <w:t xml:space="preserve">How two quantities connect or change together is a </w:t>
+      </w:r>
+      <w:r>
+        <w:rPr>
           <w:sz w:val="22"/>
           <w:szCs w:val="22"/>
         </w:rPr>
-        <w:t xml:space="preserve">4.  </w:t>
+        <w:t xml:space="preserve">________________</w:t>
       </w:r>
       <w:r>
         <w:rPr>
           <w:sz w:val="22"/>
           <w:szCs w:val="22"/>
         </w:rPr>
-        <w:t xml:space="preserve">An answer that makes sense in the story of the problem is ___.</w:t>
-      </w:r>
-    </w:p>
-    <w:p>
-      <w:pPr>
-        <w:spacing w:after="120" w:before="80"/>
+        <w:t xml:space="preserve">.</w:t>
+      </w:r>
+    </w:p>
+    <w:p>
+      <w:pPr>
+        <w:keepLines/>
+        <w:spacing w:after="260" w:before="200"/>
       </w:pPr>
       <w:r>
         <w:rPr>
@@ -1220,24 +1211,113 @@
           <w:sz w:val="22"/>
           <w:szCs w:val="22"/>
         </w:rPr>
-        <w:t xml:space="preserve">5.  </w:t>
+        <w:t xml:space="preserve">3.  </w:t>
       </w:r>
       <w:r>
         <w:rPr>
           <w:sz w:val="22"/>
           <w:szCs w:val="22"/>
         </w:rPr>
-        <w:t xml:space="preserve">To keep working and change your plan when you get stuck is to ___.</w:t>
+        <w:t xml:space="preserve">The plan you choose before you start computing is your </w:t>
+      </w:r>
+      <w:r>
+        <w:rPr>
+          <w:sz w:val="22"/>
+          <w:szCs w:val="22"/>
+        </w:rPr>
+        <w:t xml:space="preserve">________________</w:t>
+      </w:r>
+      <w:r>
+        <w:rPr>
+          <w:sz w:val="22"/>
+          <w:szCs w:val="22"/>
+        </w:rPr>
+        <w:t xml:space="preserve">.</w:t>
+      </w:r>
+    </w:p>
+    <w:p>
+      <w:pPr>
+        <w:keepLines/>
+        <w:spacing w:after="260" w:before="200"/>
+      </w:pPr>
+      <w:r>
+        <w:rPr>
+          <w:b/>
+          <w:bCs/>
+          <w:color w:val="12355B"/>
+          <w:sz w:val="22"/>
+          <w:szCs w:val="22"/>
+        </w:rPr>
+        <w:t xml:space="preserve">4.  </w:t>
+      </w:r>
+      <w:r>
+        <w:rPr>
+          <w:sz w:val="22"/>
+          <w:szCs w:val="22"/>
+        </w:rPr>
+        <w:t xml:space="preserve">An answer that makes sense in the story of the problem is </w:t>
+      </w:r>
+      <w:r>
+        <w:rPr>
+          <w:sz w:val="22"/>
+          <w:szCs w:val="22"/>
+        </w:rPr>
+        <w:t xml:space="preserve">________________</w:t>
+      </w:r>
+      <w:r>
+        <w:rPr>
+          <w:sz w:val="22"/>
+          <w:szCs w:val="22"/>
+        </w:rPr>
+        <w:t xml:space="preserve">.</w:t>
+      </w:r>
+    </w:p>
+    <w:p>
+      <w:pPr>
+        <w:keepLines/>
+        <w:spacing w:after="260" w:before="200"/>
+      </w:pPr>
+      <w:r>
+        <w:rPr>
+          <w:b/>
+          <w:bCs/>
+          <w:color w:val="12355B"/>
+          <w:sz w:val="22"/>
+          <w:szCs w:val="22"/>
+        </w:rPr>
+        <w:t xml:space="preserve">5.  </w:t>
+      </w:r>
+      <w:r>
+        <w:rPr>
+          <w:sz w:val="22"/>
+          <w:szCs w:val="22"/>
+        </w:rPr>
+        <w:t xml:space="preserve">To keep working and change your plan when you get stuck is to </w:t>
+      </w:r>
+      <w:r>
+        <w:rPr>
+          <w:sz w:val="22"/>
+          <w:szCs w:val="22"/>
+        </w:rPr>
+        <w:t xml:space="preserve">________________</w:t>
+      </w:r>
+      <w:r>
+        <w:rPr>
+          <w:sz w:val="22"/>
+          <w:szCs w:val="22"/>
+        </w:rPr>
+        <w:t xml:space="preserve">.</w:t>
       </w:r>
     </w:p>
     <w:p>
       <w:pPr>
         <w:pStyle w:val="Heading1"/>
-        <w:pageBreakBefore/>
+        <w:keepNext/>
+        <w:keepLines/>
         <w:pBdr>
           <w:bottom w:val="single" w:color="1FA6A2" w:sz="14" w:space="6"/>
         </w:pBdr>
-        <w:spacing w:after="140" w:before="0"/>
+        <w:spacing w:after="140" w:before="300"/>
       </w:pPr>
       <w:r>
         <w:rPr>
@@ -2518,11 +2598,12 @@
     <w:p>
       <w:pPr>
         <w:pStyle w:val="Heading1"/>
-        <w:pageBreakBefore/>
+        <w:keepNext/>
+        <w:keepLines/>
         <w:pBdr>
           <w:bottom w:val="single" w:color="1FA6A2" w:sz="14" w:space="6"/>
         </w:pBdr>
-        <w:spacing w:after="140" w:before="0"/>
+        <w:spacing w:after="140" w:before="300"/>
       </w:pPr>
       <w:r>
         <w:rPr>
@@ -2797,11 +2878,12 @@
     <w:p>
       <w:pPr>
         <w:pStyle w:val="Heading1"/>
-        <w:pageBreakBefore/>
+        <w:keepNext/>
+        <w:keepLines/>
         <w:pBdr>
           <w:bottom w:val="single" w:color="1FA6A2" w:sz="14" w:space="6"/>
         </w:pBdr>
-        <w:spacing w:after="140" w:before="0"/>
+        <w:spacing w:after="140" w:before="300"/>
       </w:pPr>
       <w:r>
         <w:rPr>
@@ -3522,11 +3604,12 @@
     <w:p>
       <w:pPr>
         <w:pStyle w:val="Heading1"/>
-        <w:pageBreakBefore/>
+        <w:keepNext/>
+        <w:keepLines/>
         <w:pBdr>
           <w:bottom w:val="single" w:color="1FA6A2" w:sz="14" w:space="6"/>
         </w:pBdr>
-        <w:spacing w:after="140" w:before="0"/>
+        <w:spacing w:after="140" w:before="300"/>
       </w:pPr>
       <w:r>
         <w:rPr>
@@ -4327,11 +4410,12 @@
     <w:p>
       <w:pPr>
         <w:pStyle w:val="Heading1"/>
-        <w:pageBreakBefore/>
+        <w:keepNext/>
+        <w:keepLines/>
         <w:pBdr>
           <w:bottom w:val="single" w:color="1FA6A2" w:sz="14" w:space="6"/>
         </w:pBdr>
-        <w:spacing w:after="140" w:before="0"/>
+        <w:spacing w:after="140" w:before="300"/>
       </w:pPr>
       <w:r>
         <w:rPr>

--- a/lessons/1-2/downloads/1-2-notes.docx
+++ b/lessons/1-2/downloads/1-2-notes.docx
@@ -1330,47 +1330,6 @@
         <w:t xml:space="preserve">Write About the Math</w:t>
       </w:r>
     </w:p>
-    <w:p>
-      <w:pPr>
-        <w:spacing w:after="100"/>
-      </w:pPr>
-      <w:r>
-        <w:rPr>
-          <w:i/>
-          <w:iCs/>
-          <w:color w:val="5F6F80"/>
-          <w:sz w:val="19"/>
-          <w:szCs w:val="19"/>
-        </w:rPr>
-        <w:t xml:space="preserve">Use the support level you need. Every level answers the same math question.</w:t>
-      </w:r>
-    </w:p>
-    <w:p>
-      <w:pPr>
-        <w:pStyle w:val="Heading2"/>
-        <w:spacing w:after="80" w:before="180"/>
-      </w:pPr>
-      <w:r>
-        <w:rPr>
-          <w:b/>
-          <w:bCs/>
-          <w:color w:val="12355B"/>
-          <w:sz w:val="24"/>
-          <w:szCs w:val="24"/>
-        </w:rPr>
-        <w:t xml:space="preserve">1. Understand the Question</w:t>
-      </w:r>
-      <w:r>
-        <w:rPr>
-          <w:i/>
-          <w:iCs/>
-          <w:color w:val="B97A12"/>
-          <w:sz w:val="19"/>
-          <w:szCs w:val="19"/>
-        </w:rPr>
-        <w:t xml:space="preserve">   explain</w:t>
-      </w:r>
-    </w:p>
     <w:tbl>
       <w:tblPr>
         <w:tblW w:type="pct" w:w="100%"/>
@@ -1409,344 +1368,6 @@
               </w:rPr>
               <w:t xml:space="preserve">How can you use the relationships among the distances to choose possible values for how far Deon, Miguel, and Evelyn walked?</w:t>
             </w:r>
-          </w:p>
-          <w:p>
-            <w:pPr>
-              <w:spacing w:after="0"/>
-            </w:pPr>
-            <w:r>
-              <w:rPr>
-                <w:b/>
-                <w:bCs/>
-                <w:color w:val="12355B"/>
-                <w:sz w:val="20"/>
-                <w:szCs w:val="20"/>
-              </w:rPr>
-              <w:t xml:space="preserve">Your job:  </w:t>
-            </w:r>
-            <w:r>
-              <w:rPr>
-                <w:sz w:val="20"/>
-                <w:szCs w:val="20"/>
-              </w:rPr>
-              <w:t xml:space="preserve">Answer the question. Use math evidence. Explain how the evidence proves your answer.</w:t>
-            </w:r>
-            <w:r>
-              <w:rPr>
-                <w:i/>
-                <w:iCs/>
-                <w:color w:val="5F6F80"/>
-                <w:sz w:val="18"/>
-                <w:szCs w:val="18"/>
-              </w:rPr>
-              <w:br/>
-              <w:t xml:space="preserve">Responde la pregunta. Usa evidencia matemática. Explica cómo la evidencia demuestra tu respuesta.</w:t>
-            </w:r>
-          </w:p>
-        </w:tc>
-      </w:tr>
-    </w:tbl>
-    <w:p>
-      <w:pPr>
-        <w:pStyle w:val="Heading2"/>
-        <w:spacing w:after="80" w:before="180"/>
-      </w:pPr>
-      <w:r>
-        <w:rPr>
-          <w:b/>
-          <w:bCs/>
-          <w:color w:val="12355B"/>
-          <w:sz w:val="24"/>
-          <w:szCs w:val="24"/>
-        </w:rPr>
-        <w:t xml:space="preserve">2. Plan Your Math Words</w:t>
-      </w:r>
-      <w:r>
-        <w:rPr>
-          <w:i/>
-          <w:iCs/>
-          <w:color w:val="1FA6A2"/>
-          <w:sz w:val="19"/>
-          <w:szCs w:val="19"/>
-        </w:rPr>
-        <w:t xml:space="preserve">   check at least two</w:t>
-      </w:r>
-    </w:p>
-    <w:p>
-      <w:pPr>
-        <w:spacing w:after="60"/>
-      </w:pPr>
-      <w:r>
-        <w:rPr>
-          <w:b/>
-          <w:bCs/>
-          <w:color w:val="1FA6A2"/>
-          <w:sz w:val="22"/>
-          <w:szCs w:val="22"/>
-        </w:rPr>
-        <w:t xml:space="preserve">☐  </w:t>
-      </w:r>
-      <w:r>
-        <w:rPr>
-          <w:b/>
-          <w:bCs/>
-          <w:color w:val="12355B"/>
-          <w:sz w:val="20"/>
-          <w:szCs w:val="20"/>
-        </w:rPr>
-        <w:t xml:space="preserve">quantity — </w:t>
-      </w:r>
-      <w:r>
-        <w:rPr>
-          <w:sz w:val="20"/>
-          <w:szCs w:val="20"/>
-        </w:rPr>
-        <w:t xml:space="preserve">An amount in a problem — a number with a meaning attached, like 540 meters.</w:t>
-      </w:r>
-      <w:r>
-        <w:rPr>
-          <w:i/>
-          <w:iCs/>
-          <w:color w:val="5F6F80"/>
-          <w:sz w:val="18"/>
-          <w:szCs w:val="18"/>
-        </w:rPr>
-        <w:br/>
-        <w:t xml:space="preserve">cantidad — Una cantidad en un problema: un número con un significado, como 540 metros.</w:t>
-      </w:r>
-    </w:p>
-    <w:p>
-      <w:pPr>
-        <w:spacing w:after="60"/>
-      </w:pPr>
-      <w:r>
-        <w:rPr>
-          <w:b/>
-          <w:bCs/>
-          <w:color w:val="1FA6A2"/>
-          <w:sz w:val="22"/>
-          <w:szCs w:val="22"/>
-        </w:rPr>
-        <w:t xml:space="preserve">☐  </w:t>
-      </w:r>
-      <w:r>
-        <w:rPr>
-          <w:b/>
-          <w:bCs/>
-          <w:color w:val="12355B"/>
-          <w:sz w:val="20"/>
-          <w:szCs w:val="20"/>
-        </w:rPr>
-        <w:t xml:space="preserve">relationship — </w:t>
-      </w:r>
-      <w:r>
-        <w:rPr>
-          <w:sz w:val="20"/>
-          <w:szCs w:val="20"/>
-        </w:rPr>
-        <w:t xml:space="preserve">How two quantities compare or connect to each other.</w:t>
-      </w:r>
-      <w:r>
-        <w:rPr>
-          <w:i/>
-          <w:iCs/>
-          <w:color w:val="5F6F80"/>
-          <w:sz w:val="18"/>
-          <w:szCs w:val="18"/>
-        </w:rPr>
-        <w:br/>
-        <w:t xml:space="preserve">relación — Cómo se comparan o se conectan dos cantidades entre sí.</w:t>
-      </w:r>
-    </w:p>
-    <w:p>
-      <w:pPr>
-        <w:spacing w:after="60"/>
-      </w:pPr>
-      <w:r>
-        <w:rPr>
-          <w:b/>
-          <w:bCs/>
-          <w:color w:val="1FA6A2"/>
-          <w:sz w:val="22"/>
-          <w:szCs w:val="22"/>
-        </w:rPr>
-        <w:t xml:space="preserve">☐  </w:t>
-      </w:r>
-      <w:r>
-        <w:rPr>
-          <w:b/>
-          <w:bCs/>
-          <w:color w:val="12355B"/>
-          <w:sz w:val="20"/>
-          <w:szCs w:val="20"/>
-        </w:rPr>
-        <w:t xml:space="preserve">strategy — </w:t>
-      </w:r>
-      <w:r>
-        <w:rPr>
-          <w:sz w:val="20"/>
-          <w:szCs w:val="20"/>
-        </w:rPr>
-        <w:t xml:space="preserve">A plan for how to solve a problem before you start computing.</w:t>
-      </w:r>
-      <w:r>
-        <w:rPr>
-          <w:i/>
-          <w:iCs/>
-          <w:color w:val="5F6F80"/>
-          <w:sz w:val="18"/>
-          <w:szCs w:val="18"/>
-        </w:rPr>
-        <w:br/>
-        <w:t xml:space="preserve">estrategia — Un plan para resolver un problema antes de empezar a calcular.</w:t>
-      </w:r>
-    </w:p>
-    <w:p>
-      <w:pPr>
-        <w:spacing w:after="60"/>
-      </w:pPr>
-      <w:r>
-        <w:rPr>
-          <w:b/>
-          <w:bCs/>
-          <w:color w:val="1FA6A2"/>
-          <w:sz w:val="22"/>
-          <w:szCs w:val="22"/>
-        </w:rPr>
-        <w:t xml:space="preserve">☐  </w:t>
-      </w:r>
-      <w:r>
-        <w:rPr>
-          <w:b/>
-          <w:bCs/>
-          <w:color w:val="12355B"/>
-          <w:sz w:val="20"/>
-          <w:szCs w:val="20"/>
-        </w:rPr>
-        <w:t xml:space="preserve">reasonable — </w:t>
-      </w:r>
-      <w:r>
-        <w:rPr>
-          <w:sz w:val="20"/>
-          <w:szCs w:val="20"/>
-        </w:rPr>
-        <w:t xml:space="preserve">A solution that makes sense in the context of the problem.</w:t>
-      </w:r>
-      <w:r>
-        <w:rPr>
-          <w:i/>
-          <w:iCs/>
-          <w:color w:val="5F6F80"/>
-          <w:sz w:val="18"/>
-          <w:szCs w:val="18"/>
-        </w:rPr>
-        <w:br/>
-        <w:t xml:space="preserve">razonable — Una solución que tiene sentido en el contexto del problema.</w:t>
-      </w:r>
-    </w:p>
-    <w:p>
-      <w:pPr>
-        <w:spacing w:after="60"/>
-      </w:pPr>
-      <w:r>
-        <w:rPr>
-          <w:b/>
-          <w:bCs/>
-          <w:color w:val="1FA6A2"/>
-          <w:sz w:val="22"/>
-          <w:szCs w:val="22"/>
-        </w:rPr>
-        <w:t xml:space="preserve">☐  </w:t>
-      </w:r>
-      <w:r>
-        <w:rPr>
-          <w:b/>
-          <w:bCs/>
-          <w:color w:val="12355B"/>
-          <w:sz w:val="20"/>
-          <w:szCs w:val="20"/>
-        </w:rPr>
-        <w:t xml:space="preserve">persevere — </w:t>
-      </w:r>
-      <w:r>
-        <w:rPr>
-          <w:sz w:val="20"/>
-          <w:szCs w:val="20"/>
-        </w:rPr>
-        <w:t xml:space="preserve">To keep working on a problem, checking your progress and adjusting your plan when you get stuck.</w:t>
-      </w:r>
-      <w:r>
-        <w:rPr>
-          <w:i/>
-          <w:iCs/>
-          <w:color w:val="5F6F80"/>
-          <w:sz w:val="18"/>
-          <w:szCs w:val="18"/>
-        </w:rPr>
-        <w:br/>
-        <w:t xml:space="preserve">perseverar — Seguir trabajando en un problema, revisando tu progreso y ajustando tu plan cuando te atascas.</w:t>
-      </w:r>
-    </w:p>
-    <w:tbl>
-      <w:tblPr>
-        <w:tblW w:type="pct" w:w="100%"/>
-        <w:tblBorders>
-          <w:top w:val="single" w:color="1FA6A2" w:sz="8"/>
-          <w:left w:val="single" w:color="1FA6A2" w:sz="8"/>
-          <w:bottom w:val="single" w:color="1FA6A2" w:sz="8"/>
-          <w:right w:val="single" w:color="1FA6A2" w:sz="8"/>
-          <w:insideH w:val="single" w:color="auto" w:sz="4"/>
-          <w:insideV w:val="single" w:color="auto" w:sz="4"/>
-        </w:tblBorders>
-      </w:tblPr>
-      <w:tblGrid>
-        <w:gridCol w:w="100"/>
-      </w:tblGrid>
-      <w:tr>
-        <w:tc>
-          <w:tcPr>
-            <w:shd w:fill="F7FFFD" w:color="auto" w:val="clear"/>
-            <w:tcMar>
-              <w:top w:type="dxa" w:w="120"/>
-              <w:left w:type="dxa" w:w="180"/>
-              <w:bottom w:type="dxa" w:w="120"/>
-              <w:right w:type="dxa" w:w="180"/>
-            </w:tcMar>
-          </w:tcPr>
-          <w:p>
-            <w:pPr>
-              <w:spacing w:after="50"/>
-            </w:pPr>
-            <w:r>
-              <w:rPr>
-                <w:b/>
-                <w:bCs/>
-                <w:color w:val="1FA6A2"/>
-                <w:sz w:val="20"/>
-                <w:szCs w:val="20"/>
-              </w:rPr>
-              <w:t xml:space="preserve">Say it first:  </w:t>
-            </w:r>
-            <w:r>
-              <w:rPr>
-                <w:sz w:val="20"/>
-                <w:szCs w:val="20"/>
-              </w:rPr>
-              <w:t xml:space="preserve">Say your idea to a partner or quietly to yourself before you write.</w:t>
-            </w:r>
-          </w:p>
-          <w:p>
-            <w:pPr>
-              <w:spacing w:after="60"/>
-            </w:pPr>
-            <w:r>
-              <w:rPr>
-                <w:color w:val="1A2733"/>
-                <w:sz w:val="21"/>
-                <w:szCs w:val="21"/>
-              </w:rPr>
-              <w:t xml:space="preserve">Pick a distance for Miguel. Then choose a distance for Deon that is ___ than Miguel's and a distance for Evelyn that is ___ than Miguel's, and explain how you ___ that your three values work.</w:t>
-            </w:r>
             <w:r>
               <w:rPr>
                 <w:i/>
@@ -1756,7 +1377,7 @@
                 <w:szCs w:val="19"/>
               </w:rPr>
               <w:br/>
-              <w:t xml:space="preserve">Di tu respuesta primero: Mi respuesta es ___ porque ___.</w:t>
+              <w:t xml:space="preserve">¿Cómo puedes usar las relaciones entre las distancias para escoger valores posibles de cuánto caminaron Deon, Miguel y Evelyn?</w:t>
             </w:r>
           </w:p>
         </w:tc>
@@ -1764,28 +1385,192 @@
     </w:tbl>
     <w:p>
       <w:pPr>
-        <w:pStyle w:val="Heading2"/>
-        <w:spacing w:after="80" w:before="180"/>
-      </w:pPr>
-      <w:r>
-        <w:rPr>
-          <w:b/>
-          <w:bCs/>
-          <w:color w:val="12355B"/>
-          <w:sz w:val="24"/>
-          <w:szCs w:val="24"/>
-        </w:rPr>
-        <w:t xml:space="preserve">3. Build Your Explanation</w:t>
-      </w:r>
+        <w:spacing w:after="100"/>
+      </w:pPr>
       <w:r>
         <w:rPr>
           <w:i/>
           <w:iCs/>
-          <w:color w:val="B97A12"/>
+          <w:color w:val="5F6F80"/>
           <w:sz w:val="19"/>
           <w:szCs w:val="19"/>
         </w:rPr>
-        <w:t xml:space="preserve">   choose your support</w:t>
+        <w:t xml:space="preserve">Say your answer to a partner first. Then write it, using at least two of these words:</w:t>
+      </w:r>
+    </w:p>
+    <w:p>
+      <w:pPr>
+        <w:spacing w:after="40"/>
+      </w:pPr>
+      <w:r>
+        <w:rPr>
+          <w:b/>
+          <w:bCs/>
+          <w:color w:val="1FA6A2"/>
+          <w:sz w:val="22"/>
+          <w:szCs w:val="22"/>
+        </w:rPr>
+        <w:t xml:space="preserve">☐  </w:t>
+      </w:r>
+      <w:r>
+        <w:rPr>
+          <w:b/>
+          <w:bCs/>
+          <w:color w:val="12355B"/>
+          <w:sz w:val="20"/>
+          <w:szCs w:val="20"/>
+        </w:rPr>
+        <w:t xml:space="preserve">quantity</w:t>
+      </w:r>
+      <w:r>
+        <w:rPr>
+          <w:i/>
+          <w:iCs/>
+          <w:color w:val="5F6F80"/>
+          <w:sz w:val="18"/>
+          <w:szCs w:val="18"/>
+        </w:rPr>
+        <w:t xml:space="preserve">  ·  cantidad</w:t>
+      </w:r>
+    </w:p>
+    <w:p>
+      <w:pPr>
+        <w:spacing w:after="40"/>
+      </w:pPr>
+      <w:r>
+        <w:rPr>
+          <w:b/>
+          <w:bCs/>
+          <w:color w:val="1FA6A2"/>
+          <w:sz w:val="22"/>
+          <w:szCs w:val="22"/>
+        </w:rPr>
+        <w:t xml:space="preserve">☐  </w:t>
+      </w:r>
+      <w:r>
+        <w:rPr>
+          <w:b/>
+          <w:bCs/>
+          <w:color w:val="12355B"/>
+          <w:sz w:val="20"/>
+          <w:szCs w:val="20"/>
+        </w:rPr>
+        <w:t xml:space="preserve">relationship</w:t>
+      </w:r>
+      <w:r>
+        <w:rPr>
+          <w:i/>
+          <w:iCs/>
+          <w:color w:val="5F6F80"/>
+          <w:sz w:val="18"/>
+          <w:szCs w:val="18"/>
+        </w:rPr>
+        <w:t xml:space="preserve">  ·  relación</w:t>
+      </w:r>
+    </w:p>
+    <w:p>
+      <w:pPr>
+        <w:spacing w:after="40"/>
+      </w:pPr>
+      <w:r>
+        <w:rPr>
+          <w:b/>
+          <w:bCs/>
+          <w:color w:val="1FA6A2"/>
+          <w:sz w:val="22"/>
+          <w:szCs w:val="22"/>
+        </w:rPr>
+        <w:t xml:space="preserve">☐  </w:t>
+      </w:r>
+      <w:r>
+        <w:rPr>
+          <w:b/>
+          <w:bCs/>
+          <w:color w:val="12355B"/>
+          <w:sz w:val="20"/>
+          <w:szCs w:val="20"/>
+        </w:rPr>
+        <w:t xml:space="preserve">strategy</w:t>
+      </w:r>
+      <w:r>
+        <w:rPr>
+          <w:i/>
+          <w:iCs/>
+          <w:color w:val="5F6F80"/>
+          <w:sz w:val="18"/>
+          <w:szCs w:val="18"/>
+        </w:rPr>
+        <w:t xml:space="preserve">  ·  estrategia</w:t>
+      </w:r>
+    </w:p>
+    <w:p>
+      <w:pPr>
+        <w:spacing w:after="40"/>
+      </w:pPr>
+      <w:r>
+        <w:rPr>
+          <w:b/>
+          <w:bCs/>
+          <w:color w:val="1FA6A2"/>
+          <w:sz w:val="22"/>
+          <w:szCs w:val="22"/>
+        </w:rPr>
+        <w:t xml:space="preserve">☐  </w:t>
+      </w:r>
+      <w:r>
+        <w:rPr>
+          <w:b/>
+          <w:bCs/>
+          <w:color w:val="12355B"/>
+          <w:sz w:val="20"/>
+          <w:szCs w:val="20"/>
+        </w:rPr>
+        <w:t xml:space="preserve">reasonable</w:t>
+      </w:r>
+      <w:r>
+        <w:rPr>
+          <w:i/>
+          <w:iCs/>
+          <w:color w:val="5F6F80"/>
+          <w:sz w:val="18"/>
+          <w:szCs w:val="18"/>
+        </w:rPr>
+        <w:t xml:space="preserve">  ·  razonable</w:t>
+      </w:r>
+    </w:p>
+    <w:p>
+      <w:pPr>
+        <w:spacing w:after="40"/>
+      </w:pPr>
+      <w:r>
+        <w:rPr>
+          <w:b/>
+          <w:bCs/>
+          <w:color w:val="1FA6A2"/>
+          <w:sz w:val="22"/>
+          <w:szCs w:val="22"/>
+        </w:rPr>
+        <w:t xml:space="preserve">☐  </w:t>
+      </w:r>
+      <w:r>
+        <w:rPr>
+          <w:b/>
+          <w:bCs/>
+          <w:color w:val="12355B"/>
+          <w:sz w:val="20"/>
+          <w:szCs w:val="20"/>
+        </w:rPr>
+        <w:t xml:space="preserve">persevere</w:t>
+      </w:r>
+      <w:r>
+        <w:rPr>
+          <w:i/>
+          <w:iCs/>
+          <w:color w:val="5F6F80"/>
+          <w:sz w:val="18"/>
+          <w:szCs w:val="18"/>
+        </w:rPr>
+        <w:t xml:space="preserve">  ·  perseverar</w:t>
       </w:r>
     </w:p>
     <w:tbl>
@@ -1816,21 +1601,6 @@
           </w:tcPr>
           <w:p>
             <w:pPr>
-              <w:spacing w:after="50"/>
-            </w:pPr>
-            <w:r>
-              <w:rPr>
-                <w:i/>
-                <w:iCs/>
-                <w:color w:val="5F6F80"/>
-                <w:sz w:val="19"/>
-                <w:szCs w:val="19"/>
-              </w:rPr>
-              <w:t xml:space="preserve">This model shows the parts of an explanation. It does not answer your writing question.</w:t>
-            </w:r>
-          </w:p>
-          <w:p>
-            <w:pPr>
               <w:spacing w:after="80"/>
             </w:pPr>
             <w:r>
@@ -1841,58 +1611,14 @@
                 <w:sz w:val="19"/>
                 <w:szCs w:val="19"/>
               </w:rPr>
-              <w:t xml:space="preserve">Claim:  </w:t>
+              <w:t xml:space="preserve">Model:  </w:t>
             </w:r>
             <w:r>
               <w:rPr>
                 <w:sz w:val="19"/>
                 <w:szCs w:val="19"/>
               </w:rPr>
-              <w:t xml:space="preserve">The lesson's warm-up decomposes 105.76 several different ways, and each decomposition must sum back to 105.76.</w:t>
-            </w:r>
-          </w:p>
-          <w:p>
-            <w:pPr>
-              <w:spacing w:after="80"/>
-            </w:pPr>
-            <w:r>
-              <w:rPr>
-                <w:b/>
-                <w:bCs/>
-                <w:color w:val="12355B"/>
-                <w:sz w:val="19"/>
-                <w:szCs w:val="19"/>
-              </w:rPr>
-              <w:t xml:space="preserve">Evidence:  </w:t>
-            </w:r>
-            <w:r>
-              <w:rPr>
-                <w:sz w:val="19"/>
-                <w:szCs w:val="19"/>
-              </w:rPr>
-              <w:t xml:space="preserve">A strong answer explains that each digit must land in its correct place value so the parts add back to exactly 105.76. A weak answer just says '100 and 5.76 are parts' without checking they sum correctly.</w:t>
-            </w:r>
-          </w:p>
-          <w:p>
-            <w:pPr>
-              <w:spacing w:after="80"/>
-            </w:pPr>
-            <w:r>
-              <w:rPr>
-                <w:b/>
-                <w:bCs/>
-                <w:color w:val="12355B"/>
-                <w:sz w:val="19"/>
-                <w:szCs w:val="19"/>
-              </w:rPr>
-              <w:t xml:space="preserve">Reasoning:  </w:t>
-            </w:r>
-            <w:r>
-              <w:rPr>
-                <w:sz w:val="19"/>
-                <w:szCs w:val="19"/>
-              </w:rPr>
-              <w:t xml:space="preserve">This evidence connects the definition of quantity to the mathematical claim.</w:t>
+              <w:t xml:space="preserve">The lesson's warm-up decomposes 105.76 several different ways, and each decomposition must sum back to 105.76. — A strong answer explains that each digit must land in its correct place value so the parts add back to exactly 105.76. A weak answer just says '100 and 5.76 are parts' without checking they sum correctly.</w:t>
             </w:r>
           </w:p>
         </w:tc>
@@ -1971,7 +1697,7 @@
           <w:sz w:val="21"/>
           <w:szCs w:val="21"/>
         </w:rPr>
-        <w:t xml:space="preserve">My answer is ___.</w:t>
+        <w:t xml:space="preserve">My answer is ___ because ___.</w:t>
       </w:r>
       <w:r>
         <w:rPr>
@@ -1982,7 +1708,7 @@
           <w:szCs w:val="19"/>
         </w:rPr>
         <w:br/>
-        <w:t xml:space="preserve">Mi respuesta es ___.</w:t>
+        <w:t xml:space="preserve">Mi respuesta es ___ porque ___.</w:t>
       </w:r>
     </w:p>
     <w:tbl>
@@ -2122,7 +1848,7 @@
           <w:sz w:val="21"/>
           <w:szCs w:val="21"/>
         </w:rPr>
-        <w:t xml:space="preserve">I know because ___.</w:t>
+        <w:t xml:space="preserve">My evidence is ___, so ___.</w:t>
       </w:r>
       <w:r>
         <w:rPr>
@@ -2133,31 +1859,7 @@
           <w:szCs w:val="19"/>
         </w:rPr>
         <w:br/>
-        <w:t xml:space="preserve">Lo sé porque ___.</w:t>
-      </w:r>
-    </w:p>
-    <w:p>
-      <w:pPr>
-        <w:spacing w:after="60"/>
-      </w:pPr>
-      <w:r>
-        <w:rPr>
-          <w:color w:val="1A2733"/>
-          <w:sz w:val="21"/>
-          <w:szCs w:val="21"/>
-        </w:rPr>
-        <w:t xml:space="preserve">So ___.</w:t>
-      </w:r>
-      <w:r>
-        <w:rPr>
-          <w:i/>
-          <w:iCs/>
-          <w:color w:val="5F6F80"/>
-          <w:sz w:val="19"/>
-          <w:szCs w:val="19"/>
-        </w:rPr>
-        <w:br/>
-        <w:t xml:space="preserve">Entonces ___.</w:t>
+        <w:t xml:space="preserve">Mi evidencia es ___, entonces ___.</w:t>
       </w:r>
     </w:p>
     <w:tbl>
@@ -2263,78 +1965,6 @@
         <w:t xml:space="preserve">Escribe una afirmación, da evidencia matemática y explica tu razonamiento.</w:t>
       </w:r>
     </w:p>
-    <w:p>
-      <w:pPr>
-        <w:spacing w:after="60"/>
-      </w:pPr>
-      <w:r>
-        <w:rPr>
-          <w:color w:val="1A2733"/>
-          <w:sz w:val="21"/>
-          <w:szCs w:val="21"/>
-        </w:rPr>
-        <w:t xml:space="preserve">My claim is ___.</w:t>
-      </w:r>
-      <w:r>
-        <w:rPr>
-          <w:i/>
-          <w:iCs/>
-          <w:color w:val="5F6F80"/>
-          <w:sz w:val="19"/>
-          <w:szCs w:val="19"/>
-        </w:rPr>
-        <w:br/>
-        <w:t xml:space="preserve">Mi afirmación es ___.</w:t>
-      </w:r>
-    </w:p>
-    <w:p>
-      <w:pPr>
-        <w:spacing w:after="60"/>
-      </w:pPr>
-      <w:r>
-        <w:rPr>
-          <w:color w:val="1A2733"/>
-          <w:sz w:val="21"/>
-          <w:szCs w:val="21"/>
-        </w:rPr>
-        <w:t xml:space="preserve">My math evidence is ___.</w:t>
-      </w:r>
-      <w:r>
-        <w:rPr>
-          <w:i/>
-          <w:iCs/>
-          <w:color w:val="5F6F80"/>
-          <w:sz w:val="19"/>
-          <w:szCs w:val="19"/>
-        </w:rPr>
-        <w:br/>
-        <w:t xml:space="preserve">Mi evidencia matemática es ___.</w:t>
-      </w:r>
-    </w:p>
-    <w:p>
-      <w:pPr>
-        <w:spacing w:after="60"/>
-      </w:pPr>
-      <w:r>
-        <w:rPr>
-          <w:color w:val="1A2733"/>
-          <w:sz w:val="21"/>
-          <w:szCs w:val="21"/>
-        </w:rPr>
-        <w:t xml:space="preserve">This proves ___ because ___.</w:t>
-      </w:r>
-      <w:r>
-        <w:rPr>
-          <w:i/>
-          <w:iCs/>
-          <w:color w:val="5F6F80"/>
-          <w:sz w:val="19"/>
-          <w:szCs w:val="19"/>
-        </w:rPr>
-        <w:br/>
-        <w:t xml:space="preserve">Esto demuestra ___ porque ___.</w:t>
-      </w:r>
-    </w:p>
     <w:tbl>
       <w:tblPr>
         <w:tblW w:type="pct" w:w="100%"/>
@@ -2417,7 +2047,7 @@
           <w:sz w:val="24"/>
           <w:szCs w:val="24"/>
         </w:rPr>
-        <w:t xml:space="preserve">4. Check Your Explanation</w:t>
+        <w:t xml:space="preserve">Check Your Explanation</w:t>
       </w:r>
       <w:r>
         <w:rPr>
@@ -2427,7 +2057,7 @@
           <w:sz w:val="19"/>
           <w:szCs w:val="19"/>
         </w:rPr>
-        <w:t xml:space="preserve">   five quick checks</w:t>
+        <w:t xml:space="preserve">   three quick checks</w:t>
       </w:r>
     </w:p>
     <w:p>
@@ -2451,17 +2081,6 @@
         </w:rPr>
         <w:t xml:space="preserve">I answered the question.</w:t>
       </w:r>
-      <w:r>
-        <w:rPr>
-          <w:i/>
-          <w:iCs/>
-          <w:color w:val="5F6F80"/>
-          <w:sz w:val="18"/>
-          <w:szCs w:val="18"/>
-        </w:rPr>
-        <w:br/>
-        <w:t xml:space="preserve">Respondí la pregunta.</w:t>
-      </w:r>
     </w:p>
     <w:p>
       <w:pPr>
@@ -2482,18 +2101,7 @@
           <w:sz w:val="20"/>
           <w:szCs w:val="20"/>
         </w:rPr>
-        <w:t xml:space="preserve">I used math evidence: numbers, an equation, a model, or a comparison.</w:t>
-      </w:r>
-      <w:r>
-        <w:rPr>
-          <w:i/>
-          <w:iCs/>
-          <w:color w:val="5F6F80"/>
-          <w:sz w:val="18"/>
-          <w:szCs w:val="18"/>
-        </w:rPr>
-        <w:br/>
-        <w:t xml:space="preserve">Usé evidencia matemática: números, una ecuación, un modelo o una comparación.</w:t>
+        <w:t xml:space="preserve">I used math evidence: numbers, an equation, or a model.</w:t>
       </w:r>
     </w:p>
     <w:p>
@@ -2515,84 +2123,7 @@
           <w:sz w:val="20"/>
           <w:szCs w:val="20"/>
         </w:rPr>
-        <w:t xml:space="preserve">I explained how the evidence proves my answer.</w:t>
-      </w:r>
-      <w:r>
-        <w:rPr>
-          <w:i/>
-          <w:iCs/>
-          <w:color w:val="5F6F80"/>
-          <w:sz w:val="18"/>
-          <w:szCs w:val="18"/>
-        </w:rPr>
-        <w:br/>
-        <w:t xml:space="preserve">Expliqué cómo la evidencia demuestra mi respuesta.</w:t>
-      </w:r>
-    </w:p>
-    <w:p>
-      <w:pPr>
-        <w:spacing w:after="80"/>
-      </w:pPr>
-      <w:r>
-        <w:rPr>
-          <w:b/>
-          <w:bCs/>
-          <w:color w:val="1FA6A2"/>
-          <w:sz w:val="22"/>
-          <w:szCs w:val="22"/>
-        </w:rPr>
-        <w:t xml:space="preserve">☐  </w:t>
-      </w:r>
-      <w:r>
-        <w:rPr>
-          <w:sz w:val="20"/>
-          <w:szCs w:val="20"/>
-        </w:rPr>
         <w:t xml:space="preserve">I used at least two math words.</w:t>
-      </w:r>
-      <w:r>
-        <w:rPr>
-          <w:i/>
-          <w:iCs/>
-          <w:color w:val="5F6F80"/>
-          <w:sz w:val="18"/>
-          <w:szCs w:val="18"/>
-        </w:rPr>
-        <w:br/>
-        <w:t xml:space="preserve">Usé por lo menos dos palabras matemáticas.</w:t>
-      </w:r>
-    </w:p>
-    <w:p>
-      <w:pPr>
-        <w:spacing w:after="80"/>
-      </w:pPr>
-      <w:r>
-        <w:rPr>
-          <w:b/>
-          <w:bCs/>
-          <w:color w:val="1FA6A2"/>
-          <w:sz w:val="22"/>
-          <w:szCs w:val="22"/>
-        </w:rPr>
-        <w:t xml:space="preserve">☐  </w:t>
-      </w:r>
-      <w:r>
-        <w:rPr>
-          <w:sz w:val="20"/>
-          <w:szCs w:val="20"/>
-        </w:rPr>
-        <w:t xml:space="preserve">I reread complete sentences and punctuation.</w:t>
-      </w:r>
-      <w:r>
-        <w:rPr>
-          <w:i/>
-          <w:iCs/>
-          <w:color w:val="5F6F80"/>
-          <w:sz w:val="18"/>
-          <w:szCs w:val="18"/>
-        </w:rPr>
-        <w:br/>
-        <w:t xml:space="preserve">Volví a leer mis oraciones completas y la puntuación.</w:t>
       </w:r>
     </w:p>
     <w:p>
